--- a/DAWII-4697-EvaluacionES-T6EO.docx
+++ b/DAWII-4697-EvaluacionES-T6EO.docx
@@ -596,7 +596,27 @@
                 <w:sz w:val="22"/>
                 <w:szCs w:val="22"/>
               </w:rPr>
-              <w:t>OSCAR EDUARDO CARRILLO BAUTISTA I202501166</w:t>
+              <w:t xml:space="preserve">OSCAR EDUARDO CARRILLO BAUTISTA </w:t>
+            </w:r>
+            <w:r>
+              <w:rPr>
+                <w:rFonts w:ascii="Calibri" w:hAnsi="Calibri" w:cs="Calibri"/>
+                <w:b w:val="1"/>
+                <w:bCs w:val="1"/>
+                <w:sz w:val="22"/>
+                <w:szCs w:val="22"/>
+              </w:rPr>
+              <w:t xml:space="preserve">- </w:t>
+            </w:r>
+            <w:r>
+              <w:rPr>
+                <w:rFonts w:ascii="Calibri" w:hAnsi="Calibri" w:cs="Calibri"/>
+                <w:b w:val="1"/>
+                <w:bCs w:val="1"/>
+                <w:sz w:val="22"/>
+                <w:szCs w:val="22"/>
+              </w:rPr>
+              <w:t>I202501166</w:t>
             </w:r>
           </w:p>
           <w:p>
@@ -622,7 +642,27 @@
                 <w:sz w:val="22"/>
                 <w:szCs w:val="22"/>
               </w:rPr>
-              <w:t>KATHERINE ROCIO SULCA ZULOAGA I202501607</w:t>
+              <w:t xml:space="preserve">KATHERINE ROCIO SULCA ZULOAGA </w:t>
+            </w:r>
+            <w:r>
+              <w:rPr>
+                <w:rFonts w:ascii="Calibri" w:hAnsi="Calibri" w:cs="Calibri"/>
+                <w:b w:val="1"/>
+                <w:bCs w:val="1"/>
+                <w:sz w:val="22"/>
+                <w:szCs w:val="22"/>
+              </w:rPr>
+              <w:t xml:space="preserve">- </w:t>
+            </w:r>
+            <w:r>
+              <w:rPr>
+                <w:rFonts w:ascii="Calibri" w:hAnsi="Calibri" w:cs="Calibri"/>
+                <w:b w:val="1"/>
+                <w:bCs w:val="1"/>
+                <w:sz w:val="22"/>
+                <w:szCs w:val="22"/>
+              </w:rPr>
+              <w:t>I202501607</w:t>
             </w:r>
           </w:p>
           <w:p>
@@ -648,7 +688,53 @@
                 <w:sz w:val="22"/>
                 <w:szCs w:val="22"/>
               </w:rPr>
-              <w:t>VIDE ANDRE ALEXANDER JIMENEZ QUISPE I202312139</w:t>
+              <w:t xml:space="preserve">VIDE ANDRE ALEXANDER JIMENEZ QUISPE </w:t>
+            </w:r>
+            <w:r>
+              <w:rPr>
+                <w:rFonts w:ascii="Calibri" w:hAnsi="Calibri" w:cs="Calibri"/>
+                <w:b w:val="1"/>
+                <w:bCs w:val="1"/>
+                <w:sz w:val="22"/>
+                <w:szCs w:val="22"/>
+              </w:rPr>
+              <w:t xml:space="preserve">- </w:t>
+            </w:r>
+            <w:r>
+              <w:rPr>
+                <w:rFonts w:ascii="Calibri" w:hAnsi="Calibri" w:cs="Calibri"/>
+                <w:b w:val="1"/>
+                <w:bCs w:val="1"/>
+                <w:sz w:val="22"/>
+                <w:szCs w:val="22"/>
+              </w:rPr>
+              <w:t>I202312139</w:t>
+            </w:r>
+          </w:p>
+          <w:p>
+            <w:pPr>
+              <w:pStyle w:val="Prrafodelista"/>
+              <w:numPr>
+                <w:ilvl w:val="0"/>
+                <w:numId w:val="23"/>
+              </w:numPr>
+              <w:rPr>
+                <w:rFonts w:ascii="Calibri" w:hAnsi="Calibri" w:cs="Calibri"/>
+                <w:b w:val="1"/>
+                <w:bCs w:val="1"/>
+                <w:sz w:val="22"/>
+                <w:szCs w:val="22"/>
+              </w:rPr>
+            </w:pPr>
+            <w:r>
+              <w:rPr>
+                <w:rFonts w:ascii="Calibri" w:hAnsi="Calibri" w:cs="Calibri"/>
+                <w:b w:val="1"/>
+                <w:bCs w:val="1"/>
+                <w:sz w:val="22"/>
+                <w:szCs w:val="22"/>
+              </w:rPr>
+              <w:t>JHONNY ANGEL PALOMINO MARCHAN - I202123368</w:t>
             </w:r>
           </w:p>
         </w:tc>

--- a/DAWII-4697-EvaluacionES-T6EO.docx
+++ b/DAWII-4697-EvaluacionES-T6EO.docx
@@ -1,6 +1,6 @@
 
 <file path=word/document.xml><?xml version="1.0" encoding="utf-8"?>
-<w:document xmlns:wpc="http://schemas.microsoft.com/office/word/2010/wordprocessingCanvas" xmlns:cx="http://schemas.microsoft.com/office/drawing/2014/chartex" xmlns:cx1="http://schemas.microsoft.com/office/drawing/2015/9/8/chartex" xmlns:cx2="http://schemas.microsoft.com/office/drawing/2015/10/21/chartex" xmlns:cx3="http://schemas.microsoft.com/office/drawing/2016/5/9/chartex" xmlns:cx4="http://schemas.microsoft.com/office/drawing/2016/5/10/chartex" xmlns:cx5="http://schemas.microsoft.com/office/drawing/2016/5/11/chartex" xmlns:cx6="http://schemas.microsoft.com/office/drawing/2016/5/12/chartex" xmlns:cx7="http://schemas.microsoft.com/office/drawing/2016/5/13/chartex" xmlns:cx8="http://schemas.microsoft.com/office/drawing/2016/5/14/chartex" xmlns:mc="http://schemas.openxmlformats.org/markup-compatibility/2006" xmlns:aink="http://schemas.microsoft.com/office/drawing/2016/ink" xmlns:am3d="http://schemas.microsoft.com/office/drawing/2017/model3d" xmlns:o="urn:schemas-microsoft-com:office:office" xmlns:oel="http://schemas.microsoft.com/office/2019/extlst" xmlns:r="http://schemas.openxmlformats.org/officeDocument/2006/relationships" xmlns:m="http://schemas.openxmlformats.org/officeDocument/2006/math" xmlns:v="urn:schemas-microsoft-com:vml" xmlns:wp14="http://schemas.microsoft.com/office/word/2010/wordprocessingDrawing" xmlns:wp="http://schemas.openxmlformats.org/drawingml/2006/wordprocessingDrawing" xmlns:w10="urn:schemas-microsoft-com:office:word" xmlns:w="http://schemas.openxmlformats.org/wordprocessingml/2006/main" xmlns:w14="http://schemas.microsoft.com/office/word/2010/wordml" xmlns:w15="http://schemas.microsoft.com/office/word/2012/wordml" xmlns:w16cex="http://schemas.microsoft.com/office/word/2018/wordml/cex" xmlns:w16cid="http://schemas.microsoft.com/office/word/2016/wordml/cid" xmlns:w16="http://schemas.microsoft.com/office/word/2018/wordml" xmlns:w16du="http://schemas.microsoft.com/office/word/2023/wordml/word16du" xmlns:w16sdtdh="http://schemas.microsoft.com/office/word/2020/wordml/sdtdatahash" xmlns:w16sdtfl="http://schemas.microsoft.com/office/word/2024/wordml/sdtformatlock" xmlns:w16se="http://schemas.microsoft.com/office/word/2015/wordml/symex" xmlns:wpg="http://schemas.microsoft.com/office/word/2010/wordprocessingGroup" xmlns:wpi="http://schemas.microsoft.com/office/word/2010/wordprocessingInk" xmlns:wne="http://schemas.microsoft.com/office/word/2006/wordml" xmlns:wps="http://schemas.microsoft.com/office/word/2010/wordprocessingShape" xmlns:a="http://schemas.openxmlformats.org/drawingml/2006/main" xmlns:pic="http://schemas.openxmlformats.org/drawingml/2006/picture" xmlns:a14="http://schemas.microsoft.com/office/drawing/2010/main" mc:Ignorable="w14 w15 w16se w16cid w16 w16cex w16sdtdh w16sdtfl w16du wp14">
+<w:document xmlns:wpc="http://schemas.microsoft.com/office/word/2010/wordprocessingCanvas" xmlns:cx="http://schemas.microsoft.com/office/drawing/2014/chartex" xmlns:cx1="http://schemas.microsoft.com/office/drawing/2015/9/8/chartex" xmlns:cx2="http://schemas.microsoft.com/office/drawing/2015/10/21/chartex" xmlns:cx3="http://schemas.microsoft.com/office/drawing/2016/5/9/chartex" xmlns:cx4="http://schemas.microsoft.com/office/drawing/2016/5/10/chartex" xmlns:cx5="http://schemas.microsoft.com/office/drawing/2016/5/11/chartex" xmlns:cx6="http://schemas.microsoft.com/office/drawing/2016/5/12/chartex" xmlns:cx7="http://schemas.microsoft.com/office/drawing/2016/5/13/chartex" xmlns:cx8="http://schemas.microsoft.com/office/drawing/2016/5/14/chartex" xmlns:mc="http://schemas.openxmlformats.org/markup-compatibility/2006" xmlns:aink="http://schemas.microsoft.com/office/drawing/2016/ink" xmlns:am3d="http://schemas.microsoft.com/office/drawing/2017/model3d" xmlns:o="urn:schemas-microsoft-com:office:office" xmlns:r="http://schemas.openxmlformats.org/officeDocument/2006/relationships" xmlns:m="http://schemas.openxmlformats.org/officeDocument/2006/math" xmlns:v="urn:schemas-microsoft-com:vml" xmlns:wp14="http://schemas.microsoft.com/office/word/2010/wordprocessingDrawing" xmlns:wp="http://schemas.openxmlformats.org/drawingml/2006/wordprocessingDrawing" xmlns:w10="urn:schemas-microsoft-com:office:word" xmlns:w="http://schemas.openxmlformats.org/wordprocessingml/2006/main" xmlns:w14="http://schemas.microsoft.com/office/word/2010/wordml" xmlns:w15="http://schemas.microsoft.com/office/word/2012/wordml" xmlns:w16cex="http://schemas.microsoft.com/office/word/2018/wordml/cex" xmlns:w16cid="http://schemas.microsoft.com/office/word/2016/wordml/cid" xmlns:w16="http://schemas.microsoft.com/office/word/2018/wordml" xmlns:w16sdtdh="http://schemas.microsoft.com/office/word/2020/wordml/sdtdatahash" xmlns:w16se="http://schemas.microsoft.com/office/word/2015/wordml/symex" xmlns:wpg="http://schemas.microsoft.com/office/word/2010/wordprocessingGroup" xmlns:wpi="http://schemas.microsoft.com/office/word/2010/wordprocessingInk" xmlns:wne="http://schemas.microsoft.com/office/word/2006/wordml" xmlns:wps="http://schemas.microsoft.com/office/word/2010/wordprocessingShape" mc:Ignorable="w14 w15 w16se w16cid w16 w16cex w16sdtdh wp14">
   <w:body>
     <w:p>
       <w:pPr>
@@ -182,14 +182,6 @@
           <w:szCs w:val="22"/>
         </w:rPr>
         <w:tab/>
-      </w:r>
-      <w:r>
-        <w:rPr>
-          <w:rFonts w:ascii="Calibri" w:hAnsi="Calibri" w:cs="Calibri"/>
-          <w:b/>
-          <w:sz w:val="22"/>
-          <w:szCs w:val="22"/>
-        </w:rPr>
         <w:t>:</w:t>
       </w:r>
       <w:r>
@@ -239,14 +231,6 @@
           <w:szCs w:val="22"/>
         </w:rPr>
         <w:tab/>
-      </w:r>
-      <w:r>
-        <w:rPr>
-          <w:rFonts w:ascii="Calibri" w:hAnsi="Calibri" w:cs="Calibri"/>
-          <w:b/>
-          <w:sz w:val="22"/>
-          <w:szCs w:val="22"/>
-        </w:rPr>
         <w:t>:</w:t>
       </w:r>
       <w:r>
@@ -256,13 +240,6 @@
           <w:szCs w:val="22"/>
         </w:rPr>
         <w:tab/>
-      </w:r>
-      <w:r>
-        <w:rPr>
-          <w:rFonts w:ascii="Calibri" w:hAnsi="Calibri" w:cs="Calibri"/>
-          <w:sz w:val="22"/>
-          <w:szCs w:val="22"/>
-        </w:rPr>
         <w:t>20</w:t>
       </w:r>
       <w:r>
@@ -298,22 +275,20 @@
         </w:tabs>
         <w:rPr>
           <w:rFonts w:ascii="Calibri" w:hAnsi="Calibri" w:cs="Calibri"/>
-          <w:b w:val="1"/>
-          <w:bCs w:val="1"/>
+          <w:b/>
+          <w:bCs/>
           <w:sz w:val="22"/>
           <w:szCs w:val="22"/>
           <w:u w:val="single"/>
-          <w:lang w:val="es-ES"/>
-        </w:rPr>
-      </w:pPr>
-      <w:r>
-        <w:rPr>
-          <w:rFonts w:ascii="Calibri" w:hAnsi="Calibri" w:cs="Calibri"/>
-          <w:b w:val="1"/>
-          <w:bCs w:val="1"/>
-          <w:sz w:val="22"/>
-          <w:szCs w:val="22"/>
-          <w:lang w:val="es-ES"/>
+        </w:rPr>
+      </w:pPr>
+      <w:r>
+        <w:rPr>
+          <w:rFonts w:ascii="Calibri" w:hAnsi="Calibri" w:cs="Calibri"/>
+          <w:b/>
+          <w:bCs/>
+          <w:sz w:val="22"/>
+          <w:szCs w:val="22"/>
         </w:rPr>
         <w:t>CICLO</w:t>
       </w:r>
@@ -323,11 +298,10 @@
       <w:r>
         <w:rPr>
           <w:rFonts w:ascii="Calibri" w:hAnsi="Calibri" w:cs="Calibri"/>
-          <w:b w:val="1"/>
-          <w:bCs w:val="1"/>
-          <w:sz w:val="22"/>
-          <w:szCs w:val="22"/>
-          <w:lang w:val="es-ES"/>
+          <w:b/>
+          <w:bCs/>
+          <w:sz w:val="22"/>
+          <w:szCs w:val="22"/>
         </w:rPr>
         <w:t>:</w:t>
       </w:r>
@@ -339,7 +313,6 @@
           <w:rFonts w:ascii="Calibri" w:hAnsi="Calibri" w:cs="Calibri"/>
           <w:sz w:val="22"/>
           <w:szCs w:val="22"/>
-          <w:lang w:val="es-ES"/>
         </w:rPr>
         <w:t>Sexto</w:t>
       </w:r>
@@ -374,14 +347,6 @@
           <w:szCs w:val="22"/>
         </w:rPr>
         <w:tab/>
-      </w:r>
-      <w:r>
-        <w:rPr>
-          <w:rFonts w:ascii="Calibri" w:hAnsi="Calibri" w:cs="Calibri"/>
-          <w:b/>
-          <w:sz w:val="22"/>
-          <w:szCs w:val="22"/>
-        </w:rPr>
         <w:t>:</w:t>
       </w:r>
       <w:r>
@@ -432,14 +397,6 @@
           <w:szCs w:val="22"/>
         </w:rPr>
         <w:tab/>
-      </w:r>
-      <w:r>
-        <w:rPr>
-          <w:rFonts w:ascii="Calibri" w:hAnsi="Calibri" w:cs="Calibri"/>
-          <w:b/>
-          <w:sz w:val="22"/>
-          <w:szCs w:val="22"/>
-        </w:rPr>
         <w:t xml:space="preserve"> </w:t>
       </w:r>
     </w:p>
@@ -473,14 +430,6 @@
           <w:szCs w:val="22"/>
         </w:rPr>
         <w:tab/>
-      </w:r>
-      <w:r>
-        <w:rPr>
-          <w:rFonts w:ascii="Calibri" w:hAnsi="Calibri" w:cs="Calibri"/>
-          <w:b/>
-          <w:sz w:val="22"/>
-          <w:szCs w:val="22"/>
-        </w:rPr>
         <w:t>:</w:t>
       </w:r>
       <w:r>
@@ -490,13 +439,6 @@
           <w:szCs w:val="22"/>
         </w:rPr>
         <w:tab/>
-      </w:r>
-      <w:r>
-        <w:rPr>
-          <w:rFonts w:ascii="Calibri" w:hAnsi="Calibri" w:cs="Calibri"/>
-          <w:sz w:val="22"/>
-          <w:szCs w:val="22"/>
-        </w:rPr>
         <w:t>180 minutos</w:t>
       </w:r>
     </w:p>
@@ -525,12 +467,12 @@
         <w:tblW w:w="0" w:type="auto"/>
         <w:tblInd w:w="108" w:type="dxa"/>
         <w:tblBorders>
-          <w:top w:val="single" w:color="auto" w:sz="4" w:space="0"/>
-          <w:left w:val="single" w:color="auto" w:sz="4" w:space="0"/>
-          <w:bottom w:val="single" w:color="auto" w:sz="4" w:space="0"/>
-          <w:right w:val="single" w:color="auto" w:sz="4" w:space="0"/>
-          <w:insideH w:val="single" w:color="auto" w:sz="4" w:space="0"/>
-          <w:insideV w:val="single" w:color="auto" w:sz="4" w:space="0"/>
+          <w:top w:val="single" w:sz="4" w:space="0" w:color="auto"/>
+          <w:left w:val="single" w:sz="4" w:space="0" w:color="auto"/>
+          <w:bottom w:val="single" w:sz="4" w:space="0" w:color="auto"/>
+          <w:right w:val="single" w:sz="4" w:space="0" w:color="auto"/>
+          <w:insideH w:val="single" w:sz="4" w:space="0" w:color="auto"/>
+          <w:insideV w:val="single" w:sz="4" w:space="0" w:color="auto"/>
         </w:tblBorders>
         <w:tblLook w:val="01E0" w:firstRow="1" w:lastRow="1" w:firstColumn="1" w:lastColumn="1" w:noHBand="0" w:noVBand="0"/>
       </w:tblPr>
@@ -544,16 +486,14 @@
         <w:tc>
           <w:tcPr>
             <w:tcW w:w="9406" w:type="dxa"/>
-            <w:tcMar/>
             <w:vAlign w:val="center"/>
           </w:tcPr>
           <w:p>
-            <w:pPr/>
             <w:r>
               <w:rPr>
                 <w:rFonts w:ascii="Calibri" w:hAnsi="Calibri" w:cs="Calibri"/>
-                <w:b w:val="1"/>
-                <w:bCs w:val="1"/>
+                <w:b/>
+                <w:bCs/>
                 <w:sz w:val="22"/>
                 <w:szCs w:val="22"/>
               </w:rPr>
@@ -565,8 +505,8 @@
             <w:r>
               <w:rPr>
                 <w:rFonts w:ascii="Calibri" w:hAnsi="Calibri" w:cs="Calibri"/>
-                <w:b w:val="1"/>
-                <w:bCs w:val="1"/>
+                <w:b/>
+                <w:bCs/>
                 <w:sz w:val="22"/>
                 <w:szCs w:val="22"/>
               </w:rPr>
@@ -578,12 +518,12 @@
               <w:pStyle w:val="Prrafodelista"/>
               <w:numPr>
                 <w:ilvl w:val="0"/>
-                <w:numId w:val="23"/>
+                <w:numId w:val="1"/>
               </w:numPr>
               <w:rPr>
                 <w:rFonts w:ascii="Calibri" w:hAnsi="Calibri" w:cs="Calibri"/>
-                <w:b w:val="1"/>
-                <w:bCs w:val="1"/>
+                <w:b/>
+                <w:bCs/>
                 <w:sz w:val="22"/>
                 <w:szCs w:val="22"/>
               </w:rPr>
@@ -591,8 +531,8 @@
             <w:r>
               <w:rPr>
                 <w:rFonts w:ascii="Calibri" w:hAnsi="Calibri" w:cs="Calibri"/>
-                <w:b w:val="1"/>
-                <w:bCs w:val="1"/>
+                <w:b/>
+                <w:bCs/>
                 <w:sz w:val="22"/>
                 <w:szCs w:val="22"/>
               </w:rPr>
@@ -601,8 +541,8 @@
             <w:r>
               <w:rPr>
                 <w:rFonts w:ascii="Calibri" w:hAnsi="Calibri" w:cs="Calibri"/>
-                <w:b w:val="1"/>
-                <w:bCs w:val="1"/>
+                <w:b/>
+                <w:bCs/>
                 <w:sz w:val="22"/>
                 <w:szCs w:val="22"/>
               </w:rPr>
@@ -611,8 +551,8 @@
             <w:r>
               <w:rPr>
                 <w:rFonts w:ascii="Calibri" w:hAnsi="Calibri" w:cs="Calibri"/>
-                <w:b w:val="1"/>
-                <w:bCs w:val="1"/>
+                <w:b/>
+                <w:bCs/>
                 <w:sz w:val="22"/>
                 <w:szCs w:val="22"/>
               </w:rPr>
@@ -624,12 +564,12 @@
               <w:pStyle w:val="Prrafodelista"/>
               <w:numPr>
                 <w:ilvl w:val="0"/>
-                <w:numId w:val="23"/>
+                <w:numId w:val="1"/>
               </w:numPr>
               <w:rPr>
                 <w:rFonts w:ascii="Calibri" w:hAnsi="Calibri" w:cs="Calibri"/>
-                <w:b w:val="1"/>
-                <w:bCs w:val="1"/>
+                <w:b/>
+                <w:bCs/>
                 <w:sz w:val="22"/>
                 <w:szCs w:val="22"/>
               </w:rPr>
@@ -637,8 +577,8 @@
             <w:r>
               <w:rPr>
                 <w:rFonts w:ascii="Calibri" w:hAnsi="Calibri" w:cs="Calibri"/>
-                <w:b w:val="1"/>
-                <w:bCs w:val="1"/>
+                <w:b/>
+                <w:bCs/>
                 <w:sz w:val="22"/>
                 <w:szCs w:val="22"/>
               </w:rPr>
@@ -647,8 +587,8 @@
             <w:r>
               <w:rPr>
                 <w:rFonts w:ascii="Calibri" w:hAnsi="Calibri" w:cs="Calibri"/>
-                <w:b w:val="1"/>
-                <w:bCs w:val="1"/>
+                <w:b/>
+                <w:bCs/>
                 <w:sz w:val="22"/>
                 <w:szCs w:val="22"/>
               </w:rPr>
@@ -657,8 +597,8 @@
             <w:r>
               <w:rPr>
                 <w:rFonts w:ascii="Calibri" w:hAnsi="Calibri" w:cs="Calibri"/>
-                <w:b w:val="1"/>
-                <w:bCs w:val="1"/>
+                <w:b/>
+                <w:bCs/>
                 <w:sz w:val="22"/>
                 <w:szCs w:val="22"/>
               </w:rPr>
@@ -670,12 +610,12 @@
               <w:pStyle w:val="Prrafodelista"/>
               <w:numPr>
                 <w:ilvl w:val="0"/>
-                <w:numId w:val="23"/>
+                <w:numId w:val="1"/>
               </w:numPr>
               <w:rPr>
                 <w:rFonts w:ascii="Calibri" w:hAnsi="Calibri" w:cs="Calibri"/>
-                <w:b w:val="1"/>
-                <w:bCs w:val="1"/>
+                <w:b/>
+                <w:bCs/>
                 <w:sz w:val="22"/>
                 <w:szCs w:val="22"/>
               </w:rPr>
@@ -683,8 +623,8 @@
             <w:r>
               <w:rPr>
                 <w:rFonts w:ascii="Calibri" w:hAnsi="Calibri" w:cs="Calibri"/>
-                <w:b w:val="1"/>
-                <w:bCs w:val="1"/>
+                <w:b/>
+                <w:bCs/>
                 <w:sz w:val="22"/>
                 <w:szCs w:val="22"/>
               </w:rPr>
@@ -693,8 +633,8 @@
             <w:r>
               <w:rPr>
                 <w:rFonts w:ascii="Calibri" w:hAnsi="Calibri" w:cs="Calibri"/>
-                <w:b w:val="1"/>
-                <w:bCs w:val="1"/>
+                <w:b/>
+                <w:bCs/>
                 <w:sz w:val="22"/>
                 <w:szCs w:val="22"/>
               </w:rPr>
@@ -703,8 +643,8 @@
             <w:r>
               <w:rPr>
                 <w:rFonts w:ascii="Calibri" w:hAnsi="Calibri" w:cs="Calibri"/>
-                <w:b w:val="1"/>
-                <w:bCs w:val="1"/>
+                <w:b/>
+                <w:bCs/>
                 <w:sz w:val="22"/>
                 <w:szCs w:val="22"/>
               </w:rPr>
@@ -716,12 +656,12 @@
               <w:pStyle w:val="Prrafodelista"/>
               <w:numPr>
                 <w:ilvl w:val="0"/>
-                <w:numId w:val="23"/>
+                <w:numId w:val="1"/>
               </w:numPr>
               <w:rPr>
                 <w:rFonts w:ascii="Calibri" w:hAnsi="Calibri" w:cs="Calibri"/>
-                <w:b w:val="1"/>
-                <w:bCs w:val="1"/>
+                <w:b/>
+                <w:bCs/>
                 <w:sz w:val="22"/>
                 <w:szCs w:val="22"/>
               </w:rPr>
@@ -729,8 +669,8 @@
             <w:r>
               <w:rPr>
                 <w:rFonts w:ascii="Calibri" w:hAnsi="Calibri" w:cs="Calibri"/>
-                <w:b w:val="1"/>
-                <w:bCs w:val="1"/>
+                <w:b/>
+                <w:bCs/>
                 <w:sz w:val="22"/>
                 <w:szCs w:val="22"/>
               </w:rPr>
@@ -823,12 +763,12 @@
       <w:tblPr>
         <w:tblW w:w="0" w:type="auto"/>
         <w:tblBorders>
-          <w:top w:val="single" w:color="auto" w:sz="4" w:space="0"/>
-          <w:left w:val="single" w:color="auto" w:sz="4" w:space="0"/>
-          <w:bottom w:val="single" w:color="auto" w:sz="4" w:space="0"/>
-          <w:right w:val="single" w:color="auto" w:sz="4" w:space="0"/>
-          <w:insideH w:val="single" w:color="auto" w:sz="4" w:space="0"/>
-          <w:insideV w:val="single" w:color="auto" w:sz="4" w:space="0"/>
+          <w:top w:val="single" w:sz="4" w:space="0" w:color="auto"/>
+          <w:left w:val="single" w:sz="4" w:space="0" w:color="auto"/>
+          <w:bottom w:val="single" w:sz="4" w:space="0" w:color="auto"/>
+          <w:right w:val="single" w:sz="4" w:space="0" w:color="auto"/>
+          <w:insideH w:val="single" w:sz="4" w:space="0" w:color="auto"/>
+          <w:insideV w:val="single" w:sz="4" w:space="0" w:color="auto"/>
         </w:tblBorders>
         <w:tblLook w:val="04A0" w:firstRow="1" w:lastRow="0" w:firstColumn="1" w:lastColumn="0" w:noHBand="0" w:noVBand="1"/>
       </w:tblPr>
@@ -937,7 +877,7 @@
       <w:pPr>
         <w:numPr>
           <w:ilvl w:val="0"/>
-          <w:numId w:val="16"/>
+          <w:numId w:val="17"/>
         </w:numPr>
         <w:jc w:val="both"/>
         <w:rPr>
@@ -983,7 +923,7 @@
       <w:pPr>
         <w:numPr>
           <w:ilvl w:val="0"/>
-          <w:numId w:val="16"/>
+          <w:numId w:val="17"/>
         </w:numPr>
         <w:jc w:val="both"/>
         <w:rPr>
@@ -1005,7 +945,7 @@
       <w:pPr>
         <w:numPr>
           <w:ilvl w:val="0"/>
-          <w:numId w:val="16"/>
+          <w:numId w:val="17"/>
         </w:numPr>
         <w:jc w:val="both"/>
         <w:rPr>
@@ -1044,7 +984,7 @@
       <w:pPr>
         <w:numPr>
           <w:ilvl w:val="0"/>
-          <w:numId w:val="16"/>
+          <w:numId w:val="17"/>
         </w:numPr>
         <w:jc w:val="both"/>
         <w:rPr>
@@ -1101,7 +1041,7 @@
       <w:pPr>
         <w:numPr>
           <w:ilvl w:val="0"/>
-          <w:numId w:val="16"/>
+          <w:numId w:val="17"/>
         </w:numPr>
         <w:jc w:val="both"/>
         <w:rPr>
@@ -1570,7 +1510,7 @@
           <w:tcPr>
             <w:tcW w:w="625" w:type="pct"/>
             <w:tcBorders>
-              <w:bottom w:val="single" w:color="auto" w:sz="4" w:space="0"/>
+              <w:bottom w:val="single" w:sz="4" w:space="0" w:color="auto"/>
             </w:tcBorders>
           </w:tcPr>
           <w:p>
@@ -1596,7 +1536,7 @@
           <w:tcPr>
             <w:tcW w:w="624" w:type="pct"/>
             <w:tcBorders>
-              <w:bottom w:val="single" w:color="auto" w:sz="4" w:space="0"/>
+              <w:bottom w:val="single" w:sz="4" w:space="0" w:color="auto"/>
             </w:tcBorders>
           </w:tcPr>
           <w:p>
@@ -1637,7 +1577,7 @@
           <w:tcPr>
             <w:tcW w:w="2413" w:type="pct"/>
             <w:tcBorders>
-              <w:bottom w:val="single" w:color="auto" w:sz="4" w:space="0"/>
+              <w:bottom w:val="single" w:sz="4" w:space="0" w:color="auto"/>
             </w:tcBorders>
           </w:tcPr>
           <w:p>
@@ -1655,7 +1595,7 @@
           <w:tcPr>
             <w:tcW w:w="625" w:type="pct"/>
             <w:tcBorders>
-              <w:bottom w:val="single" w:color="auto" w:sz="4" w:space="0"/>
+              <w:bottom w:val="single" w:sz="4" w:space="0" w:color="auto"/>
             </w:tcBorders>
           </w:tcPr>
           <w:p>
@@ -1675,7 +1615,7 @@
           <w:tcPr>
             <w:tcW w:w="625" w:type="pct"/>
             <w:tcBorders>
-              <w:bottom w:val="single" w:color="auto" w:sz="4" w:space="0"/>
+              <w:bottom w:val="single" w:sz="4" w:space="0" w:color="auto"/>
             </w:tcBorders>
           </w:tcPr>
           <w:p>
@@ -1693,7 +1633,7 @@
           <w:tcPr>
             <w:tcW w:w="624" w:type="pct"/>
             <w:tcBorders>
-              <w:bottom w:val="single" w:color="auto" w:sz="4" w:space="0"/>
+              <w:bottom w:val="single" w:sz="4" w:space="0" w:color="auto"/>
             </w:tcBorders>
           </w:tcPr>
           <w:p>
@@ -1726,7 +1666,7 @@
           <w:tcPr>
             <w:tcW w:w="2413" w:type="pct"/>
             <w:tcBorders>
-              <w:bottom w:val="single" w:color="auto" w:sz="4" w:space="0"/>
+              <w:bottom w:val="single" w:sz="4" w:space="0" w:color="auto"/>
             </w:tcBorders>
           </w:tcPr>
           <w:p>
@@ -1744,7 +1684,7 @@
           <w:tcPr>
             <w:tcW w:w="625" w:type="pct"/>
             <w:tcBorders>
-              <w:bottom w:val="single" w:color="auto" w:sz="4" w:space="0"/>
+              <w:bottom w:val="single" w:sz="4" w:space="0" w:color="auto"/>
             </w:tcBorders>
           </w:tcPr>
           <w:p>
@@ -1797,8 +1737,8 @@
           <w:tcPr>
             <w:tcW w:w="625" w:type="pct"/>
             <w:tcBorders>
-              <w:bottom w:val="single" w:color="auto" w:sz="4" w:space="0"/>
-              <w:right w:val="single" w:color="auto" w:sz="4" w:space="0"/>
+              <w:bottom w:val="single" w:sz="4" w:space="0" w:color="auto"/>
+              <w:right w:val="single" w:sz="4" w:space="0" w:color="auto"/>
             </w:tcBorders>
           </w:tcPr>
           <w:p>
@@ -2085,8 +2025,8 @@
       <w:r>
         <w:rPr>
           <w:rFonts w:ascii="Calibri" w:hAnsi="Calibri" w:cs="Calibri"/>
-          <w:b w:val="1"/>
-          <w:bCs w:val="1"/>
+          <w:b/>
+          <w:bCs/>
           <w:sz w:val="22"/>
           <w:szCs w:val="22"/>
           <w:lang w:val="es-PE"/>
@@ -2096,27 +2036,29 @@
     </w:p>
     <w:p>
       <w:pPr>
-        <w:pStyle w:val="Normal"/>
-        <w:jc w:val="both"/>
-      </w:pPr>
-      <w:r>
+        <w:jc w:val="both"/>
+      </w:pPr>
+      <w:r>
+        <w:rPr>
+          <w:noProof/>
+        </w:rPr>
         <w:drawing>
-          <wp:inline wp14:editId="06329EF1" wp14:anchorId="6CD58B09">
+          <wp:inline distT="0" distB="0" distL="0" distR="0" wp14:anchorId="6CD58B09" wp14:editId="06329EF1">
             <wp:extent cx="5400675" cy="2266950"/>
             <wp:effectExtent l="0" t="0" r="0" b="0"/>
             <wp:docPr id="1346699342" name="drawing"/>
             <wp:cNvGraphicFramePr>
-              <a:graphicFrameLocks noChangeAspect="1"/>
+              <a:graphicFrameLocks xmlns:a="http://schemas.openxmlformats.org/drawingml/2006/main" noChangeAspect="1"/>
             </wp:cNvGraphicFramePr>
-            <a:graphic>
-              <a:graphicData xmlns:a="http://schemas.openxmlformats.org/drawingml/2006/main" uri="http://schemas.openxmlformats.org/drawingml/2006/picture">
+            <a:graphic xmlns:a="http://schemas.openxmlformats.org/drawingml/2006/main">
+              <a:graphicData uri="http://schemas.openxmlformats.org/drawingml/2006/picture">
                 <pic:pic xmlns:pic="http://schemas.openxmlformats.org/drawingml/2006/picture">
                   <pic:nvPicPr>
                     <pic:cNvPr id="1346699342" name="Picture 1346699342"/>
                     <pic:cNvPicPr/>
                   </pic:nvPicPr>
                   <pic:blipFill>
-                    <a:blip xmlns:r="http://schemas.openxmlformats.org/officeDocument/2006/relationships" r:embed="rId152488831">
+                    <a:blip r:embed="rId9">
                       <a:extLst>
                         <a:ext uri="{28A0092B-C50C-407E-A947-70E740481C1C}">
                           <a14:useLocalDpi xmlns:a14="http://schemas.microsoft.com/office/drawing/2010/main"/>
@@ -2150,8 +2092,8 @@
       <w:r>
         <w:rPr>
           <w:rFonts w:ascii="Calibri" w:hAnsi="Calibri" w:cs="Calibri"/>
-          <w:b w:val="1"/>
-          <w:bCs w:val="1"/>
+          <w:b/>
+          <w:bCs/>
           <w:sz w:val="22"/>
           <w:szCs w:val="22"/>
           <w:lang w:val="es-PE"/>
@@ -2161,27 +2103,29 @@
     </w:p>
     <w:p>
       <w:pPr>
-        <w:pStyle w:val="Normal"/>
-        <w:jc w:val="both"/>
-      </w:pPr>
-      <w:r>
+        <w:jc w:val="both"/>
+      </w:pPr>
+      <w:r>
+        <w:rPr>
+          <w:noProof/>
+        </w:rPr>
         <w:drawing>
-          <wp:inline wp14:editId="08E6709A" wp14:anchorId="47CA032E">
+          <wp:inline distT="0" distB="0" distL="0" distR="0" wp14:anchorId="47CA032E" wp14:editId="08E6709A">
             <wp:extent cx="5400675" cy="4114800"/>
             <wp:effectExtent l="0" t="0" r="0" b="0"/>
             <wp:docPr id="1900101364" name="drawing"/>
             <wp:cNvGraphicFramePr>
-              <a:graphicFrameLocks noChangeAspect="1"/>
+              <a:graphicFrameLocks xmlns:a="http://schemas.openxmlformats.org/drawingml/2006/main" noChangeAspect="1"/>
             </wp:cNvGraphicFramePr>
-            <a:graphic>
-              <a:graphicData xmlns:a="http://schemas.openxmlformats.org/drawingml/2006/main" uri="http://schemas.openxmlformats.org/drawingml/2006/picture">
+            <a:graphic xmlns:a="http://schemas.openxmlformats.org/drawingml/2006/main">
+              <a:graphicData uri="http://schemas.openxmlformats.org/drawingml/2006/picture">
                 <pic:pic xmlns:pic="http://schemas.openxmlformats.org/drawingml/2006/picture">
                   <pic:nvPicPr>
                     <pic:cNvPr id="1900101364" name="Picture 1900101364"/>
                     <pic:cNvPicPr/>
                   </pic:nvPicPr>
                   <pic:blipFill>
-                    <a:blip xmlns:r="http://schemas.openxmlformats.org/officeDocument/2006/relationships" r:embed="rId1028895899">
+                    <a:blip r:embed="rId10">
                       <a:extLst>
                         <a:ext uri="{28A0092B-C50C-407E-A947-70E740481C1C}">
                           <a14:useLocalDpi xmlns:a14="http://schemas.microsoft.com/office/drawing/2010/main"/>
@@ -2210,27 +2154,30 @@
     </w:p>
     <w:p>
       <w:pPr>
-        <w:pStyle w:val="Normal"/>
-        <w:jc w:val="both"/>
-      </w:pPr>
-      <w:r>
+        <w:jc w:val="both"/>
+      </w:pPr>
+      <w:r>
+        <w:rPr>
+          <w:noProof/>
+        </w:rPr>
+        <w:lastRenderedPageBreak/>
         <w:drawing>
-          <wp:inline wp14:editId="287534A6" wp14:anchorId="29828383">
+          <wp:inline distT="0" distB="0" distL="0" distR="0" wp14:anchorId="29828383" wp14:editId="287534A6">
             <wp:extent cx="5400675" cy="3771900"/>
             <wp:effectExtent l="0" t="0" r="0" b="0"/>
             <wp:docPr id="1279882928" name="drawing"/>
             <wp:cNvGraphicFramePr>
-              <a:graphicFrameLocks noChangeAspect="1"/>
+              <a:graphicFrameLocks xmlns:a="http://schemas.openxmlformats.org/drawingml/2006/main" noChangeAspect="1"/>
             </wp:cNvGraphicFramePr>
-            <a:graphic>
-              <a:graphicData xmlns:a="http://schemas.openxmlformats.org/drawingml/2006/main" uri="http://schemas.openxmlformats.org/drawingml/2006/picture">
+            <a:graphic xmlns:a="http://schemas.openxmlformats.org/drawingml/2006/main">
+              <a:graphicData uri="http://schemas.openxmlformats.org/drawingml/2006/picture">
                 <pic:pic xmlns:pic="http://schemas.openxmlformats.org/drawingml/2006/picture">
                   <pic:nvPicPr>
                     <pic:cNvPr id="1279882928" name="Picture 1279882928"/>
                     <pic:cNvPicPr/>
                   </pic:nvPicPr>
                   <pic:blipFill>
-                    <a:blip xmlns:r="http://schemas.openxmlformats.org/officeDocument/2006/relationships" r:embed="rId461971532">
+                    <a:blip r:embed="rId11">
                       <a:extLst>
                         <a:ext uri="{28A0092B-C50C-407E-A947-70E740481C1C}">
                           <a14:useLocalDpi xmlns:a14="http://schemas.microsoft.com/office/drawing/2010/main"/>
@@ -2275,12 +2222,12 @@
         <w:tblW w:w="4590" w:type="pct"/>
         <w:tblInd w:w="761" w:type="dxa"/>
         <w:tblBorders>
-          <w:top w:val="single" w:color="auto" w:sz="4" w:space="0"/>
-          <w:left w:val="single" w:color="auto" w:sz="4" w:space="0"/>
-          <w:bottom w:val="single" w:color="auto" w:sz="4" w:space="0"/>
-          <w:right w:val="single" w:color="auto" w:sz="4" w:space="0"/>
-          <w:insideH w:val="single" w:color="auto" w:sz="4" w:space="0"/>
-          <w:insideV w:val="single" w:color="auto" w:sz="4" w:space="0"/>
+          <w:top w:val="single" w:sz="4" w:space="0" w:color="auto"/>
+          <w:left w:val="single" w:sz="4" w:space="0" w:color="auto"/>
+          <w:bottom w:val="single" w:sz="4" w:space="0" w:color="auto"/>
+          <w:right w:val="single" w:sz="4" w:space="0" w:color="auto"/>
+          <w:insideH w:val="single" w:sz="4" w:space="0" w:color="auto"/>
+          <w:insideV w:val="single" w:sz="4" w:space="0" w:color="auto"/>
         </w:tblBorders>
         <w:tblLook w:val="01E0" w:firstRow="1" w:lastRow="1" w:firstColumn="1" w:lastColumn="1" w:noHBand="0" w:noVBand="0"/>
       </w:tblPr>
@@ -2297,10 +2244,10 @@
             <w:tcW w:w="5000" w:type="pct"/>
             <w:gridSpan w:val="5"/>
             <w:tcBorders>
-              <w:top w:val="single" w:color="auto" w:sz="4" w:space="0"/>
-              <w:left w:val="single" w:color="auto" w:sz="4" w:space="0"/>
-              <w:bottom w:val="single" w:color="auto" w:sz="4" w:space="0"/>
-              <w:right w:val="single" w:color="auto" w:sz="4" w:space="0"/>
+              <w:top w:val="single" w:sz="4" w:space="0" w:color="auto"/>
+              <w:left w:val="single" w:sz="4" w:space="0" w:color="auto"/>
+              <w:bottom w:val="single" w:sz="4" w:space="0" w:color="auto"/>
+              <w:right w:val="single" w:sz="4" w:space="0" w:color="auto"/>
             </w:tcBorders>
             <w:vAlign w:val="center"/>
             <w:hideMark/>
@@ -2333,10 +2280,10 @@
           <w:tcPr>
             <w:tcW w:w="564" w:type="pct"/>
             <w:tcBorders>
-              <w:top w:val="single" w:color="auto" w:sz="4" w:space="0"/>
-              <w:left w:val="single" w:color="auto" w:sz="4" w:space="0"/>
-              <w:bottom w:val="single" w:color="auto" w:sz="4" w:space="0"/>
-              <w:right w:val="single" w:color="auto" w:sz="4" w:space="0"/>
+              <w:top w:val="single" w:sz="4" w:space="0" w:color="auto"/>
+              <w:left w:val="single" w:sz="4" w:space="0" w:color="auto"/>
+              <w:bottom w:val="single" w:sz="4" w:space="0" w:color="auto"/>
+              <w:right w:val="single" w:sz="4" w:space="0" w:color="auto"/>
             </w:tcBorders>
             <w:vAlign w:val="center"/>
             <w:hideMark/>
@@ -2366,10 +2313,10 @@
           <w:tcPr>
             <w:tcW w:w="1298" w:type="pct"/>
             <w:tcBorders>
-              <w:top w:val="single" w:color="auto" w:sz="4" w:space="0"/>
-              <w:left w:val="single" w:color="auto" w:sz="4" w:space="0"/>
-              <w:bottom w:val="single" w:color="auto" w:sz="4" w:space="0"/>
-              <w:right w:val="single" w:color="auto" w:sz="4" w:space="0"/>
+              <w:top w:val="single" w:sz="4" w:space="0" w:color="auto"/>
+              <w:left w:val="single" w:sz="4" w:space="0" w:color="auto"/>
+              <w:bottom w:val="single" w:sz="4" w:space="0" w:color="auto"/>
+              <w:right w:val="single" w:sz="4" w:space="0" w:color="auto"/>
             </w:tcBorders>
             <w:vAlign w:val="center"/>
             <w:hideMark/>
@@ -2428,10 +2375,10 @@
           <w:tcPr>
             <w:tcW w:w="1081" w:type="pct"/>
             <w:tcBorders>
-              <w:top w:val="single" w:color="auto" w:sz="4" w:space="0"/>
-              <w:left w:val="single" w:color="auto" w:sz="4" w:space="0"/>
-              <w:bottom w:val="single" w:color="auto" w:sz="4" w:space="0"/>
-              <w:right w:val="single" w:color="auto" w:sz="4" w:space="0"/>
+              <w:top w:val="single" w:sz="4" w:space="0" w:color="auto"/>
+              <w:left w:val="single" w:sz="4" w:space="0" w:color="auto"/>
+              <w:bottom w:val="single" w:sz="4" w:space="0" w:color="auto"/>
+              <w:right w:val="single" w:sz="4" w:space="0" w:color="auto"/>
             </w:tcBorders>
             <w:vAlign w:val="center"/>
             <w:hideMark/>
@@ -2490,10 +2437,10 @@
           <w:tcPr>
             <w:tcW w:w="1082" w:type="pct"/>
             <w:tcBorders>
-              <w:top w:val="single" w:color="auto" w:sz="4" w:space="0"/>
-              <w:left w:val="single" w:color="auto" w:sz="4" w:space="0"/>
-              <w:bottom w:val="single" w:color="auto" w:sz="4" w:space="0"/>
-              <w:right w:val="single" w:color="auto" w:sz="4" w:space="0"/>
+              <w:top w:val="single" w:sz="4" w:space="0" w:color="auto"/>
+              <w:left w:val="single" w:sz="4" w:space="0" w:color="auto"/>
+              <w:bottom w:val="single" w:sz="4" w:space="0" w:color="auto"/>
+              <w:right w:val="single" w:sz="4" w:space="0" w:color="auto"/>
             </w:tcBorders>
             <w:vAlign w:val="center"/>
             <w:hideMark/>
@@ -2552,10 +2499,10 @@
           <w:tcPr>
             <w:tcW w:w="975" w:type="pct"/>
             <w:tcBorders>
-              <w:top w:val="single" w:color="auto" w:sz="4" w:space="0"/>
-              <w:left w:val="single" w:color="auto" w:sz="4" w:space="0"/>
-              <w:bottom w:val="single" w:color="auto" w:sz="4" w:space="0"/>
-              <w:right w:val="single" w:color="auto" w:sz="4" w:space="0"/>
+              <w:top w:val="single" w:sz="4" w:space="0" w:color="auto"/>
+              <w:left w:val="single" w:sz="4" w:space="0" w:color="auto"/>
+              <w:bottom w:val="single" w:sz="4" w:space="0" w:color="auto"/>
+              <w:right w:val="single" w:sz="4" w:space="0" w:color="auto"/>
             </w:tcBorders>
             <w:vAlign w:val="center"/>
             <w:hideMark/>
@@ -2610,10 +2557,10 @@
           <w:tcPr>
             <w:tcW w:w="564" w:type="pct"/>
             <w:tcBorders>
-              <w:top w:val="single" w:color="auto" w:sz="4" w:space="0"/>
-              <w:left w:val="single" w:color="auto" w:sz="4" w:space="0"/>
-              <w:bottom w:val="single" w:color="auto" w:sz="4" w:space="0"/>
-              <w:right w:val="single" w:color="auto" w:sz="4" w:space="0"/>
+              <w:top w:val="single" w:sz="4" w:space="0" w:color="auto"/>
+              <w:left w:val="single" w:sz="4" w:space="0" w:color="auto"/>
+              <w:bottom w:val="single" w:sz="4" w:space="0" w:color="auto"/>
+              <w:right w:val="single" w:sz="4" w:space="0" w:color="auto"/>
             </w:tcBorders>
             <w:vAlign w:val="center"/>
             <w:hideMark/>
@@ -2647,10 +2594,10 @@
           <w:tcPr>
             <w:tcW w:w="1298" w:type="pct"/>
             <w:tcBorders>
-              <w:top w:val="single" w:color="auto" w:sz="4" w:space="0"/>
-              <w:left w:val="single" w:color="auto" w:sz="4" w:space="0"/>
-              <w:bottom w:val="single" w:color="auto" w:sz="4" w:space="0"/>
-              <w:right w:val="single" w:color="auto" w:sz="4" w:space="0"/>
+              <w:top w:val="single" w:sz="4" w:space="0" w:color="auto"/>
+              <w:left w:val="single" w:sz="4" w:space="0" w:color="auto"/>
+              <w:bottom w:val="single" w:sz="4" w:space="0" w:color="auto"/>
+              <w:right w:val="single" w:sz="4" w:space="0" w:color="auto"/>
             </w:tcBorders>
             <w:vAlign w:val="center"/>
           </w:tcPr>
@@ -2671,41 +2618,16 @@
               </w:rPr>
               <w:t>El servicio está implementado y realiza la captura de ejecución.</w:t>
             </w:r>
-            <w:r>
-              <w:rPr>
-                <w:rFonts w:asciiTheme="minorHAnsi" w:hAnsiTheme="minorHAnsi" w:cstheme="minorHAnsi"/>
-              </w:rPr>
-            </w:r>
-            <w:r>
-              <w:rPr>
-                <w:rFonts w:asciiTheme="minorHAnsi" w:hAnsiTheme="minorHAnsi" w:cstheme="minorHAnsi"/>
-              </w:rPr>
-            </w:r>
-            <w:r>
-              <w:rPr>
-                <w:rFonts w:asciiTheme="minorHAnsi" w:hAnsiTheme="minorHAnsi" w:cstheme="minorHAnsi"/>
-              </w:rPr>
-            </w:r>
-            <w:r>
-              <w:rPr>
-                <w:rFonts w:asciiTheme="minorHAnsi" w:hAnsiTheme="minorHAnsi" w:cstheme="minorHAnsi"/>
-              </w:rPr>
-            </w:r>
-            <w:r>
-              <w:rPr>
-                <w:rFonts w:asciiTheme="minorHAnsi" w:hAnsiTheme="minorHAnsi" w:cstheme="minorHAnsi"/>
-              </w:rPr>
-            </w:r>
           </w:p>
         </w:tc>
         <w:tc>
           <w:tcPr>
             <w:tcW w:w="1081" w:type="pct"/>
             <w:tcBorders>
-              <w:top w:val="single" w:color="auto" w:sz="4" w:space="0"/>
-              <w:left w:val="single" w:color="auto" w:sz="4" w:space="0"/>
-              <w:bottom w:val="single" w:color="auto" w:sz="4" w:space="0"/>
-              <w:right w:val="single" w:color="auto" w:sz="4" w:space="0"/>
+              <w:top w:val="single" w:sz="4" w:space="0" w:color="auto"/>
+              <w:left w:val="single" w:sz="4" w:space="0" w:color="auto"/>
+              <w:bottom w:val="single" w:sz="4" w:space="0" w:color="auto"/>
+              <w:right w:val="single" w:sz="4" w:space="0" w:color="auto"/>
             </w:tcBorders>
             <w:vAlign w:val="center"/>
           </w:tcPr>
@@ -2768,10 +2690,10 @@
           <w:tcPr>
             <w:tcW w:w="1082" w:type="pct"/>
             <w:tcBorders>
-              <w:top w:val="single" w:color="auto" w:sz="4" w:space="0"/>
-              <w:left w:val="single" w:color="auto" w:sz="4" w:space="0"/>
-              <w:bottom w:val="single" w:color="auto" w:sz="4" w:space="0"/>
-              <w:right w:val="single" w:color="auto" w:sz="4" w:space="0"/>
+              <w:top w:val="single" w:sz="4" w:space="0" w:color="auto"/>
+              <w:left w:val="single" w:sz="4" w:space="0" w:color="auto"/>
+              <w:bottom w:val="single" w:sz="4" w:space="0" w:color="auto"/>
+              <w:right w:val="single" w:sz="4" w:space="0" w:color="auto"/>
             </w:tcBorders>
             <w:vAlign w:val="center"/>
           </w:tcPr>
@@ -2810,10 +2732,10 @@
           <w:tcPr>
             <w:tcW w:w="975" w:type="pct"/>
             <w:tcBorders>
-              <w:top w:val="single" w:color="auto" w:sz="4" w:space="0"/>
-              <w:left w:val="single" w:color="auto" w:sz="4" w:space="0"/>
-              <w:bottom w:val="single" w:color="auto" w:sz="4" w:space="0"/>
-              <w:right w:val="single" w:color="auto" w:sz="4" w:space="0"/>
+              <w:top w:val="single" w:sz="4" w:space="0" w:color="auto"/>
+              <w:left w:val="single" w:sz="4" w:space="0" w:color="auto"/>
+              <w:bottom w:val="single" w:sz="4" w:space="0" w:color="auto"/>
+              <w:right w:val="single" w:sz="4" w:space="0" w:color="auto"/>
             </w:tcBorders>
             <w:vAlign w:val="center"/>
           </w:tcPr>
@@ -2957,7 +2879,7 @@
         <w:pStyle w:val="Prrafodelista"/>
         <w:numPr>
           <w:ilvl w:val="0"/>
-          <w:numId w:val="16"/>
+          <w:numId w:val="17"/>
         </w:numPr>
         <w:jc w:val="both"/>
         <w:rPr>
@@ -3087,8 +3009,8 @@
       <w:r>
         <w:rPr>
           <w:rFonts w:ascii="Calibri" w:hAnsi="Calibri" w:cs="Calibri"/>
-          <w:b w:val="1"/>
-          <w:bCs w:val="1"/>
+          <w:b/>
+          <w:bCs/>
           <w:sz w:val="22"/>
           <w:szCs w:val="22"/>
           <w:lang w:val="es-PE"/>
@@ -3152,27 +3074,30 @@
     </w:p>
     <w:p>
       <w:pPr>
-        <w:pStyle w:val="Normal"/>
-        <w:jc w:val="both"/>
-      </w:pPr>
-      <w:r>
+        <w:jc w:val="both"/>
+      </w:pPr>
+      <w:r>
+        <w:rPr>
+          <w:noProof/>
+        </w:rPr>
+        <w:lastRenderedPageBreak/>
         <w:drawing>
-          <wp:inline wp14:editId="02E017D6" wp14:anchorId="007DA3D9">
+          <wp:inline distT="0" distB="0" distL="0" distR="0" wp14:anchorId="007DA3D9" wp14:editId="02E017D6">
             <wp:extent cx="5400675" cy="1638300"/>
             <wp:effectExtent l="0" t="0" r="0" b="0"/>
             <wp:docPr id="2103257700" name="drawing"/>
             <wp:cNvGraphicFramePr>
-              <a:graphicFrameLocks noChangeAspect="1"/>
+              <a:graphicFrameLocks xmlns:a="http://schemas.openxmlformats.org/drawingml/2006/main" noChangeAspect="1"/>
             </wp:cNvGraphicFramePr>
-            <a:graphic>
-              <a:graphicData xmlns:a="http://schemas.openxmlformats.org/drawingml/2006/main" uri="http://schemas.openxmlformats.org/drawingml/2006/picture">
+            <a:graphic xmlns:a="http://schemas.openxmlformats.org/drawingml/2006/main">
+              <a:graphicData uri="http://schemas.openxmlformats.org/drawingml/2006/picture">
                 <pic:pic xmlns:pic="http://schemas.openxmlformats.org/drawingml/2006/picture">
                   <pic:nvPicPr>
                     <pic:cNvPr id="2103257700" name="Picture 2103257700"/>
                     <pic:cNvPicPr/>
                   </pic:nvPicPr>
                   <pic:blipFill>
-                    <a:blip xmlns:r="http://schemas.openxmlformats.org/officeDocument/2006/relationships" r:embed="rId587487661">
+                    <a:blip r:embed="rId12">
                       <a:extLst>
                         <a:ext uri="{28A0092B-C50C-407E-A947-70E740481C1C}">
                           <a14:useLocalDpi xmlns:a14="http://schemas.microsoft.com/office/drawing/2010/main"/>
@@ -3201,49 +3126,47 @@
     </w:p>
     <w:p>
       <w:pPr>
-        <w:pStyle w:val="Normal"/>
-        <w:jc w:val="both"/>
-      </w:pPr>
-    </w:p>
-    <w:p>
-      <w:pPr>
-        <w:pStyle w:val="Normal"/>
-        <w:jc w:val="both"/>
-      </w:pPr>
-      <w:r>
-        <w:rPr/>
+        <w:jc w:val="both"/>
+      </w:pPr>
+    </w:p>
+    <w:p>
+      <w:pPr>
+        <w:jc w:val="both"/>
+      </w:pPr>
+      <w:r>
         <w:t>CONSULTA DE RECLAMO POR NUMERO</w:t>
       </w:r>
     </w:p>
     <w:p>
       <w:pPr>
-        <w:pStyle w:val="Normal"/>
-        <w:jc w:val="both"/>
-      </w:pPr>
-    </w:p>
-    <w:p>
-      <w:pPr>
-        <w:pStyle w:val="Normal"/>
-        <w:jc w:val="both"/>
-      </w:pPr>
-      <w:r>
+        <w:jc w:val="both"/>
+      </w:pPr>
+    </w:p>
+    <w:p>
+      <w:pPr>
+        <w:jc w:val="both"/>
+      </w:pPr>
+      <w:r>
+        <w:rPr>
+          <w:noProof/>
+        </w:rPr>
         <w:drawing>
-          <wp:inline wp14:editId="5B4AD97A" wp14:anchorId="379155C0">
+          <wp:inline distT="0" distB="0" distL="0" distR="0" wp14:anchorId="379155C0" wp14:editId="5B4AD97A">
             <wp:extent cx="5400675" cy="1514475"/>
             <wp:effectExtent l="0" t="0" r="0" b="0"/>
             <wp:docPr id="1227808046" name="drawing"/>
             <wp:cNvGraphicFramePr>
-              <a:graphicFrameLocks noChangeAspect="1"/>
+              <a:graphicFrameLocks xmlns:a="http://schemas.openxmlformats.org/drawingml/2006/main" noChangeAspect="1"/>
             </wp:cNvGraphicFramePr>
-            <a:graphic>
-              <a:graphicData xmlns:a="http://schemas.openxmlformats.org/drawingml/2006/main" uri="http://schemas.openxmlformats.org/drawingml/2006/picture">
+            <a:graphic xmlns:a="http://schemas.openxmlformats.org/drawingml/2006/main">
+              <a:graphicData uri="http://schemas.openxmlformats.org/drawingml/2006/picture">
                 <pic:pic xmlns:pic="http://schemas.openxmlformats.org/drawingml/2006/picture">
                   <pic:nvPicPr>
                     <pic:cNvPr id="1227808046" name="Picture 1227808046"/>
                     <pic:cNvPicPr/>
                   </pic:nvPicPr>
                   <pic:blipFill>
-                    <a:blip xmlns:r="http://schemas.openxmlformats.org/officeDocument/2006/relationships" r:embed="rId1114778551">
+                    <a:blip r:embed="rId13">
                       <a:extLst>
                         <a:ext uri="{28A0092B-C50C-407E-A947-70E740481C1C}">
                           <a14:useLocalDpi xmlns:a14="http://schemas.microsoft.com/office/drawing/2010/main"/>
@@ -3272,59 +3195,55 @@
     </w:p>
     <w:p>
       <w:pPr>
-        <w:pStyle w:val="Normal"/>
-        <w:jc w:val="both"/>
-      </w:pPr>
-    </w:p>
-    <w:p>
-      <w:pPr>
-        <w:pStyle w:val="Normal"/>
-        <w:jc w:val="both"/>
-      </w:pPr>
-    </w:p>
-    <w:p>
-      <w:pPr>
-        <w:pStyle w:val="Normal"/>
-        <w:jc w:val="both"/>
-      </w:pPr>
-      <w:r>
-        <w:rPr/>
+        <w:jc w:val="both"/>
+      </w:pPr>
+    </w:p>
+    <w:p>
+      <w:pPr>
+        <w:jc w:val="both"/>
+      </w:pPr>
+    </w:p>
+    <w:p>
+      <w:pPr>
+        <w:jc w:val="both"/>
+      </w:pPr>
+      <w:r>
         <w:t>DEL ESTADO IMPROCEDENTE</w:t>
       </w:r>
       <w:r>
-        <w:rPr/>
         <w:t>(de la  pregunta 3)</w:t>
       </w:r>
     </w:p>
     <w:p>
       <w:pPr>
-        <w:pStyle w:val="Normal"/>
-        <w:jc w:val="both"/>
-      </w:pPr>
-    </w:p>
-    <w:p>
-      <w:pPr>
-        <w:pStyle w:val="Normal"/>
-        <w:jc w:val="both"/>
-      </w:pPr>
-      <w:r>
+        <w:jc w:val="both"/>
+      </w:pPr>
+    </w:p>
+    <w:p>
+      <w:pPr>
+        <w:jc w:val="both"/>
+      </w:pPr>
+      <w:r>
+        <w:rPr>
+          <w:noProof/>
+        </w:rPr>
         <w:drawing>
-          <wp:inline wp14:editId="0CA342AB" wp14:anchorId="0CEFD198">
+          <wp:inline distT="0" distB="0" distL="0" distR="0" wp14:anchorId="0CEFD198" wp14:editId="0CA342AB">
             <wp:extent cx="5400675" cy="1895475"/>
             <wp:effectExtent l="0" t="0" r="0" b="0"/>
             <wp:docPr id="1266470580" name="drawing"/>
             <wp:cNvGraphicFramePr>
-              <a:graphicFrameLocks noChangeAspect="1"/>
+              <a:graphicFrameLocks xmlns:a="http://schemas.openxmlformats.org/drawingml/2006/main" noChangeAspect="1"/>
             </wp:cNvGraphicFramePr>
-            <a:graphic>
-              <a:graphicData xmlns:a="http://schemas.openxmlformats.org/drawingml/2006/main" uri="http://schemas.openxmlformats.org/drawingml/2006/picture">
+            <a:graphic xmlns:a="http://schemas.openxmlformats.org/drawingml/2006/main">
+              <a:graphicData uri="http://schemas.openxmlformats.org/drawingml/2006/picture">
                 <pic:pic xmlns:pic="http://schemas.openxmlformats.org/drawingml/2006/picture">
                   <pic:nvPicPr>
                     <pic:cNvPr id="1266470580" name="Picture 1266470580"/>
                     <pic:cNvPicPr/>
                   </pic:nvPicPr>
                   <pic:blipFill>
-                    <a:blip xmlns:r="http://schemas.openxmlformats.org/officeDocument/2006/relationships" r:embed="rId1730662607">
+                    <a:blip r:embed="rId14">
                       <a:extLst>
                         <a:ext uri="{28A0092B-C50C-407E-A947-70E740481C1C}">
                           <a14:useLocalDpi xmlns:a14="http://schemas.microsoft.com/office/drawing/2010/main"/>
@@ -3353,109 +3272,98 @@
     </w:p>
     <w:p>
       <w:pPr>
-        <w:pStyle w:val="Normal"/>
-        <w:jc w:val="both"/>
-      </w:pPr>
-    </w:p>
-    <w:p>
-      <w:pPr>
-        <w:pStyle w:val="Normal"/>
-        <w:jc w:val="both"/>
-      </w:pPr>
-    </w:p>
-    <w:p>
-      <w:pPr>
-        <w:pStyle w:val="Normal"/>
-        <w:jc w:val="both"/>
-      </w:pPr>
-    </w:p>
-    <w:p>
-      <w:pPr>
-        <w:pStyle w:val="Normal"/>
-        <w:jc w:val="both"/>
-      </w:pPr>
-    </w:p>
-    <w:p>
-      <w:pPr>
-        <w:pStyle w:val="Normal"/>
-        <w:jc w:val="both"/>
-      </w:pPr>
-    </w:p>
-    <w:p>
-      <w:pPr>
-        <w:pStyle w:val="Normal"/>
-        <w:jc w:val="both"/>
-      </w:pPr>
-    </w:p>
-    <w:p>
-      <w:pPr>
-        <w:pStyle w:val="Normal"/>
-        <w:jc w:val="both"/>
-      </w:pPr>
-    </w:p>
-    <w:p>
-      <w:pPr>
-        <w:pStyle w:val="Normal"/>
-        <w:jc w:val="both"/>
-      </w:pPr>
-    </w:p>
-    <w:p>
-      <w:pPr>
-        <w:pStyle w:val="Normal"/>
-        <w:jc w:val="both"/>
-      </w:pPr>
-    </w:p>
-    <w:p>
-      <w:pPr>
-        <w:pStyle w:val="Normal"/>
-        <w:jc w:val="both"/>
-      </w:pPr>
-    </w:p>
-    <w:p>
-      <w:pPr>
-        <w:pStyle w:val="Normal"/>
-        <w:jc w:val="both"/>
-      </w:pPr>
-    </w:p>
-    <w:p>
-      <w:pPr>
-        <w:pStyle w:val="Normal"/>
-        <w:jc w:val="both"/>
-      </w:pPr>
-    </w:p>
-    <w:p>
-      <w:pPr>
-        <w:pStyle w:val="Normal"/>
-        <w:jc w:val="both"/>
-      </w:pPr>
-      <w:r>
-        <w:rPr/>
+        <w:jc w:val="both"/>
+      </w:pPr>
+    </w:p>
+    <w:p>
+      <w:pPr>
+        <w:jc w:val="both"/>
+      </w:pPr>
+    </w:p>
+    <w:p>
+      <w:pPr>
+        <w:jc w:val="both"/>
+      </w:pPr>
+    </w:p>
+    <w:p>
+      <w:pPr>
+        <w:jc w:val="both"/>
+      </w:pPr>
+    </w:p>
+    <w:p>
+      <w:pPr>
+        <w:jc w:val="both"/>
+      </w:pPr>
+    </w:p>
+    <w:p>
+      <w:pPr>
+        <w:jc w:val="both"/>
+      </w:pPr>
+    </w:p>
+    <w:p>
+      <w:pPr>
+        <w:jc w:val="both"/>
+      </w:pPr>
+    </w:p>
+    <w:p>
+      <w:pPr>
+        <w:jc w:val="both"/>
+      </w:pPr>
+    </w:p>
+    <w:p>
+      <w:pPr>
+        <w:jc w:val="both"/>
+      </w:pPr>
+    </w:p>
+    <w:p>
+      <w:pPr>
+        <w:jc w:val="both"/>
+      </w:pPr>
+    </w:p>
+    <w:p>
+      <w:pPr>
+        <w:jc w:val="both"/>
+      </w:pPr>
+    </w:p>
+    <w:p>
+      <w:pPr>
+        <w:jc w:val="both"/>
+      </w:pPr>
+    </w:p>
+    <w:p>
+      <w:pPr>
+        <w:jc w:val="both"/>
+      </w:pPr>
+      <w:r>
         <w:t>ACTUALIZADO</w:t>
       </w:r>
     </w:p>
     <w:p>
       <w:pPr>
-        <w:pStyle w:val="Normal"/>
-        <w:jc w:val="both"/>
-      </w:pPr>
-      <w:r>
+        <w:jc w:val="both"/>
+      </w:pPr>
+      <w:r>
+        <w:rPr>
+          <w:noProof/>
+        </w:rPr>
+        <w:lastRenderedPageBreak/>
         <w:drawing>
-          <wp:inline wp14:editId="178091E0" wp14:anchorId="78C0E0E6">
+          <wp:inline distT="0" distB="0" distL="0" distR="0" wp14:anchorId="78C0E0E6" wp14:editId="178091E0">
             <wp:extent cx="5400675" cy="1790700"/>
             <wp:effectExtent l="0" t="0" r="0" b="0"/>
             <wp:docPr id="526670332" name="drawing"/>
             <wp:cNvGraphicFramePr>
-              <a:graphicFrameLocks noChangeAspect="1"/>
+              <a:graphicFrameLocks xmlns:a="http://schemas.openxmlformats.org/drawingml/2006/main" noChangeAspect="1"/>
             </wp:cNvGraphicFramePr>
-            <a:graphic>
-              <a:graphicData xmlns:a="http://schemas.openxmlformats.org/drawingml/2006/main" uri="http://schemas.openxmlformats.org/drawingml/2006/picture">
+            <a:graphic xmlns:a="http://schemas.openxmlformats.org/drawingml/2006/main">
+              <a:graphicData uri="http://schemas.openxmlformats.org/drawingml/2006/picture">
                 <pic:pic xmlns:pic="http://schemas.openxmlformats.org/drawingml/2006/picture">
                   <pic:nvPicPr>
                     <pic:cNvPr id="526670332" name="Picture 526670332"/>
                     <pic:cNvPicPr/>
                   </pic:nvPicPr>
                   <pic:blipFill>
-                    <a:blip xmlns:r="http://schemas.openxmlformats.org/officeDocument/2006/relationships" r:embed="rId296272796">
+                    <a:blip r:embed="rId15">
                       <a:extLst>
                         <a:ext uri="{28A0092B-C50C-407E-A947-70E740481C1C}">
                           <a14:useLocalDpi xmlns:a14="http://schemas.microsoft.com/office/drawing/2010/main"/>
@@ -3500,12 +3408,12 @@
         <w:tblW w:w="4590" w:type="pct"/>
         <w:tblInd w:w="761" w:type="dxa"/>
         <w:tblBorders>
-          <w:top w:val="single" w:color="auto" w:sz="4" w:space="0"/>
-          <w:left w:val="single" w:color="auto" w:sz="4" w:space="0"/>
-          <w:bottom w:val="single" w:color="auto" w:sz="4" w:space="0"/>
-          <w:right w:val="single" w:color="auto" w:sz="4" w:space="0"/>
-          <w:insideH w:val="single" w:color="auto" w:sz="4" w:space="0"/>
-          <w:insideV w:val="single" w:color="auto" w:sz="4" w:space="0"/>
+          <w:top w:val="single" w:sz="4" w:space="0" w:color="auto"/>
+          <w:left w:val="single" w:sz="4" w:space="0" w:color="auto"/>
+          <w:bottom w:val="single" w:sz="4" w:space="0" w:color="auto"/>
+          <w:right w:val="single" w:sz="4" w:space="0" w:color="auto"/>
+          <w:insideH w:val="single" w:sz="4" w:space="0" w:color="auto"/>
+          <w:insideV w:val="single" w:sz="4" w:space="0" w:color="auto"/>
         </w:tblBorders>
         <w:tblLook w:val="01E0" w:firstRow="1" w:lastRow="1" w:firstColumn="1" w:lastColumn="1" w:noHBand="0" w:noVBand="0"/>
       </w:tblPr>
@@ -3522,10 +3430,10 @@
             <w:tcW w:w="5000" w:type="pct"/>
             <w:gridSpan w:val="5"/>
             <w:tcBorders>
-              <w:top w:val="single" w:color="auto" w:sz="4" w:space="0"/>
-              <w:left w:val="single" w:color="auto" w:sz="4" w:space="0"/>
-              <w:bottom w:val="single" w:color="auto" w:sz="4" w:space="0"/>
-              <w:right w:val="single" w:color="auto" w:sz="4" w:space="0"/>
+              <w:top w:val="single" w:sz="4" w:space="0" w:color="auto"/>
+              <w:left w:val="single" w:sz="4" w:space="0" w:color="auto"/>
+              <w:bottom w:val="single" w:sz="4" w:space="0" w:color="auto"/>
+              <w:right w:val="single" w:sz="4" w:space="0" w:color="auto"/>
             </w:tcBorders>
             <w:vAlign w:val="center"/>
             <w:hideMark/>
@@ -3558,10 +3466,10 @@
           <w:tcPr>
             <w:tcW w:w="564" w:type="pct"/>
             <w:tcBorders>
-              <w:top w:val="single" w:color="auto" w:sz="4" w:space="0"/>
-              <w:left w:val="single" w:color="auto" w:sz="4" w:space="0"/>
-              <w:bottom w:val="single" w:color="auto" w:sz="4" w:space="0"/>
-              <w:right w:val="single" w:color="auto" w:sz="4" w:space="0"/>
+              <w:top w:val="single" w:sz="4" w:space="0" w:color="auto"/>
+              <w:left w:val="single" w:sz="4" w:space="0" w:color="auto"/>
+              <w:bottom w:val="single" w:sz="4" w:space="0" w:color="auto"/>
+              <w:right w:val="single" w:sz="4" w:space="0" w:color="auto"/>
             </w:tcBorders>
             <w:vAlign w:val="center"/>
             <w:hideMark/>
@@ -3591,10 +3499,10 @@
           <w:tcPr>
             <w:tcW w:w="1298" w:type="pct"/>
             <w:tcBorders>
-              <w:top w:val="single" w:color="auto" w:sz="4" w:space="0"/>
-              <w:left w:val="single" w:color="auto" w:sz="4" w:space="0"/>
-              <w:bottom w:val="single" w:color="auto" w:sz="4" w:space="0"/>
-              <w:right w:val="single" w:color="auto" w:sz="4" w:space="0"/>
+              <w:top w:val="single" w:sz="4" w:space="0" w:color="auto"/>
+              <w:left w:val="single" w:sz="4" w:space="0" w:color="auto"/>
+              <w:bottom w:val="single" w:sz="4" w:space="0" w:color="auto"/>
+              <w:right w:val="single" w:sz="4" w:space="0" w:color="auto"/>
             </w:tcBorders>
             <w:vAlign w:val="center"/>
             <w:hideMark/>
@@ -3653,10 +3561,10 @@
           <w:tcPr>
             <w:tcW w:w="1081" w:type="pct"/>
             <w:tcBorders>
-              <w:top w:val="single" w:color="auto" w:sz="4" w:space="0"/>
-              <w:left w:val="single" w:color="auto" w:sz="4" w:space="0"/>
-              <w:bottom w:val="single" w:color="auto" w:sz="4" w:space="0"/>
-              <w:right w:val="single" w:color="auto" w:sz="4" w:space="0"/>
+              <w:top w:val="single" w:sz="4" w:space="0" w:color="auto"/>
+              <w:left w:val="single" w:sz="4" w:space="0" w:color="auto"/>
+              <w:bottom w:val="single" w:sz="4" w:space="0" w:color="auto"/>
+              <w:right w:val="single" w:sz="4" w:space="0" w:color="auto"/>
             </w:tcBorders>
             <w:vAlign w:val="center"/>
             <w:hideMark/>
@@ -3715,10 +3623,10 @@
           <w:tcPr>
             <w:tcW w:w="1082" w:type="pct"/>
             <w:tcBorders>
-              <w:top w:val="single" w:color="auto" w:sz="4" w:space="0"/>
-              <w:left w:val="single" w:color="auto" w:sz="4" w:space="0"/>
-              <w:bottom w:val="single" w:color="auto" w:sz="4" w:space="0"/>
-              <w:right w:val="single" w:color="auto" w:sz="4" w:space="0"/>
+              <w:top w:val="single" w:sz="4" w:space="0" w:color="auto"/>
+              <w:left w:val="single" w:sz="4" w:space="0" w:color="auto"/>
+              <w:bottom w:val="single" w:sz="4" w:space="0" w:color="auto"/>
+              <w:right w:val="single" w:sz="4" w:space="0" w:color="auto"/>
             </w:tcBorders>
             <w:vAlign w:val="center"/>
             <w:hideMark/>
@@ -3786,10 +3694,10 @@
           <w:tcPr>
             <w:tcW w:w="975" w:type="pct"/>
             <w:tcBorders>
-              <w:top w:val="single" w:color="auto" w:sz="4" w:space="0"/>
-              <w:left w:val="single" w:color="auto" w:sz="4" w:space="0"/>
-              <w:bottom w:val="single" w:color="auto" w:sz="4" w:space="0"/>
-              <w:right w:val="single" w:color="auto" w:sz="4" w:space="0"/>
+              <w:top w:val="single" w:sz="4" w:space="0" w:color="auto"/>
+              <w:left w:val="single" w:sz="4" w:space="0" w:color="auto"/>
+              <w:bottom w:val="single" w:sz="4" w:space="0" w:color="auto"/>
+              <w:right w:val="single" w:sz="4" w:space="0" w:color="auto"/>
             </w:tcBorders>
             <w:vAlign w:val="center"/>
             <w:hideMark/>
@@ -3844,10 +3752,10 @@
           <w:tcPr>
             <w:tcW w:w="564" w:type="pct"/>
             <w:tcBorders>
-              <w:top w:val="single" w:color="auto" w:sz="4" w:space="0"/>
-              <w:left w:val="single" w:color="auto" w:sz="4" w:space="0"/>
-              <w:bottom w:val="single" w:color="auto" w:sz="4" w:space="0"/>
-              <w:right w:val="single" w:color="auto" w:sz="4" w:space="0"/>
+              <w:top w:val="single" w:sz="4" w:space="0" w:color="auto"/>
+              <w:left w:val="single" w:sz="4" w:space="0" w:color="auto"/>
+              <w:bottom w:val="single" w:sz="4" w:space="0" w:color="auto"/>
+              <w:right w:val="single" w:sz="4" w:space="0" w:color="auto"/>
             </w:tcBorders>
             <w:vAlign w:val="center"/>
             <w:hideMark/>
@@ -3891,10 +3799,10 @@
           <w:tcPr>
             <w:tcW w:w="1298" w:type="pct"/>
             <w:tcBorders>
-              <w:top w:val="single" w:color="auto" w:sz="4" w:space="0"/>
-              <w:left w:val="single" w:color="auto" w:sz="4" w:space="0"/>
-              <w:bottom w:val="single" w:color="auto" w:sz="4" w:space="0"/>
-              <w:right w:val="single" w:color="auto" w:sz="4" w:space="0"/>
+              <w:top w:val="single" w:sz="4" w:space="0" w:color="auto"/>
+              <w:left w:val="single" w:sz="4" w:space="0" w:color="auto"/>
+              <w:bottom w:val="single" w:sz="4" w:space="0" w:color="auto"/>
+              <w:right w:val="single" w:sz="4" w:space="0" w:color="auto"/>
             </w:tcBorders>
             <w:vAlign w:val="center"/>
           </w:tcPr>
@@ -3921,10 +3829,10 @@
           <w:tcPr>
             <w:tcW w:w="1081" w:type="pct"/>
             <w:tcBorders>
-              <w:top w:val="single" w:color="auto" w:sz="4" w:space="0"/>
-              <w:left w:val="single" w:color="auto" w:sz="4" w:space="0"/>
-              <w:bottom w:val="single" w:color="auto" w:sz="4" w:space="0"/>
-              <w:right w:val="single" w:color="auto" w:sz="4" w:space="0"/>
+              <w:top w:val="single" w:sz="4" w:space="0" w:color="auto"/>
+              <w:left w:val="single" w:sz="4" w:space="0" w:color="auto"/>
+              <w:bottom w:val="single" w:sz="4" w:space="0" w:color="auto"/>
+              <w:right w:val="single" w:sz="4" w:space="0" w:color="auto"/>
             </w:tcBorders>
             <w:vAlign w:val="center"/>
           </w:tcPr>
@@ -3951,10 +3859,10 @@
           <w:tcPr>
             <w:tcW w:w="1082" w:type="pct"/>
             <w:tcBorders>
-              <w:top w:val="single" w:color="auto" w:sz="4" w:space="0"/>
-              <w:left w:val="single" w:color="auto" w:sz="4" w:space="0"/>
-              <w:bottom w:val="single" w:color="auto" w:sz="4" w:space="0"/>
-              <w:right w:val="single" w:color="auto" w:sz="4" w:space="0"/>
+              <w:top w:val="single" w:sz="4" w:space="0" w:color="auto"/>
+              <w:left w:val="single" w:sz="4" w:space="0" w:color="auto"/>
+              <w:bottom w:val="single" w:sz="4" w:space="0" w:color="auto"/>
+              <w:right w:val="single" w:sz="4" w:space="0" w:color="auto"/>
             </w:tcBorders>
             <w:vAlign w:val="center"/>
           </w:tcPr>
@@ -3981,10 +3889,10 @@
           <w:tcPr>
             <w:tcW w:w="975" w:type="pct"/>
             <w:tcBorders>
-              <w:top w:val="single" w:color="auto" w:sz="4" w:space="0"/>
-              <w:left w:val="single" w:color="auto" w:sz="4" w:space="0"/>
-              <w:bottom w:val="single" w:color="auto" w:sz="4" w:space="0"/>
-              <w:right w:val="single" w:color="auto" w:sz="4" w:space="0"/>
+              <w:top w:val="single" w:sz="4" w:space="0" w:color="auto"/>
+              <w:left w:val="single" w:sz="4" w:space="0" w:color="auto"/>
+              <w:bottom w:val="single" w:sz="4" w:space="0" w:color="auto"/>
+              <w:right w:val="single" w:sz="4" w:space="0" w:color="auto"/>
             </w:tcBorders>
             <w:vAlign w:val="center"/>
           </w:tcPr>
@@ -4092,17 +4000,7 @@
           <w:szCs w:val="22"/>
           <w:lang w:val="es-PE"/>
         </w:rPr>
-        <w:t>estado</w:t>
-      </w:r>
-      <w:r>
-        <w:rPr>
-          <w:rFonts w:ascii="Calibri" w:hAnsi="Calibri" w:cs="Calibri"/>
-          <w:b/>
-          <w:sz w:val="22"/>
-          <w:szCs w:val="22"/>
-          <w:lang w:val="es-PE"/>
-        </w:rPr>
-        <w:t xml:space="preserve"> a 2 (procedente) o 3 (improcedente)</w:t>
+        <w:t>estado a 2 (procedente) o 3 (improcedente)</w:t>
       </w:r>
       <w:r>
         <w:rPr>
@@ -4253,8 +4151,8 @@
       <w:r>
         <w:rPr>
           <w:rFonts w:ascii="Calibri" w:hAnsi="Calibri" w:cs="Calibri"/>
-          <w:b w:val="1"/>
-          <w:bCs w:val="1"/>
+          <w:b/>
+          <w:bCs/>
           <w:sz w:val="22"/>
           <w:szCs w:val="22"/>
           <w:lang w:val="es-PE"/>
@@ -4419,27 +4317,30 @@
     </w:p>
     <w:p>
       <w:pPr>
-        <w:pStyle w:val="Normal"/>
-        <w:jc w:val="both"/>
-      </w:pPr>
-      <w:r>
+        <w:jc w:val="both"/>
+      </w:pPr>
+      <w:r>
+        <w:rPr>
+          <w:noProof/>
+        </w:rPr>
+        <w:lastRenderedPageBreak/>
         <w:drawing>
-          <wp:inline wp14:editId="66079F4E" wp14:anchorId="580E6E9C">
+          <wp:inline distT="0" distB="0" distL="0" distR="0" wp14:anchorId="580E6E9C" wp14:editId="66079F4E">
             <wp:extent cx="5400675" cy="2047875"/>
             <wp:effectExtent l="0" t="0" r="0" b="0"/>
             <wp:docPr id="150200119" name="drawing"/>
             <wp:cNvGraphicFramePr>
-              <a:graphicFrameLocks noChangeAspect="1"/>
+              <a:graphicFrameLocks xmlns:a="http://schemas.openxmlformats.org/drawingml/2006/main" noChangeAspect="1"/>
             </wp:cNvGraphicFramePr>
-            <a:graphic>
-              <a:graphicData xmlns:a="http://schemas.openxmlformats.org/drawingml/2006/main" uri="http://schemas.openxmlformats.org/drawingml/2006/picture">
+            <a:graphic xmlns:a="http://schemas.openxmlformats.org/drawingml/2006/main">
+              <a:graphicData uri="http://schemas.openxmlformats.org/drawingml/2006/picture">
                 <pic:pic xmlns:pic="http://schemas.openxmlformats.org/drawingml/2006/picture">
                   <pic:nvPicPr>
                     <pic:cNvPr id="150200119" name="Picture 150200119"/>
                     <pic:cNvPicPr/>
                   </pic:nvPicPr>
                   <pic:blipFill>
-                    <a:blip xmlns:r="http://schemas.openxmlformats.org/officeDocument/2006/relationships" r:embed="rId1517571439">
+                    <a:blip r:embed="rId16">
                       <a:extLst>
                         <a:ext uri="{28A0092B-C50C-407E-A947-70E740481C1C}">
                           <a14:useLocalDpi xmlns:a14="http://schemas.microsoft.com/office/drawing/2010/main"/>
@@ -4466,33 +4367,34 @@
         </w:drawing>
       </w:r>
       <w:r>
-        <w:rPr/>
         <w:t>ESTADO  NO PROCENDENTE</w:t>
       </w:r>
     </w:p>
     <w:p>
       <w:pPr>
-        <w:pStyle w:val="Normal"/>
-        <w:jc w:val="both"/>
-      </w:pPr>
-      <w:r>
+        <w:jc w:val="both"/>
+      </w:pPr>
+      <w:r>
+        <w:rPr>
+          <w:noProof/>
+        </w:rPr>
         <w:drawing>
-          <wp:inline wp14:editId="2BF63A14" wp14:anchorId="70495D41">
+          <wp:inline distT="0" distB="0" distL="0" distR="0" wp14:anchorId="70495D41" wp14:editId="2BF63A14">
             <wp:extent cx="5400675" cy="1562100"/>
             <wp:effectExtent l="0" t="0" r="0" b="0"/>
             <wp:docPr id="853097433" name="drawing"/>
             <wp:cNvGraphicFramePr>
-              <a:graphicFrameLocks noChangeAspect="1"/>
+              <a:graphicFrameLocks xmlns:a="http://schemas.openxmlformats.org/drawingml/2006/main" noChangeAspect="1"/>
             </wp:cNvGraphicFramePr>
-            <a:graphic>
-              <a:graphicData xmlns:a="http://schemas.openxmlformats.org/drawingml/2006/main" uri="http://schemas.openxmlformats.org/drawingml/2006/picture">
+            <a:graphic xmlns:a="http://schemas.openxmlformats.org/drawingml/2006/main">
+              <a:graphicData uri="http://schemas.openxmlformats.org/drawingml/2006/picture">
                 <pic:pic xmlns:pic="http://schemas.openxmlformats.org/drawingml/2006/picture">
                   <pic:nvPicPr>
                     <pic:cNvPr id="853097433" name="Picture 853097433"/>
                     <pic:cNvPicPr/>
                   </pic:nvPicPr>
                   <pic:blipFill>
-                    <a:blip xmlns:r="http://schemas.openxmlformats.org/officeDocument/2006/relationships" r:embed="rId1595301870">
+                    <a:blip r:embed="rId17">
                       <a:extLst>
                         <a:ext uri="{28A0092B-C50C-407E-A947-70E740481C1C}">
                           <a14:useLocalDpi xmlns:a14="http://schemas.microsoft.com/office/drawing/2010/main"/>
@@ -4519,33 +4421,34 @@
         </w:drawing>
       </w:r>
       <w:r>
-        <w:rPr/>
         <w:t>RECLAMO INEXISTENTE</w:t>
       </w:r>
     </w:p>
     <w:p>
       <w:pPr>
-        <w:pStyle w:val="Normal"/>
-        <w:jc w:val="both"/>
-      </w:pPr>
-      <w:r>
+        <w:jc w:val="both"/>
+      </w:pPr>
+      <w:r>
+        <w:rPr>
+          <w:noProof/>
+        </w:rPr>
         <w:drawing>
-          <wp:inline wp14:editId="1A87CCED" wp14:anchorId="4B602FF2">
+          <wp:inline distT="0" distB="0" distL="0" distR="0" wp14:anchorId="4B602FF2" wp14:editId="1A87CCED">
             <wp:extent cx="5400675" cy="1428750"/>
             <wp:effectExtent l="0" t="0" r="0" b="0"/>
             <wp:docPr id="1703098877" name="drawing"/>
             <wp:cNvGraphicFramePr>
-              <a:graphicFrameLocks noChangeAspect="1"/>
+              <a:graphicFrameLocks xmlns:a="http://schemas.openxmlformats.org/drawingml/2006/main" noChangeAspect="1"/>
             </wp:cNvGraphicFramePr>
-            <a:graphic>
-              <a:graphicData xmlns:a="http://schemas.openxmlformats.org/drawingml/2006/main" uri="http://schemas.openxmlformats.org/drawingml/2006/picture">
+            <a:graphic xmlns:a="http://schemas.openxmlformats.org/drawingml/2006/main">
+              <a:graphicData uri="http://schemas.openxmlformats.org/drawingml/2006/picture">
                 <pic:pic xmlns:pic="http://schemas.openxmlformats.org/drawingml/2006/picture">
                   <pic:nvPicPr>
                     <pic:cNvPr id="1703098877" name="Picture 1703098877"/>
                     <pic:cNvPicPr/>
                   </pic:nvPicPr>
                   <pic:blipFill>
-                    <a:blip xmlns:r="http://schemas.openxmlformats.org/officeDocument/2006/relationships" r:embed="rId1155916006">
+                    <a:blip r:embed="rId18">
                       <a:extLst>
                         <a:ext uri="{28A0092B-C50C-407E-A947-70E740481C1C}">
                           <a14:useLocalDpi xmlns:a14="http://schemas.microsoft.com/office/drawing/2010/main"/>
@@ -4590,12 +4493,12 @@
         <w:tblW w:w="4590" w:type="pct"/>
         <w:tblInd w:w="761" w:type="dxa"/>
         <w:tblBorders>
-          <w:top w:val="single" w:color="auto" w:sz="4" w:space="0"/>
-          <w:left w:val="single" w:color="auto" w:sz="4" w:space="0"/>
-          <w:bottom w:val="single" w:color="auto" w:sz="4" w:space="0"/>
-          <w:right w:val="single" w:color="auto" w:sz="4" w:space="0"/>
-          <w:insideH w:val="single" w:color="auto" w:sz="4" w:space="0"/>
-          <w:insideV w:val="single" w:color="auto" w:sz="4" w:space="0"/>
+          <w:top w:val="single" w:sz="4" w:space="0" w:color="auto"/>
+          <w:left w:val="single" w:sz="4" w:space="0" w:color="auto"/>
+          <w:bottom w:val="single" w:sz="4" w:space="0" w:color="auto"/>
+          <w:right w:val="single" w:sz="4" w:space="0" w:color="auto"/>
+          <w:insideH w:val="single" w:sz="4" w:space="0" w:color="auto"/>
+          <w:insideV w:val="single" w:sz="4" w:space="0" w:color="auto"/>
         </w:tblBorders>
         <w:tblLook w:val="01E0" w:firstRow="1" w:lastRow="1" w:firstColumn="1" w:lastColumn="1" w:noHBand="0" w:noVBand="0"/>
       </w:tblPr>
@@ -4612,10 +4515,10 @@
             <w:tcW w:w="5000" w:type="pct"/>
             <w:gridSpan w:val="5"/>
             <w:tcBorders>
-              <w:top w:val="single" w:color="auto" w:sz="4" w:space="0"/>
-              <w:left w:val="single" w:color="auto" w:sz="4" w:space="0"/>
-              <w:bottom w:val="single" w:color="auto" w:sz="4" w:space="0"/>
-              <w:right w:val="single" w:color="auto" w:sz="4" w:space="0"/>
+              <w:top w:val="single" w:sz="4" w:space="0" w:color="auto"/>
+              <w:left w:val="single" w:sz="4" w:space="0" w:color="auto"/>
+              <w:bottom w:val="single" w:sz="4" w:space="0" w:color="auto"/>
+              <w:right w:val="single" w:sz="4" w:space="0" w:color="auto"/>
             </w:tcBorders>
             <w:vAlign w:val="center"/>
             <w:hideMark/>
@@ -4648,10 +4551,10 @@
           <w:tcPr>
             <w:tcW w:w="564" w:type="pct"/>
             <w:tcBorders>
-              <w:top w:val="single" w:color="auto" w:sz="4" w:space="0"/>
-              <w:left w:val="single" w:color="auto" w:sz="4" w:space="0"/>
-              <w:bottom w:val="single" w:color="auto" w:sz="4" w:space="0"/>
-              <w:right w:val="single" w:color="auto" w:sz="4" w:space="0"/>
+              <w:top w:val="single" w:sz="4" w:space="0" w:color="auto"/>
+              <w:left w:val="single" w:sz="4" w:space="0" w:color="auto"/>
+              <w:bottom w:val="single" w:sz="4" w:space="0" w:color="auto"/>
+              <w:right w:val="single" w:sz="4" w:space="0" w:color="auto"/>
             </w:tcBorders>
             <w:vAlign w:val="center"/>
             <w:hideMark/>
@@ -4681,10 +4584,10 @@
           <w:tcPr>
             <w:tcW w:w="1298" w:type="pct"/>
             <w:tcBorders>
-              <w:top w:val="single" w:color="auto" w:sz="4" w:space="0"/>
-              <w:left w:val="single" w:color="auto" w:sz="4" w:space="0"/>
-              <w:bottom w:val="single" w:color="auto" w:sz="4" w:space="0"/>
-              <w:right w:val="single" w:color="auto" w:sz="4" w:space="0"/>
+              <w:top w:val="single" w:sz="4" w:space="0" w:color="auto"/>
+              <w:left w:val="single" w:sz="4" w:space="0" w:color="auto"/>
+              <w:bottom w:val="single" w:sz="4" w:space="0" w:color="auto"/>
+              <w:right w:val="single" w:sz="4" w:space="0" w:color="auto"/>
             </w:tcBorders>
             <w:vAlign w:val="center"/>
             <w:hideMark/>
@@ -4743,10 +4646,10 @@
           <w:tcPr>
             <w:tcW w:w="1081" w:type="pct"/>
             <w:tcBorders>
-              <w:top w:val="single" w:color="auto" w:sz="4" w:space="0"/>
-              <w:left w:val="single" w:color="auto" w:sz="4" w:space="0"/>
-              <w:bottom w:val="single" w:color="auto" w:sz="4" w:space="0"/>
-              <w:right w:val="single" w:color="auto" w:sz="4" w:space="0"/>
+              <w:top w:val="single" w:sz="4" w:space="0" w:color="auto"/>
+              <w:left w:val="single" w:sz="4" w:space="0" w:color="auto"/>
+              <w:bottom w:val="single" w:sz="4" w:space="0" w:color="auto"/>
+              <w:right w:val="single" w:sz="4" w:space="0" w:color="auto"/>
             </w:tcBorders>
             <w:vAlign w:val="center"/>
             <w:hideMark/>
@@ -4805,10 +4708,10 @@
           <w:tcPr>
             <w:tcW w:w="1082" w:type="pct"/>
             <w:tcBorders>
-              <w:top w:val="single" w:color="auto" w:sz="4" w:space="0"/>
-              <w:left w:val="single" w:color="auto" w:sz="4" w:space="0"/>
-              <w:bottom w:val="single" w:color="auto" w:sz="4" w:space="0"/>
-              <w:right w:val="single" w:color="auto" w:sz="4" w:space="0"/>
+              <w:top w:val="single" w:sz="4" w:space="0" w:color="auto"/>
+              <w:left w:val="single" w:sz="4" w:space="0" w:color="auto"/>
+              <w:bottom w:val="single" w:sz="4" w:space="0" w:color="auto"/>
+              <w:right w:val="single" w:sz="4" w:space="0" w:color="auto"/>
             </w:tcBorders>
             <w:vAlign w:val="center"/>
             <w:hideMark/>
@@ -4867,10 +4770,10 @@
           <w:tcPr>
             <w:tcW w:w="975" w:type="pct"/>
             <w:tcBorders>
-              <w:top w:val="single" w:color="auto" w:sz="4" w:space="0"/>
-              <w:left w:val="single" w:color="auto" w:sz="4" w:space="0"/>
-              <w:bottom w:val="single" w:color="auto" w:sz="4" w:space="0"/>
-              <w:right w:val="single" w:color="auto" w:sz="4" w:space="0"/>
+              <w:top w:val="single" w:sz="4" w:space="0" w:color="auto"/>
+              <w:left w:val="single" w:sz="4" w:space="0" w:color="auto"/>
+              <w:bottom w:val="single" w:sz="4" w:space="0" w:color="auto"/>
+              <w:right w:val="single" w:sz="4" w:space="0" w:color="auto"/>
             </w:tcBorders>
             <w:vAlign w:val="center"/>
             <w:hideMark/>
@@ -4925,10 +4828,10 @@
           <w:tcPr>
             <w:tcW w:w="564" w:type="pct"/>
             <w:tcBorders>
-              <w:top w:val="single" w:color="auto" w:sz="4" w:space="0"/>
-              <w:left w:val="single" w:color="auto" w:sz="4" w:space="0"/>
-              <w:bottom w:val="single" w:color="auto" w:sz="4" w:space="0"/>
-              <w:right w:val="single" w:color="auto" w:sz="4" w:space="0"/>
+              <w:top w:val="single" w:sz="4" w:space="0" w:color="auto"/>
+              <w:left w:val="single" w:sz="4" w:space="0" w:color="auto"/>
+              <w:bottom w:val="single" w:sz="4" w:space="0" w:color="auto"/>
+              <w:right w:val="single" w:sz="4" w:space="0" w:color="auto"/>
             </w:tcBorders>
             <w:vAlign w:val="center"/>
             <w:hideMark/>
@@ -4962,10 +4865,10 @@
           <w:tcPr>
             <w:tcW w:w="1298" w:type="pct"/>
             <w:tcBorders>
-              <w:top w:val="single" w:color="auto" w:sz="4" w:space="0"/>
-              <w:left w:val="single" w:color="auto" w:sz="4" w:space="0"/>
-              <w:bottom w:val="single" w:color="auto" w:sz="4" w:space="0"/>
-              <w:right w:val="single" w:color="auto" w:sz="4" w:space="0"/>
+              <w:top w:val="single" w:sz="4" w:space="0" w:color="auto"/>
+              <w:left w:val="single" w:sz="4" w:space="0" w:color="auto"/>
+              <w:bottom w:val="single" w:sz="4" w:space="0" w:color="auto"/>
+              <w:right w:val="single" w:sz="4" w:space="0" w:color="auto"/>
             </w:tcBorders>
             <w:vAlign w:val="center"/>
           </w:tcPr>
@@ -5034,10 +4937,10 @@
           <w:tcPr>
             <w:tcW w:w="1081" w:type="pct"/>
             <w:tcBorders>
-              <w:top w:val="single" w:color="auto" w:sz="4" w:space="0"/>
-              <w:left w:val="single" w:color="auto" w:sz="4" w:space="0"/>
-              <w:bottom w:val="single" w:color="auto" w:sz="4" w:space="0"/>
-              <w:right w:val="single" w:color="auto" w:sz="4" w:space="0"/>
+              <w:top w:val="single" w:sz="4" w:space="0" w:color="auto"/>
+              <w:left w:val="single" w:sz="4" w:space="0" w:color="auto"/>
+              <w:bottom w:val="single" w:sz="4" w:space="0" w:color="auto"/>
+              <w:right w:val="single" w:sz="4" w:space="0" w:color="auto"/>
             </w:tcBorders>
             <w:vAlign w:val="center"/>
           </w:tcPr>
@@ -5082,10 +4985,10 @@
           <w:tcPr>
             <w:tcW w:w="1082" w:type="pct"/>
             <w:tcBorders>
-              <w:top w:val="single" w:color="auto" w:sz="4" w:space="0"/>
-              <w:left w:val="single" w:color="auto" w:sz="4" w:space="0"/>
-              <w:bottom w:val="single" w:color="auto" w:sz="4" w:space="0"/>
-              <w:right w:val="single" w:color="auto" w:sz="4" w:space="0"/>
+              <w:top w:val="single" w:sz="4" w:space="0" w:color="auto"/>
+              <w:left w:val="single" w:sz="4" w:space="0" w:color="auto"/>
+              <w:bottom w:val="single" w:sz="4" w:space="0" w:color="auto"/>
+              <w:right w:val="single" w:sz="4" w:space="0" w:color="auto"/>
             </w:tcBorders>
             <w:vAlign w:val="center"/>
           </w:tcPr>
@@ -5124,10 +5027,10 @@
           <w:tcPr>
             <w:tcW w:w="975" w:type="pct"/>
             <w:tcBorders>
-              <w:top w:val="single" w:color="auto" w:sz="4" w:space="0"/>
-              <w:left w:val="single" w:color="auto" w:sz="4" w:space="0"/>
-              <w:bottom w:val="single" w:color="auto" w:sz="4" w:space="0"/>
-              <w:right w:val="single" w:color="auto" w:sz="4" w:space="0"/>
+              <w:top w:val="single" w:sz="4" w:space="0" w:color="auto"/>
+              <w:left w:val="single" w:sz="4" w:space="0" w:color="auto"/>
+              <w:bottom w:val="single" w:sz="4" w:space="0" w:color="auto"/>
+              <w:right w:val="single" w:sz="4" w:space="0" w:color="auto"/>
             </w:tcBorders>
             <w:vAlign w:val="center"/>
           </w:tcPr>
@@ -5195,12 +5098,32 @@
           <w:lang w:val="es-PE"/>
         </w:rPr>
       </w:pPr>
-    </w:p>
-    <w:p>
-      <w:pPr>
-        <w:jc w:val="both"/>
+      <w:r>
         <w:rPr>
           <w:rFonts w:ascii="Brandon Grotesque Regular" w:hAnsi="Brandon Grotesque Regular" w:cs="Calibri"/>
+          <w:bCs/>
+          <w:sz w:val="22"/>
+          <w:szCs w:val="22"/>
+          <w:lang w:val="es-PE"/>
+        </w:rPr>
+        <w:t xml:space="preserve">Link del repo </w:t>
+      </w:r>
+      <w:r>
+        <w:rPr>
+          <w:rFonts w:ascii="Brandon Grotesque Regular" w:hAnsi="Brandon Grotesque Regular" w:cs="Calibri"/>
+          <w:bCs/>
+          <w:sz w:val="22"/>
+          <w:szCs w:val="22"/>
+          <w:lang w:val="es-PE"/>
+        </w:rPr>
+        <w:t>https://github.com/RocioSulca/T2-DAWII-GRUPO-10.git</w:t>
+      </w:r>
+    </w:p>
+    <w:p>
+      <w:pPr>
+        <w:jc w:val="both"/>
+        <w:rPr>
+          <w:rFonts w:ascii="Brandon Grotesque Regular" w:hAnsi="Brandon Grotesque Regular" w:cs="Calibri"/>
           <w:b/>
           <w:sz w:val="22"/>
           <w:szCs w:val="22"/>
@@ -5223,8 +5146,8 @@
       </w:pPr>
     </w:p>
     <w:sectPr>
-      <w:footerReference w:type="default" r:id="rId9"/>
-      <w:pgSz w:w="11906" w:h="16838" w:orient="portrait"/>
+      <w:footerReference w:type="default" r:id="rId19"/>
+      <w:pgSz w:w="11906" w:h="16838"/>
       <w:pgMar w:top="1417" w:right="1701" w:bottom="1417" w:left="1701" w:header="720" w:footer="720" w:gutter="0"/>
       <w:cols w:space="720"/>
     </w:sectPr>
@@ -5233,7 +5156,7 @@
 </file>
 
 <file path=word/endnotes.xml><?xml version="1.0" encoding="utf-8"?>
-<w:endnotes xmlns:wpc="http://schemas.microsoft.com/office/word/2010/wordprocessingCanvas" xmlns:cx="http://schemas.microsoft.com/office/drawing/2014/chartex" xmlns:cx1="http://schemas.microsoft.com/office/drawing/2015/9/8/chartex" xmlns:cx2="http://schemas.microsoft.com/office/drawing/2015/10/21/chartex" xmlns:cx3="http://schemas.microsoft.com/office/drawing/2016/5/9/chartex" xmlns:cx4="http://schemas.microsoft.com/office/drawing/2016/5/10/chartex" xmlns:cx5="http://schemas.microsoft.com/office/drawing/2016/5/11/chartex" xmlns:cx6="http://schemas.microsoft.com/office/drawing/2016/5/12/chartex" xmlns:cx7="http://schemas.microsoft.com/office/drawing/2016/5/13/chartex" xmlns:cx8="http://schemas.microsoft.com/office/drawing/2016/5/14/chartex" xmlns:mc="http://schemas.openxmlformats.org/markup-compatibility/2006" xmlns:aink="http://schemas.microsoft.com/office/drawing/2016/ink" xmlns:am3d="http://schemas.microsoft.com/office/drawing/2017/model3d" xmlns:o="urn:schemas-microsoft-com:office:office" xmlns:oel="http://schemas.microsoft.com/office/2019/extlst" xmlns:r="http://schemas.openxmlformats.org/officeDocument/2006/relationships" xmlns:m="http://schemas.openxmlformats.org/officeDocument/2006/math" xmlns:v="urn:schemas-microsoft-com:vml" xmlns:wp14="http://schemas.microsoft.com/office/word/2010/wordprocessingDrawing" xmlns:wp="http://schemas.openxmlformats.org/drawingml/2006/wordprocessingDrawing" xmlns:w10="urn:schemas-microsoft-com:office:word" xmlns:w="http://schemas.openxmlformats.org/wordprocessingml/2006/main" xmlns:w14="http://schemas.microsoft.com/office/word/2010/wordml" xmlns:w15="http://schemas.microsoft.com/office/word/2012/wordml" xmlns:w16cex="http://schemas.microsoft.com/office/word/2018/wordml/cex" xmlns:w16cid="http://schemas.microsoft.com/office/word/2016/wordml/cid" xmlns:w16="http://schemas.microsoft.com/office/word/2018/wordml" xmlns:w16du="http://schemas.microsoft.com/office/word/2023/wordml/word16du" xmlns:w16sdtdh="http://schemas.microsoft.com/office/word/2020/wordml/sdtdatahash" xmlns:w16sdtfl="http://schemas.microsoft.com/office/word/2024/wordml/sdtformatlock" xmlns:w16se="http://schemas.microsoft.com/office/word/2015/wordml/symex" xmlns:wpg="http://schemas.microsoft.com/office/word/2010/wordprocessingGroup" xmlns:wpi="http://schemas.microsoft.com/office/word/2010/wordprocessingInk" xmlns:wne="http://schemas.microsoft.com/office/word/2006/wordml" xmlns:wps="http://schemas.microsoft.com/office/word/2010/wordprocessingShape" mc:Ignorable="w14 w15 w16se w16cid w16 w16cex w16sdtdh w16sdtfl w16du wp14">
+<w:endnotes xmlns:wpc="http://schemas.microsoft.com/office/word/2010/wordprocessingCanvas" xmlns:cx="http://schemas.microsoft.com/office/drawing/2014/chartex" xmlns:cx1="http://schemas.microsoft.com/office/drawing/2015/9/8/chartex" xmlns:cx2="http://schemas.microsoft.com/office/drawing/2015/10/21/chartex" xmlns:cx3="http://schemas.microsoft.com/office/drawing/2016/5/9/chartex" xmlns:cx4="http://schemas.microsoft.com/office/drawing/2016/5/10/chartex" xmlns:cx5="http://schemas.microsoft.com/office/drawing/2016/5/11/chartex" xmlns:cx6="http://schemas.microsoft.com/office/drawing/2016/5/12/chartex" xmlns:cx7="http://schemas.microsoft.com/office/drawing/2016/5/13/chartex" xmlns:cx8="http://schemas.microsoft.com/office/drawing/2016/5/14/chartex" xmlns:mc="http://schemas.openxmlformats.org/markup-compatibility/2006" xmlns:aink="http://schemas.microsoft.com/office/drawing/2016/ink" xmlns:am3d="http://schemas.microsoft.com/office/drawing/2017/model3d" xmlns:o="urn:schemas-microsoft-com:office:office" xmlns:r="http://schemas.openxmlformats.org/officeDocument/2006/relationships" xmlns:m="http://schemas.openxmlformats.org/officeDocument/2006/math" xmlns:v="urn:schemas-microsoft-com:vml" xmlns:wp14="http://schemas.microsoft.com/office/word/2010/wordprocessingDrawing" xmlns:wp="http://schemas.openxmlformats.org/drawingml/2006/wordprocessingDrawing" xmlns:w10="urn:schemas-microsoft-com:office:word" xmlns:w="http://schemas.openxmlformats.org/wordprocessingml/2006/main" xmlns:w14="http://schemas.microsoft.com/office/word/2010/wordml" xmlns:w15="http://schemas.microsoft.com/office/word/2012/wordml" xmlns:w16cex="http://schemas.microsoft.com/office/word/2018/wordml/cex" xmlns:w16cid="http://schemas.microsoft.com/office/word/2016/wordml/cid" xmlns:w16="http://schemas.microsoft.com/office/word/2018/wordml" xmlns:w16sdtdh="http://schemas.microsoft.com/office/word/2020/wordml/sdtdatahash" xmlns:w16se="http://schemas.microsoft.com/office/word/2015/wordml/symex" xmlns:wpg="http://schemas.microsoft.com/office/word/2010/wordprocessingGroup" xmlns:wpi="http://schemas.microsoft.com/office/word/2010/wordprocessingInk" xmlns:wne="http://schemas.microsoft.com/office/word/2006/wordml" xmlns:wps="http://schemas.microsoft.com/office/word/2010/wordprocessingShape" mc:Ignorable="w14 w15 w16se w16cid w16 w16cex w16sdtdh wp14">
   <w:endnote w:type="separator" w:id="-1">
     <w:p>
       <w:r>
@@ -5252,12 +5175,12 @@
 </file>
 
 <file path=word/footer1.xml><?xml version="1.0" encoding="utf-8"?>
-<w:ftr xmlns:wpc="http://schemas.microsoft.com/office/word/2010/wordprocessingCanvas" xmlns:cx="http://schemas.microsoft.com/office/drawing/2014/chartex" xmlns:cx1="http://schemas.microsoft.com/office/drawing/2015/9/8/chartex" xmlns:cx2="http://schemas.microsoft.com/office/drawing/2015/10/21/chartex" xmlns:cx3="http://schemas.microsoft.com/office/drawing/2016/5/9/chartex" xmlns:cx4="http://schemas.microsoft.com/office/drawing/2016/5/10/chartex" xmlns:cx5="http://schemas.microsoft.com/office/drawing/2016/5/11/chartex" xmlns:cx6="http://schemas.microsoft.com/office/drawing/2016/5/12/chartex" xmlns:cx7="http://schemas.microsoft.com/office/drawing/2016/5/13/chartex" xmlns:cx8="http://schemas.microsoft.com/office/drawing/2016/5/14/chartex" xmlns:mc="http://schemas.openxmlformats.org/markup-compatibility/2006" xmlns:aink="http://schemas.microsoft.com/office/drawing/2016/ink" xmlns:am3d="http://schemas.microsoft.com/office/drawing/2017/model3d" xmlns:o="urn:schemas-microsoft-com:office:office" xmlns:oel="http://schemas.microsoft.com/office/2019/extlst" xmlns:r="http://schemas.openxmlformats.org/officeDocument/2006/relationships" xmlns:m="http://schemas.openxmlformats.org/officeDocument/2006/math" xmlns:v="urn:schemas-microsoft-com:vml" xmlns:wp14="http://schemas.microsoft.com/office/word/2010/wordprocessingDrawing" xmlns:wp="http://schemas.openxmlformats.org/drawingml/2006/wordprocessingDrawing" xmlns:w10="urn:schemas-microsoft-com:office:word" xmlns:w="http://schemas.openxmlformats.org/wordprocessingml/2006/main" xmlns:w14="http://schemas.microsoft.com/office/word/2010/wordml" xmlns:w15="http://schemas.microsoft.com/office/word/2012/wordml" xmlns:w16cex="http://schemas.microsoft.com/office/word/2018/wordml/cex" xmlns:w16cid="http://schemas.microsoft.com/office/word/2016/wordml/cid" xmlns:w16="http://schemas.microsoft.com/office/word/2018/wordml" xmlns:w16du="http://schemas.microsoft.com/office/word/2023/wordml/word16du" xmlns:w16sdtdh="http://schemas.microsoft.com/office/word/2020/wordml/sdtdatahash" xmlns:w16sdtfl="http://schemas.microsoft.com/office/word/2024/wordml/sdtformatlock" xmlns:w16se="http://schemas.microsoft.com/office/word/2015/wordml/symex" xmlns:wpg="http://schemas.microsoft.com/office/word/2010/wordprocessingGroup" xmlns:wpi="http://schemas.microsoft.com/office/word/2010/wordprocessingInk" xmlns:wne="http://schemas.microsoft.com/office/word/2006/wordml" xmlns:wps="http://schemas.microsoft.com/office/word/2010/wordprocessingShape" mc:Ignorable="w14 w15 w16se w16cid w16 w16cex w16sdtdh w16sdtfl w16du wp14">
+<w:ftr xmlns:wpc="http://schemas.microsoft.com/office/word/2010/wordprocessingCanvas" xmlns:cx="http://schemas.microsoft.com/office/drawing/2014/chartex" xmlns:cx1="http://schemas.microsoft.com/office/drawing/2015/9/8/chartex" xmlns:cx2="http://schemas.microsoft.com/office/drawing/2015/10/21/chartex" xmlns:cx3="http://schemas.microsoft.com/office/drawing/2016/5/9/chartex" xmlns:cx4="http://schemas.microsoft.com/office/drawing/2016/5/10/chartex" xmlns:cx5="http://schemas.microsoft.com/office/drawing/2016/5/11/chartex" xmlns:cx6="http://schemas.microsoft.com/office/drawing/2016/5/12/chartex" xmlns:cx7="http://schemas.microsoft.com/office/drawing/2016/5/13/chartex" xmlns:cx8="http://schemas.microsoft.com/office/drawing/2016/5/14/chartex" xmlns:mc="http://schemas.openxmlformats.org/markup-compatibility/2006" xmlns:aink="http://schemas.microsoft.com/office/drawing/2016/ink" xmlns:am3d="http://schemas.microsoft.com/office/drawing/2017/model3d" xmlns:o="urn:schemas-microsoft-com:office:office" xmlns:r="http://schemas.openxmlformats.org/officeDocument/2006/relationships" xmlns:m="http://schemas.openxmlformats.org/officeDocument/2006/math" xmlns:v="urn:schemas-microsoft-com:vml" xmlns:wp14="http://schemas.microsoft.com/office/word/2010/wordprocessingDrawing" xmlns:wp="http://schemas.openxmlformats.org/drawingml/2006/wordprocessingDrawing" xmlns:w10="urn:schemas-microsoft-com:office:word" xmlns:w="http://schemas.openxmlformats.org/wordprocessingml/2006/main" xmlns:w14="http://schemas.microsoft.com/office/word/2010/wordml" xmlns:w15="http://schemas.microsoft.com/office/word/2012/wordml" xmlns:w16cex="http://schemas.microsoft.com/office/word/2018/wordml/cex" xmlns:w16cid="http://schemas.microsoft.com/office/word/2016/wordml/cid" xmlns:w16="http://schemas.microsoft.com/office/word/2018/wordml" xmlns:w16sdtdh="http://schemas.microsoft.com/office/word/2020/wordml/sdtdatahash" xmlns:w16se="http://schemas.microsoft.com/office/word/2015/wordml/symex" xmlns:wpg="http://schemas.microsoft.com/office/word/2010/wordprocessingGroup" xmlns:wpi="http://schemas.microsoft.com/office/word/2010/wordprocessingInk" xmlns:wne="http://schemas.microsoft.com/office/word/2006/wordml" xmlns:wps="http://schemas.microsoft.com/office/word/2010/wordprocessingShape" mc:Ignorable="w14 w15 w16se w16cid w16 w16cex w16sdtdh wp14">
   <w:p>
     <w:pPr>
       <w:pStyle w:val="Piedepgina"/>
       <w:pBdr>
-        <w:top w:val="single" w:color="auto" w:sz="4" w:space="1"/>
+        <w:top w:val="single" w:sz="4" w:space="1" w:color="auto"/>
       </w:pBdr>
       <w:tabs>
         <w:tab w:val="left" w:pos="4455"/>
@@ -5301,13 +5224,6 @@
         <w:sz w:val="16"/>
       </w:rPr>
       <w:tab/>
-    </w:r>
-    <w:r>
-      <w:rPr>
-        <w:rFonts w:ascii="Arial" w:hAnsi="Arial" w:cs="Arial"/>
-        <w:b/>
-        <w:sz w:val="16"/>
-      </w:rPr>
       <w:t xml:space="preserve"> </w:t>
     </w:r>
     <w:r>
@@ -5361,7 +5277,7 @@
 </file>
 
 <file path=word/footnotes.xml><?xml version="1.0" encoding="utf-8"?>
-<w:footnotes xmlns:wpc="http://schemas.microsoft.com/office/word/2010/wordprocessingCanvas" xmlns:cx="http://schemas.microsoft.com/office/drawing/2014/chartex" xmlns:cx1="http://schemas.microsoft.com/office/drawing/2015/9/8/chartex" xmlns:cx2="http://schemas.microsoft.com/office/drawing/2015/10/21/chartex" xmlns:cx3="http://schemas.microsoft.com/office/drawing/2016/5/9/chartex" xmlns:cx4="http://schemas.microsoft.com/office/drawing/2016/5/10/chartex" xmlns:cx5="http://schemas.microsoft.com/office/drawing/2016/5/11/chartex" xmlns:cx6="http://schemas.microsoft.com/office/drawing/2016/5/12/chartex" xmlns:cx7="http://schemas.microsoft.com/office/drawing/2016/5/13/chartex" xmlns:cx8="http://schemas.microsoft.com/office/drawing/2016/5/14/chartex" xmlns:mc="http://schemas.openxmlformats.org/markup-compatibility/2006" xmlns:aink="http://schemas.microsoft.com/office/drawing/2016/ink" xmlns:am3d="http://schemas.microsoft.com/office/drawing/2017/model3d" xmlns:o="urn:schemas-microsoft-com:office:office" xmlns:oel="http://schemas.microsoft.com/office/2019/extlst" xmlns:r="http://schemas.openxmlformats.org/officeDocument/2006/relationships" xmlns:m="http://schemas.openxmlformats.org/officeDocument/2006/math" xmlns:v="urn:schemas-microsoft-com:vml" xmlns:wp14="http://schemas.microsoft.com/office/word/2010/wordprocessingDrawing" xmlns:wp="http://schemas.openxmlformats.org/drawingml/2006/wordprocessingDrawing" xmlns:w10="urn:schemas-microsoft-com:office:word" xmlns:w="http://schemas.openxmlformats.org/wordprocessingml/2006/main" xmlns:w14="http://schemas.microsoft.com/office/word/2010/wordml" xmlns:w15="http://schemas.microsoft.com/office/word/2012/wordml" xmlns:w16cex="http://schemas.microsoft.com/office/word/2018/wordml/cex" xmlns:w16cid="http://schemas.microsoft.com/office/word/2016/wordml/cid" xmlns:w16="http://schemas.microsoft.com/office/word/2018/wordml" xmlns:w16du="http://schemas.microsoft.com/office/word/2023/wordml/word16du" xmlns:w16sdtdh="http://schemas.microsoft.com/office/word/2020/wordml/sdtdatahash" xmlns:w16sdtfl="http://schemas.microsoft.com/office/word/2024/wordml/sdtformatlock" xmlns:w16se="http://schemas.microsoft.com/office/word/2015/wordml/symex" xmlns:wpg="http://schemas.microsoft.com/office/word/2010/wordprocessingGroup" xmlns:wpi="http://schemas.microsoft.com/office/word/2010/wordprocessingInk" xmlns:wne="http://schemas.microsoft.com/office/word/2006/wordml" xmlns:wps="http://schemas.microsoft.com/office/word/2010/wordprocessingShape" mc:Ignorable="w14 w15 w16se w16cid w16 w16cex w16sdtdh w16sdtfl w16du wp14">
+<w:footnotes xmlns:wpc="http://schemas.microsoft.com/office/word/2010/wordprocessingCanvas" xmlns:cx="http://schemas.microsoft.com/office/drawing/2014/chartex" xmlns:cx1="http://schemas.microsoft.com/office/drawing/2015/9/8/chartex" xmlns:cx2="http://schemas.microsoft.com/office/drawing/2015/10/21/chartex" xmlns:cx3="http://schemas.microsoft.com/office/drawing/2016/5/9/chartex" xmlns:cx4="http://schemas.microsoft.com/office/drawing/2016/5/10/chartex" xmlns:cx5="http://schemas.microsoft.com/office/drawing/2016/5/11/chartex" xmlns:cx6="http://schemas.microsoft.com/office/drawing/2016/5/12/chartex" xmlns:cx7="http://schemas.microsoft.com/office/drawing/2016/5/13/chartex" xmlns:cx8="http://schemas.microsoft.com/office/drawing/2016/5/14/chartex" xmlns:mc="http://schemas.openxmlformats.org/markup-compatibility/2006" xmlns:aink="http://schemas.microsoft.com/office/drawing/2016/ink" xmlns:am3d="http://schemas.microsoft.com/office/drawing/2017/model3d" xmlns:o="urn:schemas-microsoft-com:office:office" xmlns:r="http://schemas.openxmlformats.org/officeDocument/2006/relationships" xmlns:m="http://schemas.openxmlformats.org/officeDocument/2006/math" xmlns:v="urn:schemas-microsoft-com:vml" xmlns:wp14="http://schemas.microsoft.com/office/word/2010/wordprocessingDrawing" xmlns:wp="http://schemas.openxmlformats.org/drawingml/2006/wordprocessingDrawing" xmlns:w10="urn:schemas-microsoft-com:office:word" xmlns:w="http://schemas.openxmlformats.org/wordprocessingml/2006/main" xmlns:w14="http://schemas.microsoft.com/office/word/2010/wordml" xmlns:w15="http://schemas.microsoft.com/office/word/2012/wordml" xmlns:w16cex="http://schemas.microsoft.com/office/word/2018/wordml/cex" xmlns:w16cid="http://schemas.microsoft.com/office/word/2016/wordml/cid" xmlns:w16="http://schemas.microsoft.com/office/word/2018/wordml" xmlns:w16sdtdh="http://schemas.microsoft.com/office/word/2020/wordml/sdtdatahash" xmlns:w16se="http://schemas.microsoft.com/office/word/2015/wordml/symex" xmlns:wpg="http://schemas.microsoft.com/office/word/2010/wordprocessingGroup" xmlns:wpi="http://schemas.microsoft.com/office/word/2010/wordprocessingInk" xmlns:wne="http://schemas.microsoft.com/office/word/2006/wordml" xmlns:wps="http://schemas.microsoft.com/office/word/2010/wordprocessingShape" mc:Ignorable="w14 w15 w16se w16cid w16 w16cex w16sdtdh wp14">
   <w:footnote w:type="separator" w:id="-1">
     <w:p>
       <w:r>
@@ -5380,119 +5296,7 @@
 </file>
 
 <file path=word/numbering.xml><?xml version="1.0" encoding="utf-8"?>
-<w:numbering xmlns:wpc="http://schemas.microsoft.com/office/word/2010/wordprocessingCanvas" xmlns:cx="http://schemas.microsoft.com/office/drawing/2014/chartex" xmlns:cx1="http://schemas.microsoft.com/office/drawing/2015/9/8/chartex" xmlns:cx2="http://schemas.microsoft.com/office/drawing/2015/10/21/chartex" xmlns:cx3="http://schemas.microsoft.com/office/drawing/2016/5/9/chartex" xmlns:cx4="http://schemas.microsoft.com/office/drawing/2016/5/10/chartex" xmlns:cx5="http://schemas.microsoft.com/office/drawing/2016/5/11/chartex" xmlns:cx6="http://schemas.microsoft.com/office/drawing/2016/5/12/chartex" xmlns:cx7="http://schemas.microsoft.com/office/drawing/2016/5/13/chartex" xmlns:cx8="http://schemas.microsoft.com/office/drawing/2016/5/14/chartex" xmlns:mc="http://schemas.openxmlformats.org/markup-compatibility/2006" xmlns:aink="http://schemas.microsoft.com/office/drawing/2016/ink" xmlns:am3d="http://schemas.microsoft.com/office/drawing/2017/model3d" xmlns:o="urn:schemas-microsoft-com:office:office" xmlns:oel="http://schemas.microsoft.com/office/2019/extlst" xmlns:r="http://schemas.openxmlformats.org/officeDocument/2006/relationships" xmlns:m="http://schemas.openxmlformats.org/officeDocument/2006/math" xmlns:v="urn:schemas-microsoft-com:vml" xmlns:wp14="http://schemas.microsoft.com/office/word/2010/wordprocessingDrawing" xmlns:wp="http://schemas.openxmlformats.org/drawingml/2006/wordprocessingDrawing" xmlns:w10="urn:schemas-microsoft-com:office:word" xmlns:w="http://schemas.openxmlformats.org/wordprocessingml/2006/main" xmlns:w14="http://schemas.microsoft.com/office/word/2010/wordml" xmlns:w15="http://schemas.microsoft.com/office/word/2012/wordml" xmlns:w16cex="http://schemas.microsoft.com/office/word/2018/wordml/cex" xmlns:w16cid="http://schemas.microsoft.com/office/word/2016/wordml/cid" xmlns:w16="http://schemas.microsoft.com/office/word/2018/wordml" xmlns:w16du="http://schemas.microsoft.com/office/word/2023/wordml/word16du" xmlns:w16sdtdh="http://schemas.microsoft.com/office/word/2020/wordml/sdtdatahash" xmlns:w16sdtfl="http://schemas.microsoft.com/office/word/2024/wordml/sdtformatlock" xmlns:w16se="http://schemas.microsoft.com/office/word/2015/wordml/symex" xmlns:wpg="http://schemas.microsoft.com/office/word/2010/wordprocessingGroup" xmlns:wpi="http://schemas.microsoft.com/office/word/2010/wordprocessingInk" xmlns:wne="http://schemas.microsoft.com/office/word/2006/wordml" xmlns:wps="http://schemas.microsoft.com/office/word/2010/wordprocessingShape" mc:Ignorable="w14 w15 w16se w16cid w16 w16cex w16sdtdh w16sdtfl w16du wp14">
-  <w:abstractNum xmlns:w="http://schemas.openxmlformats.org/wordprocessingml/2006/main" w:abstractNumId="19">
-    <w:nsid w:val="3efc5b5c"/>
-    <w:multiLevelType xmlns:w="http://schemas.openxmlformats.org/wordprocessingml/2006/main" w:val="hybridMultilevel"/>
-    <w:lvl xmlns:w="http://schemas.openxmlformats.org/wordprocessingml/2006/main" w:ilvl="0">
-      <w:start w:val="1"/>
-      <w:numFmt w:val="bullet"/>
-      <w:lvlText w:val="-"/>
-      <w:lvlJc w:val="left"/>
-      <w:pPr>
-        <w:ind w:left="720" w:hanging="360"/>
-      </w:pPr>
-      <w:rPr>
-        <w:rFonts w:hint="default" w:ascii="Aptos" w:hAnsi="Aptos"/>
-      </w:rPr>
-    </w:lvl>
-    <w:lvl xmlns:w="http://schemas.openxmlformats.org/wordprocessingml/2006/main" w:ilvl="1">
-      <w:start w:val="1"/>
-      <w:numFmt w:val="bullet"/>
-      <w:lvlText w:val="o"/>
-      <w:lvlJc w:val="left"/>
-      <w:pPr>
-        <w:ind w:left="1440" w:hanging="360"/>
-      </w:pPr>
-      <w:rPr>
-        <w:rFonts w:hint="default" w:ascii="Courier New" w:hAnsi="Courier New"/>
-      </w:rPr>
-    </w:lvl>
-    <w:lvl xmlns:w="http://schemas.openxmlformats.org/wordprocessingml/2006/main" w:ilvl="2">
-      <w:start w:val="1"/>
-      <w:numFmt w:val="bullet"/>
-      <w:lvlText w:val=""/>
-      <w:lvlJc w:val="left"/>
-      <w:pPr>
-        <w:ind w:left="2160" w:hanging="360"/>
-      </w:pPr>
-      <w:rPr>
-        <w:rFonts w:hint="default" w:ascii="Wingdings" w:hAnsi="Wingdings"/>
-      </w:rPr>
-    </w:lvl>
-    <w:lvl xmlns:w="http://schemas.openxmlformats.org/wordprocessingml/2006/main" w:ilvl="3">
-      <w:start w:val="1"/>
-      <w:numFmt w:val="bullet"/>
-      <w:lvlText w:val=""/>
-      <w:lvlJc w:val="left"/>
-      <w:pPr>
-        <w:ind w:left="2880" w:hanging="360"/>
-      </w:pPr>
-      <w:rPr>
-        <w:rFonts w:hint="default" w:ascii="Symbol" w:hAnsi="Symbol"/>
-      </w:rPr>
-    </w:lvl>
-    <w:lvl xmlns:w="http://schemas.openxmlformats.org/wordprocessingml/2006/main" w:ilvl="4">
-      <w:start w:val="1"/>
-      <w:numFmt w:val="bullet"/>
-      <w:lvlText w:val="o"/>
-      <w:lvlJc w:val="left"/>
-      <w:pPr>
-        <w:ind w:left="3600" w:hanging="360"/>
-      </w:pPr>
-      <w:rPr>
-        <w:rFonts w:hint="default" w:ascii="Courier New" w:hAnsi="Courier New"/>
-      </w:rPr>
-    </w:lvl>
-    <w:lvl xmlns:w="http://schemas.openxmlformats.org/wordprocessingml/2006/main" w:ilvl="5">
-      <w:start w:val="1"/>
-      <w:numFmt w:val="bullet"/>
-      <w:lvlText w:val=""/>
-      <w:lvlJc w:val="left"/>
-      <w:pPr>
-        <w:ind w:left="4320" w:hanging="360"/>
-      </w:pPr>
-      <w:rPr>
-        <w:rFonts w:hint="default" w:ascii="Wingdings" w:hAnsi="Wingdings"/>
-      </w:rPr>
-    </w:lvl>
-    <w:lvl xmlns:w="http://schemas.openxmlformats.org/wordprocessingml/2006/main" w:ilvl="6">
-      <w:start w:val="1"/>
-      <w:numFmt w:val="bullet"/>
-      <w:lvlText w:val=""/>
-      <w:lvlJc w:val="left"/>
-      <w:pPr>
-        <w:ind w:left="5040" w:hanging="360"/>
-      </w:pPr>
-      <w:rPr>
-        <w:rFonts w:hint="default" w:ascii="Symbol" w:hAnsi="Symbol"/>
-      </w:rPr>
-    </w:lvl>
-    <w:lvl xmlns:w="http://schemas.openxmlformats.org/wordprocessingml/2006/main" w:ilvl="7">
-      <w:start w:val="1"/>
-      <w:numFmt w:val="bullet"/>
-      <w:lvlText w:val="o"/>
-      <w:lvlJc w:val="left"/>
-      <w:pPr>
-        <w:ind w:left="5760" w:hanging="360"/>
-      </w:pPr>
-      <w:rPr>
-        <w:rFonts w:hint="default" w:ascii="Courier New" w:hAnsi="Courier New"/>
-      </w:rPr>
-    </w:lvl>
-    <w:lvl xmlns:w="http://schemas.openxmlformats.org/wordprocessingml/2006/main" w:ilvl="8">
-      <w:start w:val="1"/>
-      <w:numFmt w:val="bullet"/>
-      <w:lvlText w:val=""/>
-      <w:lvlJc w:val="left"/>
-      <w:pPr>
-        <w:ind w:left="6480" w:hanging="360"/>
-      </w:pPr>
-      <w:rPr>
-        <w:rFonts w:hint="default" w:ascii="Wingdings" w:hAnsi="Wingdings"/>
-      </w:rPr>
-    </w:lvl>
-  </w:abstractNum>
+<w:numbering xmlns:wpc="http://schemas.microsoft.com/office/word/2010/wordprocessingCanvas" xmlns:cx="http://schemas.microsoft.com/office/drawing/2014/chartex" xmlns:cx1="http://schemas.microsoft.com/office/drawing/2015/9/8/chartex" xmlns:cx2="http://schemas.microsoft.com/office/drawing/2015/10/21/chartex" xmlns:cx3="http://schemas.microsoft.com/office/drawing/2016/5/9/chartex" xmlns:cx4="http://schemas.microsoft.com/office/drawing/2016/5/10/chartex" xmlns:cx5="http://schemas.microsoft.com/office/drawing/2016/5/11/chartex" xmlns:cx6="http://schemas.microsoft.com/office/drawing/2016/5/12/chartex" xmlns:cx7="http://schemas.microsoft.com/office/drawing/2016/5/13/chartex" xmlns:cx8="http://schemas.microsoft.com/office/drawing/2016/5/14/chartex" xmlns:mc="http://schemas.openxmlformats.org/markup-compatibility/2006" xmlns:aink="http://schemas.microsoft.com/office/drawing/2016/ink" xmlns:am3d="http://schemas.microsoft.com/office/drawing/2017/model3d" xmlns:o="urn:schemas-microsoft-com:office:office" xmlns:r="http://schemas.openxmlformats.org/officeDocument/2006/relationships" xmlns:m="http://schemas.openxmlformats.org/officeDocument/2006/math" xmlns:v="urn:schemas-microsoft-com:vml" xmlns:wp14="http://schemas.microsoft.com/office/word/2010/wordprocessingDrawing" xmlns:wp="http://schemas.openxmlformats.org/drawingml/2006/wordprocessingDrawing" xmlns:w10="urn:schemas-microsoft-com:office:word" xmlns:w="http://schemas.openxmlformats.org/wordprocessingml/2006/main" xmlns:w14="http://schemas.microsoft.com/office/word/2010/wordml" xmlns:w15="http://schemas.microsoft.com/office/word/2012/wordml" xmlns:w16cex="http://schemas.microsoft.com/office/word/2018/wordml/cex" xmlns:w16cid="http://schemas.microsoft.com/office/word/2016/wordml/cid" xmlns:w16="http://schemas.microsoft.com/office/word/2018/wordml" xmlns:w16sdtdh="http://schemas.microsoft.com/office/word/2020/wordml/sdtdatahash" xmlns:w16se="http://schemas.microsoft.com/office/word/2015/wordml/symex" xmlns:wpg="http://schemas.microsoft.com/office/word/2010/wordprocessingGroup" xmlns:wpi="http://schemas.microsoft.com/office/word/2010/wordprocessingInk" xmlns:wne="http://schemas.microsoft.com/office/word/2006/wordml" xmlns:wps="http://schemas.microsoft.com/office/word/2010/wordprocessingShape" mc:Ignorable="w14 w15 w16se w16cid w16 w16cex w16sdtdh wp14">
   <w:abstractNum w:abstractNumId="0" w15:restartNumberingAfterBreak="0">
     <w:nsid w:val="00E50857"/>
     <w:multiLevelType w:val="hybridMultilevel"/>
@@ -5509,7 +5313,7 @@
         <w:ind w:left="720" w:hanging="360"/>
       </w:pPr>
       <w:rPr>
-        <w:rFonts w:hint="default" w:ascii="Wingdings" w:hAnsi="Wingdings"/>
+        <w:rFonts w:ascii="Wingdings" w:hAnsi="Wingdings" w:hint="default"/>
       </w:rPr>
     </w:lvl>
     <w:lvl w:ilvl="1" w:tplc="04090003" w:tentative="1">
@@ -5524,7 +5328,7 @@
         <w:ind w:left="1440" w:hanging="360"/>
       </w:pPr>
       <w:rPr>
-        <w:rFonts w:hint="default" w:ascii="Courier New" w:hAnsi="Courier New" w:cs="Courier New"/>
+        <w:rFonts w:ascii="Courier New" w:hAnsi="Courier New" w:cs="Courier New" w:hint="default"/>
       </w:rPr>
     </w:lvl>
     <w:lvl w:ilvl="2" w:tplc="04090005" w:tentative="1">
@@ -5539,7 +5343,7 @@
         <w:ind w:left="2160" w:hanging="360"/>
       </w:pPr>
       <w:rPr>
-        <w:rFonts w:hint="default" w:ascii="Wingdings" w:hAnsi="Wingdings"/>
+        <w:rFonts w:ascii="Wingdings" w:hAnsi="Wingdings" w:hint="default"/>
       </w:rPr>
     </w:lvl>
     <w:lvl w:ilvl="3" w:tplc="04090001" w:tentative="1">
@@ -5554,7 +5358,7 @@
         <w:ind w:left="2880" w:hanging="360"/>
       </w:pPr>
       <w:rPr>
-        <w:rFonts w:hint="default" w:ascii="Symbol" w:hAnsi="Symbol"/>
+        <w:rFonts w:ascii="Symbol" w:hAnsi="Symbol" w:hint="default"/>
       </w:rPr>
     </w:lvl>
     <w:lvl w:ilvl="4" w:tplc="04090003" w:tentative="1">
@@ -5569,7 +5373,7 @@
         <w:ind w:left="3600" w:hanging="360"/>
       </w:pPr>
       <w:rPr>
-        <w:rFonts w:hint="default" w:ascii="Courier New" w:hAnsi="Courier New" w:cs="Courier New"/>
+        <w:rFonts w:ascii="Courier New" w:hAnsi="Courier New" w:cs="Courier New" w:hint="default"/>
       </w:rPr>
     </w:lvl>
     <w:lvl w:ilvl="5" w:tplc="04090005" w:tentative="1">
@@ -5584,7 +5388,7 @@
         <w:ind w:left="4320" w:hanging="360"/>
       </w:pPr>
       <w:rPr>
-        <w:rFonts w:hint="default" w:ascii="Wingdings" w:hAnsi="Wingdings"/>
+        <w:rFonts w:ascii="Wingdings" w:hAnsi="Wingdings" w:hint="default"/>
       </w:rPr>
     </w:lvl>
     <w:lvl w:ilvl="6" w:tplc="04090001" w:tentative="1">
@@ -5599,7 +5403,7 @@
         <w:ind w:left="5040" w:hanging="360"/>
       </w:pPr>
       <w:rPr>
-        <w:rFonts w:hint="default" w:ascii="Symbol" w:hAnsi="Symbol"/>
+        <w:rFonts w:ascii="Symbol" w:hAnsi="Symbol" w:hint="default"/>
       </w:rPr>
     </w:lvl>
     <w:lvl w:ilvl="7" w:tplc="04090003" w:tentative="1">
@@ -5614,7 +5418,7 @@
         <w:ind w:left="5760" w:hanging="360"/>
       </w:pPr>
       <w:rPr>
-        <w:rFonts w:hint="default" w:ascii="Courier New" w:hAnsi="Courier New" w:cs="Courier New"/>
+        <w:rFonts w:ascii="Courier New" w:hAnsi="Courier New" w:cs="Courier New" w:hint="default"/>
       </w:rPr>
     </w:lvl>
     <w:lvl w:ilvl="8" w:tplc="04090005" w:tentative="1">
@@ -5629,7 +5433,7 @@
         <w:ind w:left="6480" w:hanging="360"/>
       </w:pPr>
       <w:rPr>
-        <w:rFonts w:hint="default" w:ascii="Wingdings" w:hAnsi="Wingdings"/>
+        <w:rFonts w:ascii="Wingdings" w:hAnsi="Wingdings" w:hint="default"/>
       </w:rPr>
     </w:lvl>
   </w:abstractNum>
@@ -5646,7 +5450,7 @@
         <w:ind w:left="720" w:hanging="360"/>
       </w:pPr>
       <w:rPr>
-        <w:rFonts w:hint="default" w:ascii="Symbol" w:hAnsi="Symbol"/>
+        <w:rFonts w:ascii="Symbol" w:hAnsi="Symbol" w:hint="default"/>
       </w:rPr>
     </w:lvl>
     <w:lvl w:ilvl="1" w:tplc="0C0A0003">
@@ -5658,7 +5462,7 @@
         <w:ind w:left="1440" w:hanging="360"/>
       </w:pPr>
       <w:rPr>
-        <w:rFonts w:hint="default" w:ascii="Courier New" w:hAnsi="Courier New" w:cs="Courier New"/>
+        <w:rFonts w:ascii="Courier New" w:hAnsi="Courier New" w:cs="Courier New" w:hint="default"/>
       </w:rPr>
     </w:lvl>
     <w:lvl w:ilvl="2" w:tplc="0C0A0005" w:tentative="1">
@@ -5670,7 +5474,7 @@
         <w:ind w:left="2160" w:hanging="360"/>
       </w:pPr>
       <w:rPr>
-        <w:rFonts w:hint="default" w:ascii="Wingdings" w:hAnsi="Wingdings"/>
+        <w:rFonts w:ascii="Wingdings" w:hAnsi="Wingdings" w:hint="default"/>
       </w:rPr>
     </w:lvl>
     <w:lvl w:ilvl="3" w:tplc="0C0A0001" w:tentative="1">
@@ -5682,7 +5486,7 @@
         <w:ind w:left="2880" w:hanging="360"/>
       </w:pPr>
       <w:rPr>
-        <w:rFonts w:hint="default" w:ascii="Symbol" w:hAnsi="Symbol"/>
+        <w:rFonts w:ascii="Symbol" w:hAnsi="Symbol" w:hint="default"/>
       </w:rPr>
     </w:lvl>
     <w:lvl w:ilvl="4" w:tplc="0C0A0003" w:tentative="1">
@@ -5694,7 +5498,7 @@
         <w:ind w:left="3600" w:hanging="360"/>
       </w:pPr>
       <w:rPr>
-        <w:rFonts w:hint="default" w:ascii="Courier New" w:hAnsi="Courier New" w:cs="Courier New"/>
+        <w:rFonts w:ascii="Courier New" w:hAnsi="Courier New" w:cs="Courier New" w:hint="default"/>
       </w:rPr>
     </w:lvl>
     <w:lvl w:ilvl="5" w:tplc="0C0A0005" w:tentative="1">
@@ -5706,7 +5510,7 @@
         <w:ind w:left="4320" w:hanging="360"/>
       </w:pPr>
       <w:rPr>
-        <w:rFonts w:hint="default" w:ascii="Wingdings" w:hAnsi="Wingdings"/>
+        <w:rFonts w:ascii="Wingdings" w:hAnsi="Wingdings" w:hint="default"/>
       </w:rPr>
     </w:lvl>
     <w:lvl w:ilvl="6" w:tplc="0C0A0001" w:tentative="1">
@@ -5718,7 +5522,7 @@
         <w:ind w:left="5040" w:hanging="360"/>
       </w:pPr>
       <w:rPr>
-        <w:rFonts w:hint="default" w:ascii="Symbol" w:hAnsi="Symbol"/>
+        <w:rFonts w:ascii="Symbol" w:hAnsi="Symbol" w:hint="default"/>
       </w:rPr>
     </w:lvl>
     <w:lvl w:ilvl="7" w:tplc="0C0A0003" w:tentative="1">
@@ -5730,7 +5534,7 @@
         <w:ind w:left="5760" w:hanging="360"/>
       </w:pPr>
       <w:rPr>
-        <w:rFonts w:hint="default" w:ascii="Courier New" w:hAnsi="Courier New" w:cs="Courier New"/>
+        <w:rFonts w:ascii="Courier New" w:hAnsi="Courier New" w:cs="Courier New" w:hint="default"/>
       </w:rPr>
     </w:lvl>
     <w:lvl w:ilvl="8" w:tplc="0C0A0005" w:tentative="1">
@@ -5742,7 +5546,7 @@
         <w:ind w:left="6480" w:hanging="360"/>
       </w:pPr>
       <w:rPr>
-        <w:rFonts w:hint="default" w:ascii="Wingdings" w:hAnsi="Wingdings"/>
+        <w:rFonts w:ascii="Wingdings" w:hAnsi="Wingdings" w:hint="default"/>
       </w:rPr>
     </w:lvl>
   </w:abstractNum>
@@ -5875,7 +5679,7 @@
         <w:ind w:left="720" w:hanging="360"/>
       </w:pPr>
       <w:rPr>
-        <w:rFonts w:hint="default" w:ascii="Times New Roman" w:hAnsi="Times New Roman" w:eastAsia="Times New Roman" w:cs="Times New Roman"/>
+        <w:rFonts w:ascii="Times New Roman" w:eastAsia="Times New Roman" w:hAnsi="Times New Roman" w:cs="Times New Roman" w:hint="default"/>
       </w:rPr>
     </w:lvl>
     <w:lvl w:ilvl="1" w:tplc="0C0A0003">
@@ -5890,7 +5694,7 @@
         <w:ind w:left="1440" w:hanging="360"/>
       </w:pPr>
       <w:rPr>
-        <w:rFonts w:hint="default" w:ascii="Courier New" w:hAnsi="Courier New"/>
+        <w:rFonts w:ascii="Courier New" w:hAnsi="Courier New" w:hint="default"/>
       </w:rPr>
     </w:lvl>
     <w:lvl w:ilvl="2" w:tplc="0C0A0005">
@@ -5905,7 +5709,7 @@
         <w:ind w:left="2160" w:hanging="360"/>
       </w:pPr>
       <w:rPr>
-        <w:rFonts w:hint="default" w:ascii="Wingdings" w:hAnsi="Wingdings"/>
+        <w:rFonts w:ascii="Wingdings" w:hAnsi="Wingdings" w:hint="default"/>
       </w:rPr>
     </w:lvl>
     <w:lvl w:ilvl="3" w:tplc="0C0A0001">
@@ -5920,7 +5724,7 @@
         <w:ind w:left="2880" w:hanging="360"/>
       </w:pPr>
       <w:rPr>
-        <w:rFonts w:hint="default" w:ascii="Symbol" w:hAnsi="Symbol"/>
+        <w:rFonts w:ascii="Symbol" w:hAnsi="Symbol" w:hint="default"/>
       </w:rPr>
     </w:lvl>
     <w:lvl w:ilvl="4" w:tplc="0C0A0003" w:tentative="1">
@@ -5935,7 +5739,7 @@
         <w:ind w:left="3600" w:hanging="360"/>
       </w:pPr>
       <w:rPr>
-        <w:rFonts w:hint="default" w:ascii="Courier New" w:hAnsi="Courier New"/>
+        <w:rFonts w:ascii="Courier New" w:hAnsi="Courier New" w:hint="default"/>
       </w:rPr>
     </w:lvl>
     <w:lvl w:ilvl="5" w:tplc="0C0A0005" w:tentative="1">
@@ -5950,7 +5754,7 @@
         <w:ind w:left="4320" w:hanging="360"/>
       </w:pPr>
       <w:rPr>
-        <w:rFonts w:hint="default" w:ascii="Wingdings" w:hAnsi="Wingdings"/>
+        <w:rFonts w:ascii="Wingdings" w:hAnsi="Wingdings" w:hint="default"/>
       </w:rPr>
     </w:lvl>
     <w:lvl w:ilvl="6" w:tplc="0C0A0001" w:tentative="1">
@@ -5965,7 +5769,7 @@
         <w:ind w:left="5040" w:hanging="360"/>
       </w:pPr>
       <w:rPr>
-        <w:rFonts w:hint="default" w:ascii="Symbol" w:hAnsi="Symbol"/>
+        <w:rFonts w:ascii="Symbol" w:hAnsi="Symbol" w:hint="default"/>
       </w:rPr>
     </w:lvl>
     <w:lvl w:ilvl="7" w:tplc="0C0A0003" w:tentative="1">
@@ -5980,7 +5784,7 @@
         <w:ind w:left="5760" w:hanging="360"/>
       </w:pPr>
       <w:rPr>
-        <w:rFonts w:hint="default" w:ascii="Courier New" w:hAnsi="Courier New"/>
+        <w:rFonts w:ascii="Courier New" w:hAnsi="Courier New" w:hint="default"/>
       </w:rPr>
     </w:lvl>
     <w:lvl w:ilvl="8" w:tplc="0C0A0005" w:tentative="1">
@@ -5995,7 +5799,7 @@
         <w:ind w:left="6480" w:hanging="360"/>
       </w:pPr>
       <w:rPr>
-        <w:rFonts w:hint="default" w:ascii="Wingdings" w:hAnsi="Wingdings"/>
+        <w:rFonts w:ascii="Wingdings" w:hAnsi="Wingdings" w:hint="default"/>
       </w:rPr>
     </w:lvl>
   </w:abstractNum>
@@ -6159,7 +5963,7 @@
         <w:ind w:left="360" w:hanging="360"/>
       </w:pPr>
       <w:rPr>
-        <w:rFonts w:hint="default" w:ascii="Symbol" w:hAnsi="Symbol"/>
+        <w:rFonts w:ascii="Symbol" w:hAnsi="Symbol" w:hint="default"/>
       </w:rPr>
     </w:lvl>
   </w:abstractNum>
@@ -6176,7 +5980,7 @@
         <w:ind w:left="720" w:hanging="360"/>
       </w:pPr>
       <w:rPr>
-        <w:rFonts w:hint="default" w:ascii="Symbol" w:hAnsi="Symbol"/>
+        <w:rFonts w:ascii="Symbol" w:hAnsi="Symbol" w:hint="default"/>
       </w:rPr>
     </w:lvl>
     <w:lvl w:ilvl="1" w:tplc="280A0003" w:tentative="1">
@@ -6188,7 +5992,7 @@
         <w:ind w:left="1440" w:hanging="360"/>
       </w:pPr>
       <w:rPr>
-        <w:rFonts w:hint="default" w:ascii="Courier New" w:hAnsi="Courier New" w:cs="Courier New"/>
+        <w:rFonts w:ascii="Courier New" w:hAnsi="Courier New" w:cs="Courier New" w:hint="default"/>
       </w:rPr>
     </w:lvl>
     <w:lvl w:ilvl="2" w:tplc="280A0005" w:tentative="1">
@@ -6200,7 +6004,7 @@
         <w:ind w:left="2160" w:hanging="360"/>
       </w:pPr>
       <w:rPr>
-        <w:rFonts w:hint="default" w:ascii="Wingdings" w:hAnsi="Wingdings"/>
+        <w:rFonts w:ascii="Wingdings" w:hAnsi="Wingdings" w:hint="default"/>
       </w:rPr>
     </w:lvl>
     <w:lvl w:ilvl="3" w:tplc="280A0001" w:tentative="1">
@@ -6212,7 +6016,7 @@
         <w:ind w:left="2880" w:hanging="360"/>
       </w:pPr>
       <w:rPr>
-        <w:rFonts w:hint="default" w:ascii="Symbol" w:hAnsi="Symbol"/>
+        <w:rFonts w:ascii="Symbol" w:hAnsi="Symbol" w:hint="default"/>
       </w:rPr>
     </w:lvl>
     <w:lvl w:ilvl="4" w:tplc="280A0003" w:tentative="1">
@@ -6224,7 +6028,7 @@
         <w:ind w:left="3600" w:hanging="360"/>
       </w:pPr>
       <w:rPr>
-        <w:rFonts w:hint="default" w:ascii="Courier New" w:hAnsi="Courier New" w:cs="Courier New"/>
+        <w:rFonts w:ascii="Courier New" w:hAnsi="Courier New" w:cs="Courier New" w:hint="default"/>
       </w:rPr>
     </w:lvl>
     <w:lvl w:ilvl="5" w:tplc="280A0005" w:tentative="1">
@@ -6236,7 +6040,7 @@
         <w:ind w:left="4320" w:hanging="360"/>
       </w:pPr>
       <w:rPr>
-        <w:rFonts w:hint="default" w:ascii="Wingdings" w:hAnsi="Wingdings"/>
+        <w:rFonts w:ascii="Wingdings" w:hAnsi="Wingdings" w:hint="default"/>
       </w:rPr>
     </w:lvl>
     <w:lvl w:ilvl="6" w:tplc="280A0001" w:tentative="1">
@@ -6248,7 +6052,7 @@
         <w:ind w:left="5040" w:hanging="360"/>
       </w:pPr>
       <w:rPr>
-        <w:rFonts w:hint="default" w:ascii="Symbol" w:hAnsi="Symbol"/>
+        <w:rFonts w:ascii="Symbol" w:hAnsi="Symbol" w:hint="default"/>
       </w:rPr>
     </w:lvl>
     <w:lvl w:ilvl="7" w:tplc="280A0003" w:tentative="1">
@@ -6260,7 +6064,7 @@
         <w:ind w:left="5760" w:hanging="360"/>
       </w:pPr>
       <w:rPr>
-        <w:rFonts w:hint="default" w:ascii="Courier New" w:hAnsi="Courier New" w:cs="Courier New"/>
+        <w:rFonts w:ascii="Courier New" w:hAnsi="Courier New" w:cs="Courier New" w:hint="default"/>
       </w:rPr>
     </w:lvl>
     <w:lvl w:ilvl="8" w:tplc="280A0005" w:tentative="1">
@@ -6272,7 +6076,7 @@
         <w:ind w:left="6480" w:hanging="360"/>
       </w:pPr>
       <w:rPr>
-        <w:rFonts w:hint="default" w:ascii="Wingdings" w:hAnsi="Wingdings"/>
+        <w:rFonts w:ascii="Wingdings" w:hAnsi="Wingdings" w:hint="default"/>
       </w:rPr>
     </w:lvl>
   </w:abstractNum>
@@ -6289,7 +6093,7 @@
         <w:ind w:left="720" w:hanging="360"/>
       </w:pPr>
       <w:rPr>
-        <w:rFonts w:hint="default" w:ascii="Symbol" w:hAnsi="Symbol" w:eastAsia="Times New Roman" w:cs="Calibri"/>
+        <w:rFonts w:ascii="Symbol" w:eastAsia="Times New Roman" w:hAnsi="Symbol" w:cs="Calibri" w:hint="default"/>
       </w:rPr>
     </w:lvl>
     <w:lvl w:ilvl="1" w:tplc="280A0003" w:tentative="1">
@@ -6301,7 +6105,7 @@
         <w:ind w:left="1440" w:hanging="360"/>
       </w:pPr>
       <w:rPr>
-        <w:rFonts w:hint="default" w:ascii="Courier New" w:hAnsi="Courier New" w:cs="Courier New"/>
+        <w:rFonts w:ascii="Courier New" w:hAnsi="Courier New" w:cs="Courier New" w:hint="default"/>
       </w:rPr>
     </w:lvl>
     <w:lvl w:ilvl="2" w:tplc="280A0005" w:tentative="1">
@@ -6313,7 +6117,7 @@
         <w:ind w:left="2160" w:hanging="360"/>
       </w:pPr>
       <w:rPr>
-        <w:rFonts w:hint="default" w:ascii="Wingdings" w:hAnsi="Wingdings"/>
+        <w:rFonts w:ascii="Wingdings" w:hAnsi="Wingdings" w:hint="default"/>
       </w:rPr>
     </w:lvl>
     <w:lvl w:ilvl="3" w:tplc="280A0001" w:tentative="1">
@@ -6325,7 +6129,7 @@
         <w:ind w:left="2880" w:hanging="360"/>
       </w:pPr>
       <w:rPr>
-        <w:rFonts w:hint="default" w:ascii="Symbol" w:hAnsi="Symbol"/>
+        <w:rFonts w:ascii="Symbol" w:hAnsi="Symbol" w:hint="default"/>
       </w:rPr>
     </w:lvl>
     <w:lvl w:ilvl="4" w:tplc="280A0003" w:tentative="1">
@@ -6337,7 +6141,7 @@
         <w:ind w:left="3600" w:hanging="360"/>
       </w:pPr>
       <w:rPr>
-        <w:rFonts w:hint="default" w:ascii="Courier New" w:hAnsi="Courier New" w:cs="Courier New"/>
+        <w:rFonts w:ascii="Courier New" w:hAnsi="Courier New" w:cs="Courier New" w:hint="default"/>
       </w:rPr>
     </w:lvl>
     <w:lvl w:ilvl="5" w:tplc="280A0005" w:tentative="1">
@@ -6349,7 +6153,7 @@
         <w:ind w:left="4320" w:hanging="360"/>
       </w:pPr>
       <w:rPr>
-        <w:rFonts w:hint="default" w:ascii="Wingdings" w:hAnsi="Wingdings"/>
+        <w:rFonts w:ascii="Wingdings" w:hAnsi="Wingdings" w:hint="default"/>
       </w:rPr>
     </w:lvl>
     <w:lvl w:ilvl="6" w:tplc="280A0001" w:tentative="1">
@@ -6361,7 +6165,7 @@
         <w:ind w:left="5040" w:hanging="360"/>
       </w:pPr>
       <w:rPr>
-        <w:rFonts w:hint="default" w:ascii="Symbol" w:hAnsi="Symbol"/>
+        <w:rFonts w:ascii="Symbol" w:hAnsi="Symbol" w:hint="default"/>
       </w:rPr>
     </w:lvl>
     <w:lvl w:ilvl="7" w:tplc="280A0003" w:tentative="1">
@@ -6373,7 +6177,7 @@
         <w:ind w:left="5760" w:hanging="360"/>
       </w:pPr>
       <w:rPr>
-        <w:rFonts w:hint="default" w:ascii="Courier New" w:hAnsi="Courier New" w:cs="Courier New"/>
+        <w:rFonts w:ascii="Courier New" w:hAnsi="Courier New" w:cs="Courier New" w:hint="default"/>
       </w:rPr>
     </w:lvl>
     <w:lvl w:ilvl="8" w:tplc="280A0005" w:tentative="1">
@@ -6385,7 +6189,7 @@
         <w:ind w:left="6480" w:hanging="360"/>
       </w:pPr>
       <w:rPr>
-        <w:rFonts w:hint="default" w:ascii="Wingdings" w:hAnsi="Wingdings"/>
+        <w:rFonts w:ascii="Wingdings" w:hAnsi="Wingdings" w:hint="default"/>
       </w:rPr>
     </w:lvl>
   </w:abstractNum>
@@ -6405,7 +6209,7 @@
         <w:ind w:left="360" w:hanging="360"/>
       </w:pPr>
       <w:rPr>
-        <w:rFonts w:hint="default" w:ascii="Courier New" w:hAnsi="Courier New" w:cs="Courier New"/>
+        <w:rFonts w:ascii="Courier New" w:hAnsi="Courier New" w:cs="Courier New" w:hint="default"/>
       </w:rPr>
     </w:lvl>
     <w:lvl w:ilvl="1" w:tplc="040A0003" w:tentative="1">
@@ -6420,7 +6224,7 @@
         <w:ind w:left="1080" w:hanging="360"/>
       </w:pPr>
       <w:rPr>
-        <w:rFonts w:hint="default" w:ascii="Courier New" w:hAnsi="Courier New" w:cs="Courier New"/>
+        <w:rFonts w:ascii="Courier New" w:hAnsi="Courier New" w:cs="Courier New" w:hint="default"/>
       </w:rPr>
     </w:lvl>
     <w:lvl w:ilvl="2" w:tplc="040A0005" w:tentative="1">
@@ -6435,7 +6239,7 @@
         <w:ind w:left="1800" w:hanging="360"/>
       </w:pPr>
       <w:rPr>
-        <w:rFonts w:hint="default" w:ascii="Wingdings" w:hAnsi="Wingdings"/>
+        <w:rFonts w:ascii="Wingdings" w:hAnsi="Wingdings" w:hint="default"/>
       </w:rPr>
     </w:lvl>
     <w:lvl w:ilvl="3" w:tplc="040A0001" w:tentative="1">
@@ -6450,7 +6254,7 @@
         <w:ind w:left="2520" w:hanging="360"/>
       </w:pPr>
       <w:rPr>
-        <w:rFonts w:hint="default" w:ascii="Symbol" w:hAnsi="Symbol"/>
+        <w:rFonts w:ascii="Symbol" w:hAnsi="Symbol" w:hint="default"/>
       </w:rPr>
     </w:lvl>
     <w:lvl w:ilvl="4" w:tplc="040A0003" w:tentative="1">
@@ -6465,7 +6269,7 @@
         <w:ind w:left="3240" w:hanging="360"/>
       </w:pPr>
       <w:rPr>
-        <w:rFonts w:hint="default" w:ascii="Courier New" w:hAnsi="Courier New" w:cs="Courier New"/>
+        <w:rFonts w:ascii="Courier New" w:hAnsi="Courier New" w:cs="Courier New" w:hint="default"/>
       </w:rPr>
     </w:lvl>
     <w:lvl w:ilvl="5" w:tplc="040A0005" w:tentative="1">
@@ -6480,7 +6284,7 @@
         <w:ind w:left="3960" w:hanging="360"/>
       </w:pPr>
       <w:rPr>
-        <w:rFonts w:hint="default" w:ascii="Wingdings" w:hAnsi="Wingdings"/>
+        <w:rFonts w:ascii="Wingdings" w:hAnsi="Wingdings" w:hint="default"/>
       </w:rPr>
     </w:lvl>
     <w:lvl w:ilvl="6" w:tplc="040A0001" w:tentative="1">
@@ -6495,7 +6299,7 @@
         <w:ind w:left="4680" w:hanging="360"/>
       </w:pPr>
       <w:rPr>
-        <w:rFonts w:hint="default" w:ascii="Symbol" w:hAnsi="Symbol"/>
+        <w:rFonts w:ascii="Symbol" w:hAnsi="Symbol" w:hint="default"/>
       </w:rPr>
     </w:lvl>
     <w:lvl w:ilvl="7" w:tplc="040A0003" w:tentative="1">
@@ -6510,7 +6314,7 @@
         <w:ind w:left="5400" w:hanging="360"/>
       </w:pPr>
       <w:rPr>
-        <w:rFonts w:hint="default" w:ascii="Courier New" w:hAnsi="Courier New" w:cs="Courier New"/>
+        <w:rFonts w:ascii="Courier New" w:hAnsi="Courier New" w:cs="Courier New" w:hint="default"/>
       </w:rPr>
     </w:lvl>
     <w:lvl w:ilvl="8" w:tplc="040A0005" w:tentative="1">
@@ -6525,11 +6329,124 @@
         <w:ind w:left="6120" w:hanging="360"/>
       </w:pPr>
       <w:rPr>
-        <w:rFonts w:hint="default" w:ascii="Wingdings" w:hAnsi="Wingdings"/>
+        <w:rFonts w:ascii="Wingdings" w:hAnsi="Wingdings" w:hint="default"/>
       </w:rPr>
     </w:lvl>
   </w:abstractNum>
   <w:abstractNum w:abstractNumId="9" w15:restartNumberingAfterBreak="0">
+    <w:nsid w:val="3EFC5B5C"/>
+    <w:multiLevelType w:val="hybridMultilevel"/>
+    <w:tmpl w:val="C5E6A122"/>
+    <w:lvl w:ilvl="0" w:tplc="3718DE90">
+      <w:start w:val="1"/>
+      <w:numFmt w:val="bullet"/>
+      <w:lvlText w:val="-"/>
+      <w:lvlJc w:val="left"/>
+      <w:pPr>
+        <w:ind w:left="720" w:hanging="360"/>
+      </w:pPr>
+      <w:rPr>
+        <w:rFonts w:ascii="Aptos" w:hAnsi="Aptos" w:hint="default"/>
+      </w:rPr>
+    </w:lvl>
+    <w:lvl w:ilvl="1" w:tplc="D0E6849A">
+      <w:start w:val="1"/>
+      <w:numFmt w:val="bullet"/>
+      <w:lvlText w:val="o"/>
+      <w:lvlJc w:val="left"/>
+      <w:pPr>
+        <w:ind w:left="1440" w:hanging="360"/>
+      </w:pPr>
+      <w:rPr>
+        <w:rFonts w:ascii="Courier New" w:hAnsi="Courier New" w:hint="default"/>
+      </w:rPr>
+    </w:lvl>
+    <w:lvl w:ilvl="2" w:tplc="6C186F96">
+      <w:start w:val="1"/>
+      <w:numFmt w:val="bullet"/>
+      <w:lvlText w:val=""/>
+      <w:lvlJc w:val="left"/>
+      <w:pPr>
+        <w:ind w:left="2160" w:hanging="360"/>
+      </w:pPr>
+      <w:rPr>
+        <w:rFonts w:ascii="Wingdings" w:hAnsi="Wingdings" w:hint="default"/>
+      </w:rPr>
+    </w:lvl>
+    <w:lvl w:ilvl="3" w:tplc="267A5B0A">
+      <w:start w:val="1"/>
+      <w:numFmt w:val="bullet"/>
+      <w:lvlText w:val=""/>
+      <w:lvlJc w:val="left"/>
+      <w:pPr>
+        <w:ind w:left="2880" w:hanging="360"/>
+      </w:pPr>
+      <w:rPr>
+        <w:rFonts w:ascii="Symbol" w:hAnsi="Symbol" w:hint="default"/>
+      </w:rPr>
+    </w:lvl>
+    <w:lvl w:ilvl="4" w:tplc="F1FCE720">
+      <w:start w:val="1"/>
+      <w:numFmt w:val="bullet"/>
+      <w:lvlText w:val="o"/>
+      <w:lvlJc w:val="left"/>
+      <w:pPr>
+        <w:ind w:left="3600" w:hanging="360"/>
+      </w:pPr>
+      <w:rPr>
+        <w:rFonts w:ascii="Courier New" w:hAnsi="Courier New" w:hint="default"/>
+      </w:rPr>
+    </w:lvl>
+    <w:lvl w:ilvl="5" w:tplc="415027F0">
+      <w:start w:val="1"/>
+      <w:numFmt w:val="bullet"/>
+      <w:lvlText w:val=""/>
+      <w:lvlJc w:val="left"/>
+      <w:pPr>
+        <w:ind w:left="4320" w:hanging="360"/>
+      </w:pPr>
+      <w:rPr>
+        <w:rFonts w:ascii="Wingdings" w:hAnsi="Wingdings" w:hint="default"/>
+      </w:rPr>
+    </w:lvl>
+    <w:lvl w:ilvl="6" w:tplc="8182D1B2">
+      <w:start w:val="1"/>
+      <w:numFmt w:val="bullet"/>
+      <w:lvlText w:val=""/>
+      <w:lvlJc w:val="left"/>
+      <w:pPr>
+        <w:ind w:left="5040" w:hanging="360"/>
+      </w:pPr>
+      <w:rPr>
+        <w:rFonts w:ascii="Symbol" w:hAnsi="Symbol" w:hint="default"/>
+      </w:rPr>
+    </w:lvl>
+    <w:lvl w:ilvl="7" w:tplc="25C44CEE">
+      <w:start w:val="1"/>
+      <w:numFmt w:val="bullet"/>
+      <w:lvlText w:val="o"/>
+      <w:lvlJc w:val="left"/>
+      <w:pPr>
+        <w:ind w:left="5760" w:hanging="360"/>
+      </w:pPr>
+      <w:rPr>
+        <w:rFonts w:ascii="Courier New" w:hAnsi="Courier New" w:hint="default"/>
+      </w:rPr>
+    </w:lvl>
+    <w:lvl w:ilvl="8" w:tplc="9AAE966C">
+      <w:start w:val="1"/>
+      <w:numFmt w:val="bullet"/>
+      <w:lvlText w:val=""/>
+      <w:lvlJc w:val="left"/>
+      <w:pPr>
+        <w:ind w:left="6480" w:hanging="360"/>
+      </w:pPr>
+      <w:rPr>
+        <w:rFonts w:ascii="Wingdings" w:hAnsi="Wingdings" w:hint="default"/>
+      </w:rPr>
+    </w:lvl>
+  </w:abstractNum>
+  <w:abstractNum w:abstractNumId="10" w15:restartNumberingAfterBreak="0">
     <w:nsid w:val="44CD2B46"/>
     <w:multiLevelType w:val="multilevel"/>
     <w:tmpl w:val="C5E20F5C"/>
@@ -6545,7 +6462,7 @@
         <w:ind w:left="360" w:hanging="360"/>
       </w:pPr>
       <w:rPr>
-        <w:rFonts w:hint="default" w:ascii="Courier New" w:hAnsi="Courier New" w:cs="Courier New"/>
+        <w:rFonts w:ascii="Courier New" w:hAnsi="Courier New" w:cs="Courier New" w:hint="default"/>
       </w:rPr>
     </w:lvl>
     <w:lvl w:ilvl="1">
@@ -6560,7 +6477,7 @@
         <w:ind w:left="1080" w:hanging="360"/>
       </w:pPr>
       <w:rPr>
-        <w:rFonts w:hint="default" w:ascii="Courier New" w:hAnsi="Courier New" w:cs="Courier New"/>
+        <w:rFonts w:ascii="Courier New" w:hAnsi="Courier New" w:cs="Courier New" w:hint="default"/>
       </w:rPr>
     </w:lvl>
     <w:lvl w:ilvl="2">
@@ -6575,7 +6492,7 @@
         <w:ind w:left="1800" w:hanging="360"/>
       </w:pPr>
       <w:rPr>
-        <w:rFonts w:hint="default" w:ascii="Wingdings" w:hAnsi="Wingdings"/>
+        <w:rFonts w:ascii="Wingdings" w:hAnsi="Wingdings" w:hint="default"/>
       </w:rPr>
     </w:lvl>
     <w:lvl w:ilvl="3">
@@ -6590,7 +6507,7 @@
         <w:ind w:left="2520" w:hanging="360"/>
       </w:pPr>
       <w:rPr>
-        <w:rFonts w:hint="default" w:ascii="Symbol" w:hAnsi="Symbol"/>
+        <w:rFonts w:ascii="Symbol" w:hAnsi="Symbol" w:hint="default"/>
       </w:rPr>
     </w:lvl>
     <w:lvl w:ilvl="4">
@@ -6605,7 +6522,7 @@
         <w:ind w:left="3240" w:hanging="360"/>
       </w:pPr>
       <w:rPr>
-        <w:rFonts w:hint="default" w:ascii="Courier New" w:hAnsi="Courier New" w:cs="Courier New"/>
+        <w:rFonts w:ascii="Courier New" w:hAnsi="Courier New" w:cs="Courier New" w:hint="default"/>
       </w:rPr>
     </w:lvl>
     <w:lvl w:ilvl="5">
@@ -6620,7 +6537,7 @@
         <w:ind w:left="3960" w:hanging="360"/>
       </w:pPr>
       <w:rPr>
-        <w:rFonts w:hint="default" w:ascii="Wingdings" w:hAnsi="Wingdings"/>
+        <w:rFonts w:ascii="Wingdings" w:hAnsi="Wingdings" w:hint="default"/>
       </w:rPr>
     </w:lvl>
     <w:lvl w:ilvl="6">
@@ -6635,7 +6552,7 @@
         <w:ind w:left="4680" w:hanging="360"/>
       </w:pPr>
       <w:rPr>
-        <w:rFonts w:hint="default" w:ascii="Symbol" w:hAnsi="Symbol"/>
+        <w:rFonts w:ascii="Symbol" w:hAnsi="Symbol" w:hint="default"/>
       </w:rPr>
     </w:lvl>
     <w:lvl w:ilvl="7">
@@ -6650,7 +6567,7 @@
         <w:ind w:left="5400" w:hanging="360"/>
       </w:pPr>
       <w:rPr>
-        <w:rFonts w:hint="default" w:ascii="Courier New" w:hAnsi="Courier New" w:cs="Courier New"/>
+        <w:rFonts w:ascii="Courier New" w:hAnsi="Courier New" w:cs="Courier New" w:hint="default"/>
       </w:rPr>
     </w:lvl>
     <w:lvl w:ilvl="8">
@@ -6665,11 +6582,11 @@
         <w:ind w:left="6120" w:hanging="360"/>
       </w:pPr>
       <w:rPr>
-        <w:rFonts w:hint="default" w:ascii="Wingdings" w:hAnsi="Wingdings"/>
+        <w:rFonts w:ascii="Wingdings" w:hAnsi="Wingdings" w:hint="default"/>
       </w:rPr>
     </w:lvl>
   </w:abstractNum>
-  <w:abstractNum w:abstractNumId="10" w15:restartNumberingAfterBreak="0">
+  <w:abstractNum w:abstractNumId="11" w15:restartNumberingAfterBreak="0">
     <w:nsid w:val="45C14FCB"/>
     <w:multiLevelType w:val="hybridMultilevel"/>
     <w:tmpl w:val="B562221A"/>
@@ -6682,7 +6599,7 @@
         <w:ind w:left="720" w:hanging="360"/>
       </w:pPr>
       <w:rPr>
-        <w:rFonts w:hint="default" w:ascii="Symbol" w:hAnsi="Symbol"/>
+        <w:rFonts w:ascii="Symbol" w:hAnsi="Symbol" w:hint="default"/>
       </w:rPr>
     </w:lvl>
     <w:lvl w:ilvl="1" w:tplc="280A0003" w:tentative="1">
@@ -6694,7 +6611,7 @@
         <w:ind w:left="1440" w:hanging="360"/>
       </w:pPr>
       <w:rPr>
-        <w:rFonts w:hint="default" w:ascii="Courier New" w:hAnsi="Courier New" w:cs="Courier New"/>
+        <w:rFonts w:ascii="Courier New" w:hAnsi="Courier New" w:cs="Courier New" w:hint="default"/>
       </w:rPr>
     </w:lvl>
     <w:lvl w:ilvl="2" w:tplc="280A0005" w:tentative="1">
@@ -6706,7 +6623,7 @@
         <w:ind w:left="2160" w:hanging="360"/>
       </w:pPr>
       <w:rPr>
-        <w:rFonts w:hint="default" w:ascii="Wingdings" w:hAnsi="Wingdings"/>
+        <w:rFonts w:ascii="Wingdings" w:hAnsi="Wingdings" w:hint="default"/>
       </w:rPr>
     </w:lvl>
     <w:lvl w:ilvl="3" w:tplc="280A0001" w:tentative="1">
@@ -6718,7 +6635,7 @@
         <w:ind w:left="2880" w:hanging="360"/>
       </w:pPr>
       <w:rPr>
-        <w:rFonts w:hint="default" w:ascii="Symbol" w:hAnsi="Symbol"/>
+        <w:rFonts w:ascii="Symbol" w:hAnsi="Symbol" w:hint="default"/>
       </w:rPr>
     </w:lvl>
     <w:lvl w:ilvl="4" w:tplc="280A0003" w:tentative="1">
@@ -6730,7 +6647,7 @@
         <w:ind w:left="3600" w:hanging="360"/>
       </w:pPr>
       <w:rPr>
-        <w:rFonts w:hint="default" w:ascii="Courier New" w:hAnsi="Courier New" w:cs="Courier New"/>
+        <w:rFonts w:ascii="Courier New" w:hAnsi="Courier New" w:cs="Courier New" w:hint="default"/>
       </w:rPr>
     </w:lvl>
     <w:lvl w:ilvl="5" w:tplc="280A0005" w:tentative="1">
@@ -6742,7 +6659,7 @@
         <w:ind w:left="4320" w:hanging="360"/>
       </w:pPr>
       <w:rPr>
-        <w:rFonts w:hint="default" w:ascii="Wingdings" w:hAnsi="Wingdings"/>
+        <w:rFonts w:ascii="Wingdings" w:hAnsi="Wingdings" w:hint="default"/>
       </w:rPr>
     </w:lvl>
     <w:lvl w:ilvl="6" w:tplc="280A0001" w:tentative="1">
@@ -6754,7 +6671,7 @@
         <w:ind w:left="5040" w:hanging="360"/>
       </w:pPr>
       <w:rPr>
-        <w:rFonts w:hint="default" w:ascii="Symbol" w:hAnsi="Symbol"/>
+        <w:rFonts w:ascii="Symbol" w:hAnsi="Symbol" w:hint="default"/>
       </w:rPr>
     </w:lvl>
     <w:lvl w:ilvl="7" w:tplc="280A0003" w:tentative="1">
@@ -6766,7 +6683,7 @@
         <w:ind w:left="5760" w:hanging="360"/>
       </w:pPr>
       <w:rPr>
-        <w:rFonts w:hint="default" w:ascii="Courier New" w:hAnsi="Courier New" w:cs="Courier New"/>
+        <w:rFonts w:ascii="Courier New" w:hAnsi="Courier New" w:cs="Courier New" w:hint="default"/>
       </w:rPr>
     </w:lvl>
     <w:lvl w:ilvl="8" w:tplc="280A0005" w:tentative="1">
@@ -6778,11 +6695,11 @@
         <w:ind w:left="6480" w:hanging="360"/>
       </w:pPr>
       <w:rPr>
-        <w:rFonts w:hint="default" w:ascii="Wingdings" w:hAnsi="Wingdings"/>
+        <w:rFonts w:ascii="Wingdings" w:hAnsi="Wingdings" w:hint="default"/>
       </w:rPr>
     </w:lvl>
   </w:abstractNum>
-  <w:abstractNum w:abstractNumId="11" w15:restartNumberingAfterBreak="0">
+  <w:abstractNum w:abstractNumId="12" w15:restartNumberingAfterBreak="0">
     <w:nsid w:val="480D5568"/>
     <w:multiLevelType w:val="hybridMultilevel"/>
     <w:tmpl w:val="12AA4832"/>
@@ -6871,7 +6788,7 @@
       </w:pPr>
     </w:lvl>
   </w:abstractNum>
-  <w:abstractNum w:abstractNumId="12" w15:restartNumberingAfterBreak="0">
+  <w:abstractNum w:abstractNumId="13" w15:restartNumberingAfterBreak="0">
     <w:nsid w:val="4D9460DD"/>
     <w:multiLevelType w:val="hybridMultilevel"/>
     <w:tmpl w:val="01B4A9E8"/>
@@ -6887,7 +6804,7 @@
         <w:ind w:left="360" w:hanging="360"/>
       </w:pPr>
       <w:rPr>
-        <w:rFonts w:hint="default" w:ascii="Symbol" w:hAnsi="Symbol"/>
+        <w:rFonts w:ascii="Symbol" w:hAnsi="Symbol" w:hint="default"/>
       </w:rPr>
     </w:lvl>
     <w:lvl w:ilvl="1" w:tplc="040A0003">
@@ -6902,7 +6819,7 @@
         <w:ind w:left="1080" w:hanging="360"/>
       </w:pPr>
       <w:rPr>
-        <w:rFonts w:hint="default" w:ascii="Courier New" w:hAnsi="Courier New" w:cs="Courier New"/>
+        <w:rFonts w:ascii="Courier New" w:hAnsi="Courier New" w:cs="Courier New" w:hint="default"/>
       </w:rPr>
     </w:lvl>
     <w:lvl w:ilvl="2" w:tplc="040A0005" w:tentative="1">
@@ -6917,7 +6834,7 @@
         <w:ind w:left="1800" w:hanging="360"/>
       </w:pPr>
       <w:rPr>
-        <w:rFonts w:hint="default" w:ascii="Wingdings" w:hAnsi="Wingdings"/>
+        <w:rFonts w:ascii="Wingdings" w:hAnsi="Wingdings" w:hint="default"/>
       </w:rPr>
     </w:lvl>
     <w:lvl w:ilvl="3" w:tplc="040A0001" w:tentative="1">
@@ -6932,7 +6849,7 @@
         <w:ind w:left="2520" w:hanging="360"/>
       </w:pPr>
       <w:rPr>
-        <w:rFonts w:hint="default" w:ascii="Symbol" w:hAnsi="Symbol"/>
+        <w:rFonts w:ascii="Symbol" w:hAnsi="Symbol" w:hint="default"/>
       </w:rPr>
     </w:lvl>
     <w:lvl w:ilvl="4" w:tplc="040A0003" w:tentative="1">
@@ -6947,7 +6864,7 @@
         <w:ind w:left="3240" w:hanging="360"/>
       </w:pPr>
       <w:rPr>
-        <w:rFonts w:hint="default" w:ascii="Courier New" w:hAnsi="Courier New" w:cs="Courier New"/>
+        <w:rFonts w:ascii="Courier New" w:hAnsi="Courier New" w:cs="Courier New" w:hint="default"/>
       </w:rPr>
     </w:lvl>
     <w:lvl w:ilvl="5" w:tplc="040A0005" w:tentative="1">
@@ -6962,7 +6879,7 @@
         <w:ind w:left="3960" w:hanging="360"/>
       </w:pPr>
       <w:rPr>
-        <w:rFonts w:hint="default" w:ascii="Wingdings" w:hAnsi="Wingdings"/>
+        <w:rFonts w:ascii="Wingdings" w:hAnsi="Wingdings" w:hint="default"/>
       </w:rPr>
     </w:lvl>
     <w:lvl w:ilvl="6" w:tplc="040A0001" w:tentative="1">
@@ -6977,7 +6894,7 @@
         <w:ind w:left="4680" w:hanging="360"/>
       </w:pPr>
       <w:rPr>
-        <w:rFonts w:hint="default" w:ascii="Symbol" w:hAnsi="Symbol"/>
+        <w:rFonts w:ascii="Symbol" w:hAnsi="Symbol" w:hint="default"/>
       </w:rPr>
     </w:lvl>
     <w:lvl w:ilvl="7" w:tplc="040A0003" w:tentative="1">
@@ -6992,7 +6909,7 @@
         <w:ind w:left="5400" w:hanging="360"/>
       </w:pPr>
       <w:rPr>
-        <w:rFonts w:hint="default" w:ascii="Courier New" w:hAnsi="Courier New" w:cs="Courier New"/>
+        <w:rFonts w:ascii="Courier New" w:hAnsi="Courier New" w:cs="Courier New" w:hint="default"/>
       </w:rPr>
     </w:lvl>
     <w:lvl w:ilvl="8" w:tplc="040A0005" w:tentative="1">
@@ -7007,11 +6924,11 @@
         <w:ind w:left="6120" w:hanging="360"/>
       </w:pPr>
       <w:rPr>
-        <w:rFonts w:hint="default" w:ascii="Wingdings" w:hAnsi="Wingdings"/>
+        <w:rFonts w:ascii="Wingdings" w:hAnsi="Wingdings" w:hint="default"/>
       </w:rPr>
     </w:lvl>
   </w:abstractNum>
-  <w:abstractNum w:abstractNumId="13" w15:restartNumberingAfterBreak="0">
+  <w:abstractNum w:abstractNumId="14" w15:restartNumberingAfterBreak="0">
     <w:nsid w:val="51B142BD"/>
     <w:multiLevelType w:val="hybridMultilevel"/>
     <w:tmpl w:val="36387FDA"/>
@@ -7027,7 +6944,7 @@
         <w:ind w:left="360" w:hanging="360"/>
       </w:pPr>
       <w:rPr>
-        <w:rFonts w:hint="default" w:ascii="Symbol" w:hAnsi="Symbol"/>
+        <w:rFonts w:ascii="Symbol" w:hAnsi="Symbol" w:hint="default"/>
       </w:rPr>
     </w:lvl>
     <w:lvl w:ilvl="1" w:tplc="0409000F">
@@ -7072,7 +6989,7 @@
         <w:ind w:left="2520" w:hanging="360"/>
       </w:pPr>
       <w:rPr>
-        <w:rFonts w:hint="default" w:ascii="Symbol" w:hAnsi="Symbol"/>
+        <w:rFonts w:ascii="Symbol" w:hAnsi="Symbol" w:hint="default"/>
       </w:rPr>
     </w:lvl>
     <w:lvl w:ilvl="4" w:tplc="FFFFFFFF" w:tentative="1">
@@ -7087,7 +7004,7 @@
         <w:ind w:left="3240" w:hanging="360"/>
       </w:pPr>
       <w:rPr>
-        <w:rFonts w:hint="default" w:ascii="Courier New" w:hAnsi="Courier New"/>
+        <w:rFonts w:ascii="Courier New" w:hAnsi="Courier New" w:hint="default"/>
       </w:rPr>
     </w:lvl>
     <w:lvl w:ilvl="5" w:tplc="FFFFFFFF" w:tentative="1">
@@ -7102,7 +7019,7 @@
         <w:ind w:left="3960" w:hanging="360"/>
       </w:pPr>
       <w:rPr>
-        <w:rFonts w:hint="default" w:ascii="Wingdings" w:hAnsi="Wingdings"/>
+        <w:rFonts w:ascii="Wingdings" w:hAnsi="Wingdings" w:hint="default"/>
       </w:rPr>
     </w:lvl>
     <w:lvl w:ilvl="6" w:tplc="FFFFFFFF" w:tentative="1">
@@ -7117,7 +7034,7 @@
         <w:ind w:left="4680" w:hanging="360"/>
       </w:pPr>
       <w:rPr>
-        <w:rFonts w:hint="default" w:ascii="Symbol" w:hAnsi="Symbol"/>
+        <w:rFonts w:ascii="Symbol" w:hAnsi="Symbol" w:hint="default"/>
       </w:rPr>
     </w:lvl>
     <w:lvl w:ilvl="7" w:tplc="FFFFFFFF" w:tentative="1">
@@ -7132,7 +7049,7 @@
         <w:ind w:left="5400" w:hanging="360"/>
       </w:pPr>
       <w:rPr>
-        <w:rFonts w:hint="default" w:ascii="Courier New" w:hAnsi="Courier New"/>
+        <w:rFonts w:ascii="Courier New" w:hAnsi="Courier New" w:hint="default"/>
       </w:rPr>
     </w:lvl>
     <w:lvl w:ilvl="8" w:tplc="FFFFFFFF" w:tentative="1">
@@ -7147,11 +7064,11 @@
         <w:ind w:left="6120" w:hanging="360"/>
       </w:pPr>
       <w:rPr>
-        <w:rFonts w:hint="default" w:ascii="Wingdings" w:hAnsi="Wingdings"/>
+        <w:rFonts w:ascii="Wingdings" w:hAnsi="Wingdings" w:hint="default"/>
       </w:rPr>
     </w:lvl>
   </w:abstractNum>
-  <w:abstractNum w:abstractNumId="14" w15:restartNumberingAfterBreak="0">
+  <w:abstractNum w:abstractNumId="15" w15:restartNumberingAfterBreak="0">
     <w:nsid w:val="5B9A67BE"/>
     <w:multiLevelType w:val="hybridMultilevel"/>
     <w:tmpl w:val="1D12A364"/>
@@ -7264,7 +7181,7 @@
       </w:pPr>
     </w:lvl>
   </w:abstractNum>
-  <w:abstractNum w:abstractNumId="15" w15:restartNumberingAfterBreak="0">
+  <w:abstractNum w:abstractNumId="16" w15:restartNumberingAfterBreak="0">
     <w:nsid w:val="60B672E8"/>
     <w:multiLevelType w:val="hybridMultilevel"/>
     <w:tmpl w:val="DB1684F4"/>
@@ -7280,7 +7197,7 @@
         <w:ind w:left="360" w:hanging="360"/>
       </w:pPr>
       <w:rPr>
-        <w:rFonts w:hint="default" w:ascii="Symbol" w:hAnsi="Symbol"/>
+        <w:rFonts w:ascii="Symbol" w:hAnsi="Symbol" w:hint="default"/>
         <w:b/>
         <w:i w:val="0"/>
       </w:rPr>
@@ -7382,7 +7299,7 @@
       </w:pPr>
     </w:lvl>
   </w:abstractNum>
-  <w:abstractNum w:abstractNumId="16" w15:restartNumberingAfterBreak="0">
+  <w:abstractNum w:abstractNumId="17" w15:restartNumberingAfterBreak="0">
     <w:nsid w:val="657C0689"/>
     <w:multiLevelType w:val="multilevel"/>
     <w:tmpl w:val="4EFA3DE8"/>
@@ -7505,7 +7422,7 @@
       </w:pPr>
     </w:lvl>
   </w:abstractNum>
-  <w:abstractNum w:abstractNumId="17" w15:restartNumberingAfterBreak="0">
+  <w:abstractNum w:abstractNumId="18" w15:restartNumberingAfterBreak="0">
     <w:nsid w:val="6C565B05"/>
     <w:multiLevelType w:val="hybridMultilevel"/>
     <w:tmpl w:val="1E38AA8A"/>
@@ -7618,7 +7535,7 @@
       </w:pPr>
     </w:lvl>
   </w:abstractNum>
-  <w:abstractNum w:abstractNumId="18" w15:restartNumberingAfterBreak="0">
+  <w:abstractNum w:abstractNumId="19" w15:restartNumberingAfterBreak="0">
     <w:nsid w:val="7D1439B8"/>
     <w:multiLevelType w:val="hybridMultilevel"/>
     <w:tmpl w:val="33FE160C"/>
@@ -7631,7 +7548,7 @@
         <w:ind w:left="720" w:hanging="360"/>
       </w:pPr>
       <w:rPr>
-        <w:rFonts w:hint="default" w:ascii="Wingdings" w:hAnsi="Wingdings"/>
+        <w:rFonts w:ascii="Wingdings" w:hAnsi="Wingdings" w:hint="default"/>
       </w:rPr>
     </w:lvl>
     <w:lvl w:ilvl="1" w:tplc="280A0003" w:tentative="1">
@@ -7643,7 +7560,7 @@
         <w:ind w:left="1440" w:hanging="360"/>
       </w:pPr>
       <w:rPr>
-        <w:rFonts w:hint="default" w:ascii="Courier New" w:hAnsi="Courier New" w:cs="Courier New"/>
+        <w:rFonts w:ascii="Courier New" w:hAnsi="Courier New" w:cs="Courier New" w:hint="default"/>
       </w:rPr>
     </w:lvl>
     <w:lvl w:ilvl="2" w:tplc="280A0005" w:tentative="1">
@@ -7655,7 +7572,7 @@
         <w:ind w:left="2160" w:hanging="360"/>
       </w:pPr>
       <w:rPr>
-        <w:rFonts w:hint="default" w:ascii="Wingdings" w:hAnsi="Wingdings"/>
+        <w:rFonts w:ascii="Wingdings" w:hAnsi="Wingdings" w:hint="default"/>
       </w:rPr>
     </w:lvl>
     <w:lvl w:ilvl="3" w:tplc="280A0001" w:tentative="1">
@@ -7667,7 +7584,7 @@
         <w:ind w:left="2880" w:hanging="360"/>
       </w:pPr>
       <w:rPr>
-        <w:rFonts w:hint="default" w:ascii="Symbol" w:hAnsi="Symbol"/>
+        <w:rFonts w:ascii="Symbol" w:hAnsi="Symbol" w:hint="default"/>
       </w:rPr>
     </w:lvl>
     <w:lvl w:ilvl="4" w:tplc="280A0003" w:tentative="1">
@@ -7679,7 +7596,7 @@
         <w:ind w:left="3600" w:hanging="360"/>
       </w:pPr>
       <w:rPr>
-        <w:rFonts w:hint="default" w:ascii="Courier New" w:hAnsi="Courier New" w:cs="Courier New"/>
+        <w:rFonts w:ascii="Courier New" w:hAnsi="Courier New" w:cs="Courier New" w:hint="default"/>
       </w:rPr>
     </w:lvl>
     <w:lvl w:ilvl="5" w:tplc="280A0005" w:tentative="1">
@@ -7691,7 +7608,7 @@
         <w:ind w:left="4320" w:hanging="360"/>
       </w:pPr>
       <w:rPr>
-        <w:rFonts w:hint="default" w:ascii="Wingdings" w:hAnsi="Wingdings"/>
+        <w:rFonts w:ascii="Wingdings" w:hAnsi="Wingdings" w:hint="default"/>
       </w:rPr>
     </w:lvl>
     <w:lvl w:ilvl="6" w:tplc="280A0001" w:tentative="1">
@@ -7703,7 +7620,7 @@
         <w:ind w:left="5040" w:hanging="360"/>
       </w:pPr>
       <w:rPr>
-        <w:rFonts w:hint="default" w:ascii="Symbol" w:hAnsi="Symbol"/>
+        <w:rFonts w:ascii="Symbol" w:hAnsi="Symbol" w:hint="default"/>
       </w:rPr>
     </w:lvl>
     <w:lvl w:ilvl="7" w:tplc="280A0003" w:tentative="1">
@@ -7715,7 +7632,7 @@
         <w:ind w:left="5760" w:hanging="360"/>
       </w:pPr>
       <w:rPr>
-        <w:rFonts w:hint="default" w:ascii="Courier New" w:hAnsi="Courier New" w:cs="Courier New"/>
+        <w:rFonts w:ascii="Courier New" w:hAnsi="Courier New" w:cs="Courier New" w:hint="default"/>
       </w:rPr>
     </w:lvl>
     <w:lvl w:ilvl="8" w:tplc="280A0005" w:tentative="1">
@@ -7727,66 +7644,66 @@
         <w:ind w:left="6480" w:hanging="360"/>
       </w:pPr>
       <w:rPr>
-        <w:rFonts w:hint="default" w:ascii="Wingdings" w:hAnsi="Wingdings"/>
+        <w:rFonts w:ascii="Wingdings" w:hAnsi="Wingdings" w:hint="default"/>
       </w:rPr>
     </w:lvl>
   </w:abstractNum>
-  <w:num w:numId="23">
+  <w:num w:numId="1">
+    <w:abstractNumId w:val="9"/>
+  </w:num>
+  <w:num w:numId="2">
+    <w:abstractNumId w:val="5"/>
+  </w:num>
+  <w:num w:numId="3">
+    <w:abstractNumId w:val="3"/>
+  </w:num>
+  <w:num w:numId="4">
+    <w:abstractNumId w:val="5"/>
+  </w:num>
+  <w:num w:numId="5">
+    <w:abstractNumId w:val="18"/>
+  </w:num>
+  <w:num w:numId="6">
+    <w:abstractNumId w:val="0"/>
+  </w:num>
+  <w:num w:numId="7">
+    <w:abstractNumId w:val="2"/>
+  </w:num>
+  <w:num w:numId="8">
+    <w:abstractNumId w:val="4"/>
+  </w:num>
+  <w:num w:numId="9">
+    <w:abstractNumId w:val="16"/>
+  </w:num>
+  <w:num w:numId="10">
+    <w:abstractNumId w:val="17"/>
+  </w:num>
+  <w:num w:numId="11">
+    <w:abstractNumId w:val="15"/>
+  </w:num>
+  <w:num w:numId="12">
+    <w:abstractNumId w:val="8"/>
+  </w:num>
+  <w:num w:numId="13">
+    <w:abstractNumId w:val="10"/>
+  </w:num>
+  <w:num w:numId="14">
+    <w:abstractNumId w:val="13"/>
+  </w:num>
+  <w:num w:numId="15">
     <w:abstractNumId w:val="19"/>
   </w:num>
-  <w:num w:numId="1" w16cid:durableId="979653059">
-    <w:abstractNumId w:val="5"/>
+  <w:num w:numId="16">
+    <w:abstractNumId w:val="1"/>
   </w:num>
-  <w:num w:numId="2" w16cid:durableId="225379380">
-    <w:abstractNumId w:val="3"/>
-  </w:num>
-  <w:num w:numId="3" w16cid:durableId="284774783">
-    <w:abstractNumId w:val="5"/>
-  </w:num>
-  <w:num w:numId="4" w16cid:durableId="93407030">
-    <w:abstractNumId w:val="17"/>
-  </w:num>
-  <w:num w:numId="5" w16cid:durableId="1613051050">
-    <w:abstractNumId w:val="0"/>
-  </w:num>
-  <w:num w:numId="6" w16cid:durableId="4869687">
-    <w:abstractNumId w:val="2"/>
-  </w:num>
-  <w:num w:numId="7" w16cid:durableId="2080007995">
-    <w:abstractNumId w:val="4"/>
-  </w:num>
-  <w:num w:numId="8" w16cid:durableId="400759542">
-    <w:abstractNumId w:val="15"/>
-  </w:num>
-  <w:num w:numId="9" w16cid:durableId="603422443">
-    <w:abstractNumId w:val="16"/>
-  </w:num>
-  <w:num w:numId="10" w16cid:durableId="1994603491">
+  <w:num w:numId="17">
     <w:abstractNumId w:val="14"/>
   </w:num>
-  <w:num w:numId="11" w16cid:durableId="1231304627">
-    <w:abstractNumId w:val="8"/>
-  </w:num>
-  <w:num w:numId="12" w16cid:durableId="2099132290">
-    <w:abstractNumId w:val="9"/>
-  </w:num>
-  <w:num w:numId="13" w16cid:durableId="454104212">
-    <w:abstractNumId w:val="12"/>
-  </w:num>
-  <w:num w:numId="14" w16cid:durableId="11928758">
-    <w:abstractNumId w:val="18"/>
-  </w:num>
-  <w:num w:numId="15" w16cid:durableId="1629161329">
+  <w:num w:numId="18">
     <w:abstractNumId w:val="1"/>
   </w:num>
-  <w:num w:numId="16" w16cid:durableId="1009454253">
-    <w:abstractNumId w:val="13"/>
-  </w:num>
-  <w:num w:numId="17" w16cid:durableId="410469549">
-    <w:abstractNumId w:val="1"/>
-  </w:num>
-  <w:num w:numId="18" w16cid:durableId="435444551">
-    <w:abstractNumId w:val="13"/>
+  <w:num w:numId="19">
+    <w:abstractNumId w:val="14"/>
     <w:lvlOverride w:ilvl="0"/>
     <w:lvlOverride w:ilvl="1">
       <w:startOverride w:val="1"/>
@@ -7801,27 +7718,27 @@
     <w:lvlOverride w:ilvl="7"/>
     <w:lvlOverride w:ilvl="8"/>
   </w:num>
-  <w:num w:numId="19" w16cid:durableId="1405765255">
+  <w:num w:numId="20">
+    <w:abstractNumId w:val="12"/>
+  </w:num>
+  <w:num w:numId="21">
+    <w:abstractNumId w:val="6"/>
+  </w:num>
+  <w:num w:numId="22">
     <w:abstractNumId w:val="11"/>
   </w:num>
-  <w:num w:numId="20" w16cid:durableId="774979025">
-    <w:abstractNumId w:val="6"/>
-  </w:num>
-  <w:num w:numId="21" w16cid:durableId="268508132">
-    <w:abstractNumId w:val="10"/>
-  </w:num>
-  <w:num w:numId="22" w16cid:durableId="1513838064">
+  <w:num w:numId="23">
     <w:abstractNumId w:val="7"/>
   </w:num>
 </w:numbering>
 </file>
 
 <file path=word/styles.xml><?xml version="1.0" encoding="utf-8"?>
-<w:styles xmlns:wp14="http://schemas.microsoft.com/office/word/2010/wordprocessingDrawing" xmlns:mc="http://schemas.openxmlformats.org/markup-compatibility/2006" xmlns:r="http://schemas.openxmlformats.org/officeDocument/2006/relationships" xmlns:w="http://schemas.openxmlformats.org/wordprocessingml/2006/main" xmlns:w14="http://schemas.microsoft.com/office/word/2010/wordml" xmlns:w15="http://schemas.microsoft.com/office/word/2012/wordml" xmlns:w16cex="http://schemas.microsoft.com/office/word/2018/wordml/cex" xmlns:w16cid="http://schemas.microsoft.com/office/word/2016/wordml/cid" xmlns:w16="http://schemas.microsoft.com/office/word/2018/wordml" xmlns:w16du="http://schemas.microsoft.com/office/word/2023/wordml/word16du" xmlns:w16sdtdh="http://schemas.microsoft.com/office/word/2020/wordml/sdtdatahash" xmlns:w16sdtfl="http://schemas.microsoft.com/office/word/2024/wordml/sdtformatlock" xmlns:w16se="http://schemas.microsoft.com/office/word/2015/wordml/symex" mc:Ignorable="w14 w15 w16se w16cid w16 w16cex w16sdtdh w16sdtfl w16du wp14">
+<w:styles xmlns:mc="http://schemas.openxmlformats.org/markup-compatibility/2006" xmlns:r="http://schemas.openxmlformats.org/officeDocument/2006/relationships" xmlns:w="http://schemas.openxmlformats.org/wordprocessingml/2006/main" xmlns:w14="http://schemas.microsoft.com/office/word/2010/wordml" xmlns:w15="http://schemas.microsoft.com/office/word/2012/wordml" xmlns:w16cex="http://schemas.microsoft.com/office/word/2018/wordml/cex" xmlns:w16cid="http://schemas.microsoft.com/office/word/2016/wordml/cid" xmlns:w16="http://schemas.microsoft.com/office/word/2018/wordml" xmlns:w16sdtdh="http://schemas.microsoft.com/office/word/2020/wordml/sdtdatahash" xmlns:w16se="http://schemas.microsoft.com/office/word/2015/wordml/symex" mc:Ignorable="w14 w15 w16se w16cid w16 w16cex w16sdtdh">
   <w:docDefaults>
     <w:rPrDefault>
       <w:rPr>
-        <w:rFonts w:ascii="Times New Roman" w:hAnsi="Times New Roman" w:eastAsia="Times New Roman" w:cs="Times New Roman"/>
+        <w:rFonts w:ascii="Times New Roman" w:eastAsia="Times New Roman" w:hAnsi="Times New Roman" w:cs="Times New Roman"/>
         <w:lang w:val="es-PE" w:eastAsia="es-PE" w:bidi="ar-SA"/>
       </w:rPr>
     </w:rPrDefault>
@@ -7898,7 +7815,7 @@
     <w:lsdException w:name="Balloon Text" w:semiHidden="1" w:unhideWhenUsed="1"/>
     <w:lsdException w:name="Table Grid" w:uiPriority="59"/>
     <w:lsdException w:name="Table Theme" w:semiHidden="1" w:unhideWhenUsed="1"/>
-    <w:lsdException w:name="Placeholder Text" w:uiPriority="99" w:semiHidden="1"/>
+    <w:lsdException w:name="Placeholder Text" w:semiHidden="1" w:uiPriority="99"/>
     <w:lsdException w:name="No Spacing" w:uiPriority="1" w:qFormat="1"/>
     <w:lsdException w:name="Light Shading" w:uiPriority="60"/>
     <w:lsdException w:name="Light List" w:uiPriority="61"/>
@@ -7920,7 +7837,7 @@
     <w:lsdException w:name="Medium Shading 1 Accent 1" w:uiPriority="63"/>
     <w:lsdException w:name="Medium Shading 2 Accent 1" w:uiPriority="64"/>
     <w:lsdException w:name="Medium List 1 Accent 1" w:uiPriority="65"/>
-    <w:lsdException w:name="Revision" w:uiPriority="99" w:semiHidden="1"/>
+    <w:lsdException w:name="Revision" w:semiHidden="1" w:uiPriority="99"/>
     <w:lsdException w:name="List Paragraph" w:uiPriority="34" w:qFormat="1"/>
     <w:lsdException w:name="Quote" w:uiPriority="29" w:qFormat="1"/>
     <w:lsdException w:name="Intense Quote" w:uiPriority="30" w:qFormat="1"/>
@@ -8007,8 +7924,8 @@
     <w:lsdException w:name="Subtle Reference" w:uiPriority="31" w:qFormat="1"/>
     <w:lsdException w:name="Intense Reference" w:uiPriority="32" w:qFormat="1"/>
     <w:lsdException w:name="Book Title" w:uiPriority="33" w:qFormat="1"/>
-    <w:lsdException w:name="Bibliography" w:uiPriority="37" w:semiHidden="1" w:unhideWhenUsed="1"/>
-    <w:lsdException w:name="TOC Heading" w:uiPriority="39" w:semiHidden="1" w:unhideWhenUsed="1" w:qFormat="1"/>
+    <w:lsdException w:name="Bibliography" w:semiHidden="1" w:uiPriority="37" w:unhideWhenUsed="1"/>
+    <w:lsdException w:name="TOC Heading" w:semiHidden="1" w:uiPriority="39" w:unhideWhenUsed="1" w:qFormat="1"/>
     <w:lsdException w:name="Plain Table 1" w:uiPriority="41"/>
     <w:lsdException w:name="Plain Table 2" w:uiPriority="42"/>
     <w:lsdException w:name="Plain Table 3" w:uiPriority="43"/>
@@ -8113,13 +8030,13 @@
     <w:lsdException w:name="List Table 5 Dark Accent 6" w:uiPriority="50"/>
     <w:lsdException w:name="List Table 6 Colorful Accent 6" w:uiPriority="51"/>
     <w:lsdException w:name="List Table 7 Colorful Accent 6" w:uiPriority="52"/>
-    <w:lsdException w:name="Mention" w:uiPriority="99" w:semiHidden="1" w:unhideWhenUsed="1"/>
-    <w:lsdException w:name="Smart Hyperlink" w:uiPriority="99" w:semiHidden="1" w:unhideWhenUsed="1"/>
-    <w:lsdException w:name="Hashtag" w:uiPriority="99" w:semiHidden="1" w:unhideWhenUsed="1"/>
-    <w:lsdException w:name="Unresolved Mention" w:uiPriority="99" w:semiHidden="1" w:unhideWhenUsed="1"/>
-    <w:lsdException w:name="Smart Link" w:uiPriority="99" w:semiHidden="1" w:unhideWhenUsed="1"/>
+    <w:lsdException w:name="Mention" w:semiHidden="1" w:uiPriority="99" w:unhideWhenUsed="1"/>
+    <w:lsdException w:name="Smart Hyperlink" w:semiHidden="1" w:uiPriority="99" w:unhideWhenUsed="1"/>
+    <w:lsdException w:name="Hashtag" w:semiHidden="1" w:uiPriority="99" w:unhideWhenUsed="1"/>
+    <w:lsdException w:name="Unresolved Mention" w:semiHidden="1" w:uiPriority="99" w:unhideWhenUsed="1"/>
+    <w:lsdException w:name="Smart Link" w:semiHidden="1" w:uiPriority="99" w:unhideWhenUsed="1"/>
   </w:latentStyles>
-  <w:style w:type="paragraph" w:styleId="Normal" w:default="1">
+  <w:style w:type="paragraph" w:default="1" w:styleId="Normal">
     <w:name w:val="Normal"/>
     <w:qFormat/>
     <w:rPr>
@@ -8163,13 +8080,13 @@
       <w:szCs w:val="26"/>
     </w:rPr>
   </w:style>
-  <w:style w:type="character" w:styleId="Fuentedeprrafopredeter" w:default="1">
+  <w:style w:type="character" w:default="1" w:styleId="Fuentedeprrafopredeter">
     <w:name w:val="Default Paragraph Font"/>
     <w:uiPriority w:val="1"/>
     <w:semiHidden/>
     <w:unhideWhenUsed/>
   </w:style>
-  <w:style w:type="table" w:styleId="Tablanormal" w:default="1">
+  <w:style w:type="table" w:default="1" w:styleId="Tablanormal">
     <w:name w:val="Normal Table"/>
     <w:uiPriority w:val="99"/>
     <w:semiHidden/>
@@ -8184,7 +8101,7 @@
       </w:tblCellMar>
     </w:tblPr>
   </w:style>
-  <w:style w:type="numbering" w:styleId="Sinlista" w:default="1">
+  <w:style w:type="numbering" w:default="1" w:styleId="Sinlista">
     <w:name w:val="No List"/>
     <w:uiPriority w:val="99"/>
     <w:semiHidden/>
@@ -8198,7 +8115,7 @@
       <w:sz w:val="22"/>
     </w:rPr>
   </w:style>
-  <w:style w:type="paragraph" w:styleId="Default" w:customStyle="1">
+  <w:style w:type="paragraph" w:customStyle="1" w:styleId="Default">
     <w:name w:val="Default"/>
     <w:rsid w:val="00A223C2"/>
     <w:pPr>
@@ -8213,7 +8130,7 @@
       <w:szCs w:val="24"/>
     </w:rPr>
   </w:style>
-  <w:style w:type="character" w:styleId="Fuerte">
+  <w:style w:type="character" w:styleId="Textoennegrita">
     <w:name w:val="Strong"/>
     <w:qFormat/>
     <w:rsid w:val="003116BD"/>
@@ -8249,23 +8166,23 @@
       <w:szCs w:val="24"/>
     </w:rPr>
   </w:style>
-  <w:style w:type="character" w:styleId="SubttuloCar" w:customStyle="1">
+  <w:style w:type="character" w:customStyle="1" w:styleId="SubttuloCar">
     <w:name w:val="Subtítulo Car"/>
     <w:link w:val="Subttulo"/>
     <w:rsid w:val="003116BD"/>
     <w:rPr>
-      <w:rFonts w:ascii="Cambria" w:hAnsi="Cambria" w:eastAsia="Times New Roman" w:cs="Times New Roman"/>
+      <w:rFonts w:ascii="Cambria" w:eastAsia="Times New Roman" w:hAnsi="Cambria" w:cs="Times New Roman"/>
       <w:sz w:val="24"/>
       <w:szCs w:val="24"/>
     </w:rPr>
   </w:style>
-  <w:style w:type="character" w:styleId="Ttulo3Car" w:customStyle="1">
+  <w:style w:type="character" w:customStyle="1" w:styleId="Ttulo3Car">
     <w:name w:val="Título 3 Car"/>
     <w:link w:val="Ttulo3"/>
     <w:semiHidden/>
     <w:rsid w:val="00640CFD"/>
     <w:rPr>
-      <w:rFonts w:ascii="Calibri Light" w:hAnsi="Calibri Light" w:eastAsia="Times New Roman" w:cs="Times New Roman"/>
+      <w:rFonts w:ascii="Calibri Light" w:eastAsia="Times New Roman" w:hAnsi="Calibri Light" w:cs="Times New Roman"/>
       <w:b/>
       <w:bCs/>
       <w:sz w:val="26"/>
@@ -8285,7 +8202,7 @@
       </w:tabs>
     </w:pPr>
   </w:style>
-  <w:style w:type="character" w:styleId="EncabezadoCar" w:customStyle="1">
+  <w:style w:type="character" w:customStyle="1" w:styleId="EncabezadoCar">
     <w:name w:val="Encabezado Car"/>
     <w:link w:val="Encabezado"/>
     <w:rsid w:val="00651B28"/>
@@ -8306,7 +8223,7 @@
       </w:tabs>
     </w:pPr>
   </w:style>
-  <w:style w:type="character" w:styleId="PiedepginaCar" w:customStyle="1">
+  <w:style w:type="character" w:customStyle="1" w:styleId="PiedepginaCar">
     <w:name w:val="Pie de página Car"/>
     <w:link w:val="Piedepgina"/>
     <w:uiPriority w:val="99"/>
@@ -8336,19 +8253,19 @@
     <w:uiPriority w:val="59"/>
     <w:rsid w:val="00AA06B3"/>
     <w:rPr>
-      <w:rFonts w:asciiTheme="minorHAnsi" w:hAnsiTheme="minorHAnsi" w:eastAsiaTheme="minorHAnsi" w:cstheme="minorBidi"/>
+      <w:rFonts w:asciiTheme="minorHAnsi" w:eastAsiaTheme="minorHAnsi" w:hAnsiTheme="minorHAnsi" w:cstheme="minorBidi"/>
       <w:sz w:val="22"/>
       <w:szCs w:val="22"/>
       <w:lang w:eastAsia="en-US"/>
     </w:rPr>
     <w:tblPr>
       <w:tblBorders>
-        <w:top w:val="single" w:color="auto" w:sz="4" w:space="0"/>
-        <w:left w:val="single" w:color="auto" w:sz="4" w:space="0"/>
-        <w:bottom w:val="single" w:color="auto" w:sz="4" w:space="0"/>
-        <w:right w:val="single" w:color="auto" w:sz="4" w:space="0"/>
-        <w:insideH w:val="single" w:color="auto" w:sz="4" w:space="0"/>
-        <w:insideV w:val="single" w:color="auto" w:sz="4" w:space="0"/>
+        <w:top w:val="single" w:sz="4" w:space="0" w:color="auto"/>
+        <w:left w:val="single" w:sz="4" w:space="0" w:color="auto"/>
+        <w:bottom w:val="single" w:sz="4" w:space="0" w:color="auto"/>
+        <w:right w:val="single" w:sz="4" w:space="0" w:color="auto"/>
+        <w:insideH w:val="single" w:sz="4" w:space="0" w:color="auto"/>
+        <w:insideV w:val="single" w:sz="4" w:space="0" w:color="auto"/>
       </w:tblBorders>
     </w:tblPr>
   </w:style>
@@ -8363,7 +8280,7 @@
       <w:szCs w:val="18"/>
     </w:rPr>
   </w:style>
-  <w:style w:type="character" w:styleId="TextodegloboCar" w:customStyle="1">
+  <w:style w:type="character" w:customStyle="1" w:styleId="TextodegloboCar">
     <w:name w:val="Texto de globo Car"/>
     <w:basedOn w:val="Fuentedeprrafopredeter"/>
     <w:link w:val="Textodeglobo"/>
@@ -8379,7 +8296,7 @@
 </file>
 
 <file path=word/theme/theme1.xml><?xml version="1.0" encoding="utf-8"?>
-<a:theme xmlns:a="http://schemas.openxmlformats.org/drawingml/2006/main" xmlns:thm15="http://schemas.microsoft.com/office/thememl/2012/main" name="Tema de Office">
+<a:theme xmlns:a="http://schemas.openxmlformats.org/drawingml/2006/main" name="Tema de Office">
   <a:themeElements>
     <a:clrScheme name="Office">
       <a:dk1>
